--- a/output/Программа_комплексных_испытаний_СПЗ_ЛЛК_Ворсино.docx
+++ b/output/Программа_комплексных_испытаний_СПЗ_ЛЛК_Ворсино.docx
@@ -227,7 +227,7 @@
           <w:sz w:val="36"/>
           <w:szCs w:val="36"/>
         </w:rPr>
-        <w:t xml:space="preserve">ПРОГРАММА И МЕТОДИКА</w:t>
+        <w:t xml:space="preserve">ПРОГРАММА</w:t>
       </w:r>
     </w:p>
     <w:p>
@@ -244,7 +244,7 @@
           <w:sz w:val="32"/>
           <w:szCs w:val="32"/>
         </w:rPr>
-        <w:t xml:space="preserve">КОМПЛЕКСНЫХ ИСПЫТАНИЙ СИСТЕМ И СРЕДСТВ</w:t>
+        <w:t xml:space="preserve">КОМПЛЕКСНЫХ ИСПЫТАНИЙ СИСТЕМ</w:t>
       </w:r>
     </w:p>
     <w:p>
@@ -338,7 +338,7 @@
           <w:sz w:val="24"/>
           <w:szCs w:val="24"/>
         </w:rPr>
-        <w:t xml:space="preserve">Редакция 2 от 15.10.2026 (на основе редакции от 14.10.2026)</w:t>
+        <w:t xml:space="preserve">Редакция 3 от 15.10.2026 (с учётом замечаний заказчика)</w:t>
       </w:r>
     </w:p>
     <w:tbl>
@@ -571,7 +571,7 @@
         <w:rPr>
           <w:rFonts w:ascii="Times New Roman" w:cs="Times New Roman" w:eastAsia="Times New Roman" w:hAnsi="Times New Roman"/>
         </w:rPr>
-        <w:t xml:space="preserve">Настоящая программа и методика (далее – Программа) устанавливает объём, последовательность, методы и критерии оценки комплексных испытаний систем и средств противопожарной защиты (далее – СПЗ) объекта «Завод по производству, хранению, отгрузке смазочных материалов» филиала ООО «ЛЛК-Интернешнл» в с. Ворсино (Калужская область, Боровский район, Северная промышленная зона, с. Ворсино, владение 8).</w:t>
+        <w:t xml:space="preserve">Настоящая программа комплексных испытаний систем противопожарной защиты (далее – Программа) устанавливает объём, последовательность, методы и критерии оценки комплексных испытаний систем и средств противопожарной защиты (далее – СПЗ) объекта «Завод по производству, хранению, отгрузке смазочных материалов» филиала ООО «ЛЛК-Интернешнл» в с. Ворсино (Калужская область, Боровский район, Северная промышленная зона, с. Ворсино, владение 8).</w:t>
       </w:r>
     </w:p>
     <w:p>
@@ -705,7 +705,7 @@
         <w:rPr>
           <w:rFonts w:ascii="Times New Roman" w:cs="Times New Roman" w:eastAsia="Times New Roman" w:hAnsi="Times New Roman"/>
         </w:rPr>
-        <w:t xml:space="preserve">Данные, не известные на дату разработки Программы, выделены в тексте квадратными скобками и подлежат заполнению до начала испытаний по исходным данным, перечисленным в приложении Д.</w:t>
+        <w:t xml:space="preserve">Данные, не известные на дату разработки Программы, выделены в тексте квадратными скобками и подлежат заполнению до начала испытаний по исходным данным, перечисленным в приложении Ж.</w:t>
       </w:r>
     </w:p>
     <w:p>
@@ -4378,7 +4378,7 @@
         <w:rPr>
           <w:rFonts w:ascii="Times New Roman" w:cs="Times New Roman" w:eastAsia="Times New Roman" w:hAnsi="Times New Roman"/>
         </w:rPr>
-        <w:t xml:space="preserve">При отсутствии исходного документа соответствующую проверку выполняют в объёме фактического состояния, а в графе результата указывают «не оценено: нет проектного значения». Перечень недостающих данных приведён в приложении Д.</w:t>
+        <w:t xml:space="preserve">При отсутствии исходного документа соответствующую проверку выполняют в объёме фактического состояния, а в графе результата указывают «не оценено: нет проектного значения». Перечень недостающих данных приведён в приложении Ж.</w:t>
       </w:r>
     </w:p>
     <w:p>
@@ -18116,7 +18116,7 @@
         <w:rPr>
           <w:rFonts w:ascii="Times New Roman" w:cs="Times New Roman" w:eastAsia="Times New Roman" w:hAnsi="Times New Roman"/>
         </w:rPr>
-        <w:t xml:space="preserve">На каждое действие делают запись в журнале проверок (приложение В): дата, система, проектное обозначение, зона или адрес, способ воздействия, требуемое значение со ссылкой на проект или пункт СТУ, фактический результат, время реакции, СИ, исполнитель и свидетель. Фотографии, распечатки журнала событий, логи, схемы контрольных точек прилагают к актам.</w:t>
+        <w:t xml:space="preserve">На каждое действие делают запись в журнале проверок (приложение В): дата, система, проектное обозначение, зона или адрес, способ воздействия, требование (нормативный документ, проект или пункт СТУ), референсное значение, фактическое значение, время реакции, СИ, исполнитель и свидетель. Фотографии, распечатки журнала событий, логи, схемы контрольных точек прилагают к актам.</w:t>
       </w:r>
     </w:p>
     <w:p>
@@ -18181,7 +18181,41 @@
         <w:rPr>
           <w:rFonts w:ascii="Times New Roman" w:cs="Times New Roman" w:eastAsia="Times New Roman" w:hAnsi="Times New Roman"/>
         </w:rPr>
-        <w:t xml:space="preserve">акт (протокол) по СПС – по форме, рекомендованной ГОСТ Р 59638-2021; по АУП – по ГОСТ Р 59636-2021; по СОУЭ – по ГОСТ Р 59639-2021; по ВПВ – по ГОСТ Р 59643-2021; протокол аэродинамических испытаний противодымной вентиляции – по ГОСТ Р 53300-2009; акт (протокол) проверки огнезащиты;</w:t>
+        <w:t xml:space="preserve">акт комплексных испытаний на работоспособность СПС, который должен быть оформлен по форме приложения В ГОСТ Р 59638-2021 (образец – приложение Е);</w:t>
+      </w:r>
+    </w:p>
+    <w:p>
+      <w:pPr>
+        <w:pStyle w:val="ListParagraph"/>
+        <w:numPr>
+          <w:ilvl w:val="0"/>
+          <w:numId w:val="2"/>
+        </w:numPr>
+        <w:spacing w:after="40" w:line="276"/>
+        <w:jc w:val="both"/>
+      </w:pPr>
+      <w:r>
+        <w:rPr>
+          <w:rFonts w:ascii="Times New Roman" w:cs="Times New Roman" w:eastAsia="Times New Roman" w:hAnsi="Times New Roman"/>
+        </w:rPr>
+        <w:t xml:space="preserve">заключение о соответствии объекта требованиям СТУ (приложение Д) с выводом по каждому пункту СТУ;</w:t>
+      </w:r>
+    </w:p>
+    <w:p>
+      <w:pPr>
+        <w:pStyle w:val="ListParagraph"/>
+        <w:numPr>
+          <w:ilvl w:val="0"/>
+          <w:numId w:val="2"/>
+        </w:numPr>
+        <w:spacing w:after="40" w:line="276"/>
+        <w:jc w:val="both"/>
+      </w:pPr>
+      <w:r>
+        <w:rPr>
+          <w:rFonts w:ascii="Times New Roman" w:cs="Times New Roman" w:eastAsia="Times New Roman" w:hAnsi="Times New Roman"/>
+        </w:rPr>
+        <w:t xml:space="preserve">акты (протоколы) по АУП – по ГОСТ Р 59636-2021, по СОУЭ – по ГОСТ Р 59639-2021, по ВПВ – по ГОСТ Р 59643-2021; протокол аэродинамических испытаний противодымной вентиляции – по ГОСТ Р 53300-2009; акт (протокол) проверки огнезащиты;</w:t>
       </w:r>
     </w:p>
     <w:p>
@@ -18467,7 +18501,7 @@
                 <w:sz w:val="20"/>
                 <w:szCs w:val="20"/>
               </w:rPr>
-              <w:t xml:space="preserve">Критерий</w:t>
+              <w:t xml:space="preserve">Референсное значение (критерий)</w:t>
             </w:r>
           </w:p>
         </w:tc>
@@ -18501,7 +18535,7 @@
                 <w:sz w:val="20"/>
                 <w:szCs w:val="20"/>
               </w:rPr>
-              <w:t xml:space="preserve">Факт</w:t>
+              <w:t xml:space="preserve">Фактическое значение</w:t>
             </w:r>
           </w:p>
         </w:tc>
@@ -37070,15 +37104,16 @@
         </w:tblBorders>
       </w:tblPr>
       <w:tblGrid>
-        <w:gridCol w:w="1100"/>
-        <w:gridCol w:w="900"/>
-        <w:gridCol w:w="2200"/>
+        <w:gridCol w:w="1000"/>
+        <w:gridCol w:w="800"/>
+        <w:gridCol w:w="1900"/>
+        <w:gridCol w:w="1500"/>
+        <w:gridCol w:w="2100"/>
+        <w:gridCol w:w="1500"/>
         <w:gridCol w:w="1700"/>
-        <w:gridCol w:w="2000"/>
-        <w:gridCol w:w="2200"/>
-        <w:gridCol w:w="1300"/>
-        <w:gridCol w:w="1100"/>
-        <w:gridCol w:w="1787"/>
+        <w:gridCol w:w="1200"/>
+        <w:gridCol w:w="1000"/>
+        <w:gridCol w:w="1587"/>
       </w:tblGrid>
       <w:tr>
         <w:trPr>
@@ -37087,7 +37122,7 @@
         </w:trPr>
         <w:tc>
           <w:tcPr>
-            <w:tcW w:type="dxa" w:w="1100"/>
+            <w:tcW w:type="dxa" w:w="1000"/>
             <w:tcBorders>
               <w:top w:val="single" w:color="000000" w:sz="4"/>
               <w:left w:val="single" w:color="000000" w:sz="4"/>
@@ -37121,7 +37156,7 @@
         </w:tc>
         <w:tc>
           <w:tcPr>
-            <w:tcW w:type="dxa" w:w="900"/>
+            <w:tcW w:type="dxa" w:w="800"/>
             <w:tcBorders>
               <w:top w:val="single" w:color="000000" w:sz="4"/>
               <w:left w:val="single" w:color="000000" w:sz="4"/>
@@ -37155,7 +37190,7 @@
         </w:tc>
         <w:tc>
           <w:tcPr>
-            <w:tcW w:type="dxa" w:w="2200"/>
+            <w:tcW w:type="dxa" w:w="1900"/>
             <w:tcBorders>
               <w:top w:val="single" w:color="000000" w:sz="4"/>
               <w:left w:val="single" w:color="000000" w:sz="4"/>
@@ -37189,7 +37224,7 @@
         </w:tc>
         <w:tc>
           <w:tcPr>
-            <w:tcW w:type="dxa" w:w="1700"/>
+            <w:tcW w:type="dxa" w:w="1500"/>
             <w:tcBorders>
               <w:top w:val="single" w:color="000000" w:sz="4"/>
               <w:left w:val="single" w:color="000000" w:sz="4"/>
@@ -37223,7 +37258,7 @@
         </w:tc>
         <w:tc>
           <w:tcPr>
-            <w:tcW w:type="dxa" w:w="2000"/>
+            <w:tcW w:type="dxa" w:w="2100"/>
             <w:tcBorders>
               <w:top w:val="single" w:color="000000" w:sz="4"/>
               <w:left w:val="single" w:color="000000" w:sz="4"/>
@@ -37251,13 +37286,13 @@
                 <w:sz w:val="18"/>
                 <w:szCs w:val="18"/>
               </w:rPr>
-              <w:t xml:space="preserve">Требуемое значение и ссылка (проект, пункт СТУ)</w:t>
-            </w:r>
-          </w:p>
-        </w:tc>
-        <w:tc>
-          <w:tcPr>
-            <w:tcW w:type="dxa" w:w="2200"/>
+              <w:t xml:space="preserve">Требование: нормативный документ, проект, пункт СТУ</w:t>
+            </w:r>
+          </w:p>
+        </w:tc>
+        <w:tc>
+          <w:tcPr>
+            <w:tcW w:type="dxa" w:w="1500"/>
             <w:tcBorders>
               <w:top w:val="single" w:color="000000" w:sz="4"/>
               <w:left w:val="single" w:color="000000" w:sz="4"/>
@@ -37285,13 +37320,13 @@
                 <w:sz w:val="18"/>
                 <w:szCs w:val="18"/>
               </w:rPr>
-              <w:t xml:space="preserve">Фактический результат, время реакции</w:t>
-            </w:r>
-          </w:p>
-        </w:tc>
-        <w:tc>
-          <w:tcPr>
-            <w:tcW w:type="dxa" w:w="1300"/>
+              <w:t xml:space="preserve">Референсное значение</w:t>
+            </w:r>
+          </w:p>
+        </w:tc>
+        <w:tc>
+          <w:tcPr>
+            <w:tcW w:type="dxa" w:w="1700"/>
             <w:tcBorders>
               <w:top w:val="single" w:color="000000" w:sz="4"/>
               <w:left w:val="single" w:color="000000" w:sz="4"/>
@@ -37319,13 +37354,13 @@
                 <w:sz w:val="18"/>
                 <w:szCs w:val="18"/>
               </w:rPr>
-              <w:t xml:space="preserve">СИ (зав. №, поверка)</w:t>
-            </w:r>
-          </w:p>
-        </w:tc>
-        <w:tc>
-          <w:tcPr>
-            <w:tcW w:type="dxa" w:w="1100"/>
+              <w:t xml:space="preserve">Фактическое значение, время реакции</w:t>
+            </w:r>
+          </w:p>
+        </w:tc>
+        <w:tc>
+          <w:tcPr>
+            <w:tcW w:type="dxa" w:w="1200"/>
             <w:tcBorders>
               <w:top w:val="single" w:color="000000" w:sz="4"/>
               <w:left w:val="single" w:color="000000" w:sz="4"/>
@@ -37353,13 +37388,47 @@
                 <w:sz w:val="18"/>
                 <w:szCs w:val="18"/>
               </w:rPr>
+              <w:t xml:space="preserve">СИ (зав. №, поверка)</w:t>
+            </w:r>
+          </w:p>
+        </w:tc>
+        <w:tc>
+          <w:tcPr>
+            <w:tcW w:type="dxa" w:w="1000"/>
+            <w:tcBorders>
+              <w:top w:val="single" w:color="000000" w:sz="4"/>
+              <w:left w:val="single" w:color="000000" w:sz="4"/>
+              <w:bottom w:val="single" w:color="000000" w:sz="4"/>
+              <w:right w:val="single" w:color="000000" w:sz="4"/>
+            </w:tcBorders>
+            <w:shd w:fill="F2F2F2" w:color="auto" w:val="clear"/>
+            <w:tcMar>
+              <w:top w:type="dxa" w:w="40"/>
+              <w:left w:type="dxa" w:w="80"/>
+              <w:bottom w:type="dxa" w:w="40"/>
+              <w:right w:type="dxa" w:w="80"/>
+            </w:tcMar>
+            <w:vAlign w:val="center"/>
+          </w:tcPr>
+          <w:p>
+            <w:pPr>
+              <w:jc w:val="center"/>
+            </w:pPr>
+            <w:r>
+              <w:rPr>
+                <w:rFonts w:ascii="Times New Roman" w:cs="Times New Roman" w:eastAsia="Times New Roman" w:hAnsi="Times New Roman"/>
+                <w:b/>
+                <w:bCs/>
+                <w:sz w:val="18"/>
+                <w:szCs w:val="18"/>
+              </w:rPr>
               <w:t xml:space="preserve">Соответ-ствие (да / нет)</w:t>
             </w:r>
           </w:p>
         </w:tc>
         <w:tc>
           <w:tcPr>
-            <w:tcW w:type="dxa" w:w="1787"/>
+            <w:tcW w:type="dxa" w:w="1587"/>
             <w:tcBorders>
               <w:top w:val="single" w:color="000000" w:sz="4"/>
               <w:left w:val="single" w:color="000000" w:sz="4"/>
@@ -37398,53 +37467,122 @@
         </w:trPr>
         <w:tc>
           <w:tcPr>
-            <w:tcW w:type="dxa" w:w="1100"/>
-            <w:tcBorders>
-              <w:top w:val="single" w:color="000000" w:sz="4"/>
-              <w:left w:val="single" w:color="000000" w:sz="4"/>
-              <w:bottom w:val="single" w:color="000000" w:sz="4"/>
-              <w:right w:val="single" w:color="000000" w:sz="4"/>
-            </w:tcBorders>
-            <w:tcMar>
-              <w:top w:type="dxa" w:w="40"/>
-              <w:left w:type="dxa" w:w="80"/>
-              <w:bottom w:type="dxa" w:w="40"/>
-              <w:right w:type="dxa" w:w="80"/>
-            </w:tcMar>
-            <w:vAlign w:val="top"/>
-          </w:tcPr>
-          <w:p>
-            <w:pPr>
-              <w:jc w:val="left"/>
-            </w:pPr>
-          </w:p>
-        </w:tc>
-        <w:tc>
-          <w:tcPr>
-            <w:tcW w:type="dxa" w:w="900"/>
-            <w:tcBorders>
-              <w:top w:val="single" w:color="000000" w:sz="4"/>
-              <w:left w:val="single" w:color="000000" w:sz="4"/>
-              <w:bottom w:val="single" w:color="000000" w:sz="4"/>
-              <w:right w:val="single" w:color="000000" w:sz="4"/>
-            </w:tcBorders>
-            <w:tcMar>
-              <w:top w:type="dxa" w:w="40"/>
-              <w:left w:type="dxa" w:w="80"/>
-              <w:bottom w:type="dxa" w:w="40"/>
-              <w:right w:type="dxa" w:w="80"/>
-            </w:tcMar>
-            <w:vAlign w:val="top"/>
-          </w:tcPr>
-          <w:p>
-            <w:pPr>
-              <w:jc w:val="left"/>
-            </w:pPr>
-          </w:p>
-        </w:tc>
-        <w:tc>
-          <w:tcPr>
-            <w:tcW w:type="dxa" w:w="2200"/>
+            <w:tcW w:type="dxa" w:w="1000"/>
+            <w:tcBorders>
+              <w:top w:val="single" w:color="000000" w:sz="4"/>
+              <w:left w:val="single" w:color="000000" w:sz="4"/>
+              <w:bottom w:val="single" w:color="000000" w:sz="4"/>
+              <w:right w:val="single" w:color="000000" w:sz="4"/>
+            </w:tcBorders>
+            <w:tcMar>
+              <w:top w:type="dxa" w:w="40"/>
+              <w:left w:type="dxa" w:w="80"/>
+              <w:bottom w:type="dxa" w:w="40"/>
+              <w:right w:type="dxa" w:w="80"/>
+            </w:tcMar>
+            <w:vAlign w:val="top"/>
+          </w:tcPr>
+          <w:p>
+            <w:pPr>
+              <w:jc w:val="left"/>
+            </w:pPr>
+          </w:p>
+        </w:tc>
+        <w:tc>
+          <w:tcPr>
+            <w:tcW w:type="dxa" w:w="800"/>
+            <w:tcBorders>
+              <w:top w:val="single" w:color="000000" w:sz="4"/>
+              <w:left w:val="single" w:color="000000" w:sz="4"/>
+              <w:bottom w:val="single" w:color="000000" w:sz="4"/>
+              <w:right w:val="single" w:color="000000" w:sz="4"/>
+            </w:tcBorders>
+            <w:tcMar>
+              <w:top w:type="dxa" w:w="40"/>
+              <w:left w:type="dxa" w:w="80"/>
+              <w:bottom w:type="dxa" w:w="40"/>
+              <w:right w:type="dxa" w:w="80"/>
+            </w:tcMar>
+            <w:vAlign w:val="top"/>
+          </w:tcPr>
+          <w:p>
+            <w:pPr>
+              <w:jc w:val="left"/>
+            </w:pPr>
+          </w:p>
+        </w:tc>
+        <w:tc>
+          <w:tcPr>
+            <w:tcW w:type="dxa" w:w="1900"/>
+            <w:tcBorders>
+              <w:top w:val="single" w:color="000000" w:sz="4"/>
+              <w:left w:val="single" w:color="000000" w:sz="4"/>
+              <w:bottom w:val="single" w:color="000000" w:sz="4"/>
+              <w:right w:val="single" w:color="000000" w:sz="4"/>
+            </w:tcBorders>
+            <w:tcMar>
+              <w:top w:type="dxa" w:w="40"/>
+              <w:left w:type="dxa" w:w="80"/>
+              <w:bottom w:type="dxa" w:w="40"/>
+              <w:right w:type="dxa" w:w="80"/>
+            </w:tcMar>
+            <w:vAlign w:val="top"/>
+          </w:tcPr>
+          <w:p>
+            <w:pPr>
+              <w:jc w:val="left"/>
+            </w:pPr>
+          </w:p>
+        </w:tc>
+        <w:tc>
+          <w:tcPr>
+            <w:tcW w:type="dxa" w:w="1500"/>
+            <w:tcBorders>
+              <w:top w:val="single" w:color="000000" w:sz="4"/>
+              <w:left w:val="single" w:color="000000" w:sz="4"/>
+              <w:bottom w:val="single" w:color="000000" w:sz="4"/>
+              <w:right w:val="single" w:color="000000" w:sz="4"/>
+            </w:tcBorders>
+            <w:tcMar>
+              <w:top w:type="dxa" w:w="40"/>
+              <w:left w:type="dxa" w:w="80"/>
+              <w:bottom w:type="dxa" w:w="40"/>
+              <w:right w:type="dxa" w:w="80"/>
+            </w:tcMar>
+            <w:vAlign w:val="top"/>
+          </w:tcPr>
+          <w:p>
+            <w:pPr>
+              <w:jc w:val="left"/>
+            </w:pPr>
+          </w:p>
+        </w:tc>
+        <w:tc>
+          <w:tcPr>
+            <w:tcW w:type="dxa" w:w="2100"/>
+            <w:tcBorders>
+              <w:top w:val="single" w:color="000000" w:sz="4"/>
+              <w:left w:val="single" w:color="000000" w:sz="4"/>
+              <w:bottom w:val="single" w:color="000000" w:sz="4"/>
+              <w:right w:val="single" w:color="000000" w:sz="4"/>
+            </w:tcBorders>
+            <w:tcMar>
+              <w:top w:type="dxa" w:w="40"/>
+              <w:left w:type="dxa" w:w="80"/>
+              <w:bottom w:type="dxa" w:w="40"/>
+              <w:right w:type="dxa" w:w="80"/>
+            </w:tcMar>
+            <w:vAlign w:val="top"/>
+          </w:tcPr>
+          <w:p>
+            <w:pPr>
+              <w:jc w:val="left"/>
+            </w:pPr>
+          </w:p>
+        </w:tc>
+        <w:tc>
+          <w:tcPr>
+            <w:tcW w:type="dxa" w:w="1500"/>
             <w:tcBorders>
               <w:top w:val="single" w:color="000000" w:sz="4"/>
               <w:left w:val="single" w:color="000000" w:sz="4"/>
@@ -37490,99 +37628,53 @@
         </w:tc>
         <w:tc>
           <w:tcPr>
-            <w:tcW w:type="dxa" w:w="2000"/>
-            <w:tcBorders>
-              <w:top w:val="single" w:color="000000" w:sz="4"/>
-              <w:left w:val="single" w:color="000000" w:sz="4"/>
-              <w:bottom w:val="single" w:color="000000" w:sz="4"/>
-              <w:right w:val="single" w:color="000000" w:sz="4"/>
-            </w:tcBorders>
-            <w:tcMar>
-              <w:top w:type="dxa" w:w="40"/>
-              <w:left w:type="dxa" w:w="80"/>
-              <w:bottom w:type="dxa" w:w="40"/>
-              <w:right w:type="dxa" w:w="80"/>
-            </w:tcMar>
-            <w:vAlign w:val="top"/>
-          </w:tcPr>
-          <w:p>
-            <w:pPr>
-              <w:jc w:val="left"/>
-            </w:pPr>
-          </w:p>
-        </w:tc>
-        <w:tc>
-          <w:tcPr>
-            <w:tcW w:type="dxa" w:w="2200"/>
-            <w:tcBorders>
-              <w:top w:val="single" w:color="000000" w:sz="4"/>
-              <w:left w:val="single" w:color="000000" w:sz="4"/>
-              <w:bottom w:val="single" w:color="000000" w:sz="4"/>
-              <w:right w:val="single" w:color="000000" w:sz="4"/>
-            </w:tcBorders>
-            <w:tcMar>
-              <w:top w:type="dxa" w:w="40"/>
-              <w:left w:type="dxa" w:w="80"/>
-              <w:bottom w:type="dxa" w:w="40"/>
-              <w:right w:type="dxa" w:w="80"/>
-            </w:tcMar>
-            <w:vAlign w:val="top"/>
-          </w:tcPr>
-          <w:p>
-            <w:pPr>
-              <w:jc w:val="left"/>
-            </w:pPr>
-          </w:p>
-        </w:tc>
-        <w:tc>
-          <w:tcPr>
-            <w:tcW w:type="dxa" w:w="1300"/>
-            <w:tcBorders>
-              <w:top w:val="single" w:color="000000" w:sz="4"/>
-              <w:left w:val="single" w:color="000000" w:sz="4"/>
-              <w:bottom w:val="single" w:color="000000" w:sz="4"/>
-              <w:right w:val="single" w:color="000000" w:sz="4"/>
-            </w:tcBorders>
-            <w:tcMar>
-              <w:top w:type="dxa" w:w="40"/>
-              <w:left w:type="dxa" w:w="80"/>
-              <w:bottom w:type="dxa" w:w="40"/>
-              <w:right w:type="dxa" w:w="80"/>
-            </w:tcMar>
-            <w:vAlign w:val="top"/>
-          </w:tcPr>
-          <w:p>
-            <w:pPr>
-              <w:jc w:val="left"/>
-            </w:pPr>
-          </w:p>
-        </w:tc>
-        <w:tc>
-          <w:tcPr>
-            <w:tcW w:type="dxa" w:w="1100"/>
-            <w:tcBorders>
-              <w:top w:val="single" w:color="000000" w:sz="4"/>
-              <w:left w:val="single" w:color="000000" w:sz="4"/>
-              <w:bottom w:val="single" w:color="000000" w:sz="4"/>
-              <w:right w:val="single" w:color="000000" w:sz="4"/>
-            </w:tcBorders>
-            <w:tcMar>
-              <w:top w:type="dxa" w:w="40"/>
-              <w:left w:type="dxa" w:w="80"/>
-              <w:bottom w:type="dxa" w:w="40"/>
-              <w:right w:type="dxa" w:w="80"/>
-            </w:tcMar>
-            <w:vAlign w:val="top"/>
-          </w:tcPr>
-          <w:p>
-            <w:pPr>
-              <w:jc w:val="left"/>
-            </w:pPr>
-          </w:p>
-        </w:tc>
-        <w:tc>
-          <w:tcPr>
-            <w:tcW w:type="dxa" w:w="1787"/>
+            <w:tcW w:type="dxa" w:w="1200"/>
+            <w:tcBorders>
+              <w:top w:val="single" w:color="000000" w:sz="4"/>
+              <w:left w:val="single" w:color="000000" w:sz="4"/>
+              <w:bottom w:val="single" w:color="000000" w:sz="4"/>
+              <w:right w:val="single" w:color="000000" w:sz="4"/>
+            </w:tcBorders>
+            <w:tcMar>
+              <w:top w:type="dxa" w:w="40"/>
+              <w:left w:type="dxa" w:w="80"/>
+              <w:bottom w:type="dxa" w:w="40"/>
+              <w:right w:type="dxa" w:w="80"/>
+            </w:tcMar>
+            <w:vAlign w:val="top"/>
+          </w:tcPr>
+          <w:p>
+            <w:pPr>
+              <w:jc w:val="left"/>
+            </w:pPr>
+          </w:p>
+        </w:tc>
+        <w:tc>
+          <w:tcPr>
+            <w:tcW w:type="dxa" w:w="1000"/>
+            <w:tcBorders>
+              <w:top w:val="single" w:color="000000" w:sz="4"/>
+              <w:left w:val="single" w:color="000000" w:sz="4"/>
+              <w:bottom w:val="single" w:color="000000" w:sz="4"/>
+              <w:right w:val="single" w:color="000000" w:sz="4"/>
+            </w:tcBorders>
+            <w:tcMar>
+              <w:top w:type="dxa" w:w="40"/>
+              <w:left w:type="dxa" w:w="80"/>
+              <w:bottom w:type="dxa" w:w="40"/>
+              <w:right w:type="dxa" w:w="80"/>
+            </w:tcMar>
+            <w:vAlign w:val="top"/>
+          </w:tcPr>
+          <w:p>
+            <w:pPr>
+              <w:jc w:val="left"/>
+            </w:pPr>
+          </w:p>
+        </w:tc>
+        <w:tc>
+          <w:tcPr>
+            <w:tcW w:type="dxa" w:w="1587"/>
             <w:tcBorders>
               <w:top w:val="single" w:color="000000" w:sz="4"/>
               <w:left w:val="single" w:color="000000" w:sz="4"/>
@@ -37610,53 +37702,122 @@
         </w:trPr>
         <w:tc>
           <w:tcPr>
-            <w:tcW w:type="dxa" w:w="1100"/>
-            <w:tcBorders>
-              <w:top w:val="single" w:color="000000" w:sz="4"/>
-              <w:left w:val="single" w:color="000000" w:sz="4"/>
-              <w:bottom w:val="single" w:color="000000" w:sz="4"/>
-              <w:right w:val="single" w:color="000000" w:sz="4"/>
-            </w:tcBorders>
-            <w:tcMar>
-              <w:top w:type="dxa" w:w="40"/>
-              <w:left w:type="dxa" w:w="80"/>
-              <w:bottom w:type="dxa" w:w="40"/>
-              <w:right w:type="dxa" w:w="80"/>
-            </w:tcMar>
-            <w:vAlign w:val="top"/>
-          </w:tcPr>
-          <w:p>
-            <w:pPr>
-              <w:jc w:val="left"/>
-            </w:pPr>
-          </w:p>
-        </w:tc>
-        <w:tc>
-          <w:tcPr>
-            <w:tcW w:type="dxa" w:w="900"/>
-            <w:tcBorders>
-              <w:top w:val="single" w:color="000000" w:sz="4"/>
-              <w:left w:val="single" w:color="000000" w:sz="4"/>
-              <w:bottom w:val="single" w:color="000000" w:sz="4"/>
-              <w:right w:val="single" w:color="000000" w:sz="4"/>
-            </w:tcBorders>
-            <w:tcMar>
-              <w:top w:type="dxa" w:w="40"/>
-              <w:left w:type="dxa" w:w="80"/>
-              <w:bottom w:type="dxa" w:w="40"/>
-              <w:right w:type="dxa" w:w="80"/>
-            </w:tcMar>
-            <w:vAlign w:val="top"/>
-          </w:tcPr>
-          <w:p>
-            <w:pPr>
-              <w:jc w:val="left"/>
-            </w:pPr>
-          </w:p>
-        </w:tc>
-        <w:tc>
-          <w:tcPr>
-            <w:tcW w:type="dxa" w:w="2200"/>
+            <w:tcW w:type="dxa" w:w="1000"/>
+            <w:tcBorders>
+              <w:top w:val="single" w:color="000000" w:sz="4"/>
+              <w:left w:val="single" w:color="000000" w:sz="4"/>
+              <w:bottom w:val="single" w:color="000000" w:sz="4"/>
+              <w:right w:val="single" w:color="000000" w:sz="4"/>
+            </w:tcBorders>
+            <w:tcMar>
+              <w:top w:type="dxa" w:w="40"/>
+              <w:left w:type="dxa" w:w="80"/>
+              <w:bottom w:type="dxa" w:w="40"/>
+              <w:right w:type="dxa" w:w="80"/>
+            </w:tcMar>
+            <w:vAlign w:val="top"/>
+          </w:tcPr>
+          <w:p>
+            <w:pPr>
+              <w:jc w:val="left"/>
+            </w:pPr>
+          </w:p>
+        </w:tc>
+        <w:tc>
+          <w:tcPr>
+            <w:tcW w:type="dxa" w:w="800"/>
+            <w:tcBorders>
+              <w:top w:val="single" w:color="000000" w:sz="4"/>
+              <w:left w:val="single" w:color="000000" w:sz="4"/>
+              <w:bottom w:val="single" w:color="000000" w:sz="4"/>
+              <w:right w:val="single" w:color="000000" w:sz="4"/>
+            </w:tcBorders>
+            <w:tcMar>
+              <w:top w:type="dxa" w:w="40"/>
+              <w:left w:type="dxa" w:w="80"/>
+              <w:bottom w:type="dxa" w:w="40"/>
+              <w:right w:type="dxa" w:w="80"/>
+            </w:tcMar>
+            <w:vAlign w:val="top"/>
+          </w:tcPr>
+          <w:p>
+            <w:pPr>
+              <w:jc w:val="left"/>
+            </w:pPr>
+          </w:p>
+        </w:tc>
+        <w:tc>
+          <w:tcPr>
+            <w:tcW w:type="dxa" w:w="1900"/>
+            <w:tcBorders>
+              <w:top w:val="single" w:color="000000" w:sz="4"/>
+              <w:left w:val="single" w:color="000000" w:sz="4"/>
+              <w:bottom w:val="single" w:color="000000" w:sz="4"/>
+              <w:right w:val="single" w:color="000000" w:sz="4"/>
+            </w:tcBorders>
+            <w:tcMar>
+              <w:top w:type="dxa" w:w="40"/>
+              <w:left w:type="dxa" w:w="80"/>
+              <w:bottom w:type="dxa" w:w="40"/>
+              <w:right w:type="dxa" w:w="80"/>
+            </w:tcMar>
+            <w:vAlign w:val="top"/>
+          </w:tcPr>
+          <w:p>
+            <w:pPr>
+              <w:jc w:val="left"/>
+            </w:pPr>
+          </w:p>
+        </w:tc>
+        <w:tc>
+          <w:tcPr>
+            <w:tcW w:type="dxa" w:w="1500"/>
+            <w:tcBorders>
+              <w:top w:val="single" w:color="000000" w:sz="4"/>
+              <w:left w:val="single" w:color="000000" w:sz="4"/>
+              <w:bottom w:val="single" w:color="000000" w:sz="4"/>
+              <w:right w:val="single" w:color="000000" w:sz="4"/>
+            </w:tcBorders>
+            <w:tcMar>
+              <w:top w:type="dxa" w:w="40"/>
+              <w:left w:type="dxa" w:w="80"/>
+              <w:bottom w:type="dxa" w:w="40"/>
+              <w:right w:type="dxa" w:w="80"/>
+            </w:tcMar>
+            <w:vAlign w:val="top"/>
+          </w:tcPr>
+          <w:p>
+            <w:pPr>
+              <w:jc w:val="left"/>
+            </w:pPr>
+          </w:p>
+        </w:tc>
+        <w:tc>
+          <w:tcPr>
+            <w:tcW w:type="dxa" w:w="2100"/>
+            <w:tcBorders>
+              <w:top w:val="single" w:color="000000" w:sz="4"/>
+              <w:left w:val="single" w:color="000000" w:sz="4"/>
+              <w:bottom w:val="single" w:color="000000" w:sz="4"/>
+              <w:right w:val="single" w:color="000000" w:sz="4"/>
+            </w:tcBorders>
+            <w:tcMar>
+              <w:top w:type="dxa" w:w="40"/>
+              <w:left w:type="dxa" w:w="80"/>
+              <w:bottom w:type="dxa" w:w="40"/>
+              <w:right w:type="dxa" w:w="80"/>
+            </w:tcMar>
+            <w:vAlign w:val="top"/>
+          </w:tcPr>
+          <w:p>
+            <w:pPr>
+              <w:jc w:val="left"/>
+            </w:pPr>
+          </w:p>
+        </w:tc>
+        <w:tc>
+          <w:tcPr>
+            <w:tcW w:type="dxa" w:w="1500"/>
             <w:tcBorders>
               <w:top w:val="single" w:color="000000" w:sz="4"/>
               <w:left w:val="single" w:color="000000" w:sz="4"/>
@@ -37702,99 +37863,53 @@
         </w:tc>
         <w:tc>
           <w:tcPr>
-            <w:tcW w:type="dxa" w:w="2000"/>
-            <w:tcBorders>
-              <w:top w:val="single" w:color="000000" w:sz="4"/>
-              <w:left w:val="single" w:color="000000" w:sz="4"/>
-              <w:bottom w:val="single" w:color="000000" w:sz="4"/>
-              <w:right w:val="single" w:color="000000" w:sz="4"/>
-            </w:tcBorders>
-            <w:tcMar>
-              <w:top w:type="dxa" w:w="40"/>
-              <w:left w:type="dxa" w:w="80"/>
-              <w:bottom w:type="dxa" w:w="40"/>
-              <w:right w:type="dxa" w:w="80"/>
-            </w:tcMar>
-            <w:vAlign w:val="top"/>
-          </w:tcPr>
-          <w:p>
-            <w:pPr>
-              <w:jc w:val="left"/>
-            </w:pPr>
-          </w:p>
-        </w:tc>
-        <w:tc>
-          <w:tcPr>
-            <w:tcW w:type="dxa" w:w="2200"/>
-            <w:tcBorders>
-              <w:top w:val="single" w:color="000000" w:sz="4"/>
-              <w:left w:val="single" w:color="000000" w:sz="4"/>
-              <w:bottom w:val="single" w:color="000000" w:sz="4"/>
-              <w:right w:val="single" w:color="000000" w:sz="4"/>
-            </w:tcBorders>
-            <w:tcMar>
-              <w:top w:type="dxa" w:w="40"/>
-              <w:left w:type="dxa" w:w="80"/>
-              <w:bottom w:type="dxa" w:w="40"/>
-              <w:right w:type="dxa" w:w="80"/>
-            </w:tcMar>
-            <w:vAlign w:val="top"/>
-          </w:tcPr>
-          <w:p>
-            <w:pPr>
-              <w:jc w:val="left"/>
-            </w:pPr>
-          </w:p>
-        </w:tc>
-        <w:tc>
-          <w:tcPr>
-            <w:tcW w:type="dxa" w:w="1300"/>
-            <w:tcBorders>
-              <w:top w:val="single" w:color="000000" w:sz="4"/>
-              <w:left w:val="single" w:color="000000" w:sz="4"/>
-              <w:bottom w:val="single" w:color="000000" w:sz="4"/>
-              <w:right w:val="single" w:color="000000" w:sz="4"/>
-            </w:tcBorders>
-            <w:tcMar>
-              <w:top w:type="dxa" w:w="40"/>
-              <w:left w:type="dxa" w:w="80"/>
-              <w:bottom w:type="dxa" w:w="40"/>
-              <w:right w:type="dxa" w:w="80"/>
-            </w:tcMar>
-            <w:vAlign w:val="top"/>
-          </w:tcPr>
-          <w:p>
-            <w:pPr>
-              <w:jc w:val="left"/>
-            </w:pPr>
-          </w:p>
-        </w:tc>
-        <w:tc>
-          <w:tcPr>
-            <w:tcW w:type="dxa" w:w="1100"/>
-            <w:tcBorders>
-              <w:top w:val="single" w:color="000000" w:sz="4"/>
-              <w:left w:val="single" w:color="000000" w:sz="4"/>
-              <w:bottom w:val="single" w:color="000000" w:sz="4"/>
-              <w:right w:val="single" w:color="000000" w:sz="4"/>
-            </w:tcBorders>
-            <w:tcMar>
-              <w:top w:type="dxa" w:w="40"/>
-              <w:left w:type="dxa" w:w="80"/>
-              <w:bottom w:type="dxa" w:w="40"/>
-              <w:right w:type="dxa" w:w="80"/>
-            </w:tcMar>
-            <w:vAlign w:val="top"/>
-          </w:tcPr>
-          <w:p>
-            <w:pPr>
-              <w:jc w:val="left"/>
-            </w:pPr>
-          </w:p>
-        </w:tc>
-        <w:tc>
-          <w:tcPr>
-            <w:tcW w:type="dxa" w:w="1787"/>
+            <w:tcW w:type="dxa" w:w="1200"/>
+            <w:tcBorders>
+              <w:top w:val="single" w:color="000000" w:sz="4"/>
+              <w:left w:val="single" w:color="000000" w:sz="4"/>
+              <w:bottom w:val="single" w:color="000000" w:sz="4"/>
+              <w:right w:val="single" w:color="000000" w:sz="4"/>
+            </w:tcBorders>
+            <w:tcMar>
+              <w:top w:type="dxa" w:w="40"/>
+              <w:left w:type="dxa" w:w="80"/>
+              <w:bottom w:type="dxa" w:w="40"/>
+              <w:right w:type="dxa" w:w="80"/>
+            </w:tcMar>
+            <w:vAlign w:val="top"/>
+          </w:tcPr>
+          <w:p>
+            <w:pPr>
+              <w:jc w:val="left"/>
+            </w:pPr>
+          </w:p>
+        </w:tc>
+        <w:tc>
+          <w:tcPr>
+            <w:tcW w:type="dxa" w:w="1000"/>
+            <w:tcBorders>
+              <w:top w:val="single" w:color="000000" w:sz="4"/>
+              <w:left w:val="single" w:color="000000" w:sz="4"/>
+              <w:bottom w:val="single" w:color="000000" w:sz="4"/>
+              <w:right w:val="single" w:color="000000" w:sz="4"/>
+            </w:tcBorders>
+            <w:tcMar>
+              <w:top w:type="dxa" w:w="40"/>
+              <w:left w:type="dxa" w:w="80"/>
+              <w:bottom w:type="dxa" w:w="40"/>
+              <w:right w:type="dxa" w:w="80"/>
+            </w:tcMar>
+            <w:vAlign w:val="top"/>
+          </w:tcPr>
+          <w:p>
+            <w:pPr>
+              <w:jc w:val="left"/>
+            </w:pPr>
+          </w:p>
+        </w:tc>
+        <w:tc>
+          <w:tcPr>
+            <w:tcW w:type="dxa" w:w="1587"/>
             <w:tcBorders>
               <w:top w:val="single" w:color="000000" w:sz="4"/>
               <w:left w:val="single" w:color="000000" w:sz="4"/>
@@ -37822,53 +37937,122 @@
         </w:trPr>
         <w:tc>
           <w:tcPr>
-            <w:tcW w:type="dxa" w:w="1100"/>
-            <w:tcBorders>
-              <w:top w:val="single" w:color="000000" w:sz="4"/>
-              <w:left w:val="single" w:color="000000" w:sz="4"/>
-              <w:bottom w:val="single" w:color="000000" w:sz="4"/>
-              <w:right w:val="single" w:color="000000" w:sz="4"/>
-            </w:tcBorders>
-            <w:tcMar>
-              <w:top w:type="dxa" w:w="40"/>
-              <w:left w:type="dxa" w:w="80"/>
-              <w:bottom w:type="dxa" w:w="40"/>
-              <w:right w:type="dxa" w:w="80"/>
-            </w:tcMar>
-            <w:vAlign w:val="top"/>
-          </w:tcPr>
-          <w:p>
-            <w:pPr>
-              <w:jc w:val="left"/>
-            </w:pPr>
-          </w:p>
-        </w:tc>
-        <w:tc>
-          <w:tcPr>
-            <w:tcW w:type="dxa" w:w="900"/>
-            <w:tcBorders>
-              <w:top w:val="single" w:color="000000" w:sz="4"/>
-              <w:left w:val="single" w:color="000000" w:sz="4"/>
-              <w:bottom w:val="single" w:color="000000" w:sz="4"/>
-              <w:right w:val="single" w:color="000000" w:sz="4"/>
-            </w:tcBorders>
-            <w:tcMar>
-              <w:top w:type="dxa" w:w="40"/>
-              <w:left w:type="dxa" w:w="80"/>
-              <w:bottom w:type="dxa" w:w="40"/>
-              <w:right w:type="dxa" w:w="80"/>
-            </w:tcMar>
-            <w:vAlign w:val="top"/>
-          </w:tcPr>
-          <w:p>
-            <w:pPr>
-              <w:jc w:val="left"/>
-            </w:pPr>
-          </w:p>
-        </w:tc>
-        <w:tc>
-          <w:tcPr>
-            <w:tcW w:type="dxa" w:w="2200"/>
+            <w:tcW w:type="dxa" w:w="1000"/>
+            <w:tcBorders>
+              <w:top w:val="single" w:color="000000" w:sz="4"/>
+              <w:left w:val="single" w:color="000000" w:sz="4"/>
+              <w:bottom w:val="single" w:color="000000" w:sz="4"/>
+              <w:right w:val="single" w:color="000000" w:sz="4"/>
+            </w:tcBorders>
+            <w:tcMar>
+              <w:top w:type="dxa" w:w="40"/>
+              <w:left w:type="dxa" w:w="80"/>
+              <w:bottom w:type="dxa" w:w="40"/>
+              <w:right w:type="dxa" w:w="80"/>
+            </w:tcMar>
+            <w:vAlign w:val="top"/>
+          </w:tcPr>
+          <w:p>
+            <w:pPr>
+              <w:jc w:val="left"/>
+            </w:pPr>
+          </w:p>
+        </w:tc>
+        <w:tc>
+          <w:tcPr>
+            <w:tcW w:type="dxa" w:w="800"/>
+            <w:tcBorders>
+              <w:top w:val="single" w:color="000000" w:sz="4"/>
+              <w:left w:val="single" w:color="000000" w:sz="4"/>
+              <w:bottom w:val="single" w:color="000000" w:sz="4"/>
+              <w:right w:val="single" w:color="000000" w:sz="4"/>
+            </w:tcBorders>
+            <w:tcMar>
+              <w:top w:type="dxa" w:w="40"/>
+              <w:left w:type="dxa" w:w="80"/>
+              <w:bottom w:type="dxa" w:w="40"/>
+              <w:right w:type="dxa" w:w="80"/>
+            </w:tcMar>
+            <w:vAlign w:val="top"/>
+          </w:tcPr>
+          <w:p>
+            <w:pPr>
+              <w:jc w:val="left"/>
+            </w:pPr>
+          </w:p>
+        </w:tc>
+        <w:tc>
+          <w:tcPr>
+            <w:tcW w:type="dxa" w:w="1900"/>
+            <w:tcBorders>
+              <w:top w:val="single" w:color="000000" w:sz="4"/>
+              <w:left w:val="single" w:color="000000" w:sz="4"/>
+              <w:bottom w:val="single" w:color="000000" w:sz="4"/>
+              <w:right w:val="single" w:color="000000" w:sz="4"/>
+            </w:tcBorders>
+            <w:tcMar>
+              <w:top w:type="dxa" w:w="40"/>
+              <w:left w:type="dxa" w:w="80"/>
+              <w:bottom w:type="dxa" w:w="40"/>
+              <w:right w:type="dxa" w:w="80"/>
+            </w:tcMar>
+            <w:vAlign w:val="top"/>
+          </w:tcPr>
+          <w:p>
+            <w:pPr>
+              <w:jc w:val="left"/>
+            </w:pPr>
+          </w:p>
+        </w:tc>
+        <w:tc>
+          <w:tcPr>
+            <w:tcW w:type="dxa" w:w="1500"/>
+            <w:tcBorders>
+              <w:top w:val="single" w:color="000000" w:sz="4"/>
+              <w:left w:val="single" w:color="000000" w:sz="4"/>
+              <w:bottom w:val="single" w:color="000000" w:sz="4"/>
+              <w:right w:val="single" w:color="000000" w:sz="4"/>
+            </w:tcBorders>
+            <w:tcMar>
+              <w:top w:type="dxa" w:w="40"/>
+              <w:left w:type="dxa" w:w="80"/>
+              <w:bottom w:type="dxa" w:w="40"/>
+              <w:right w:type="dxa" w:w="80"/>
+            </w:tcMar>
+            <w:vAlign w:val="top"/>
+          </w:tcPr>
+          <w:p>
+            <w:pPr>
+              <w:jc w:val="left"/>
+            </w:pPr>
+          </w:p>
+        </w:tc>
+        <w:tc>
+          <w:tcPr>
+            <w:tcW w:type="dxa" w:w="2100"/>
+            <w:tcBorders>
+              <w:top w:val="single" w:color="000000" w:sz="4"/>
+              <w:left w:val="single" w:color="000000" w:sz="4"/>
+              <w:bottom w:val="single" w:color="000000" w:sz="4"/>
+              <w:right w:val="single" w:color="000000" w:sz="4"/>
+            </w:tcBorders>
+            <w:tcMar>
+              <w:top w:type="dxa" w:w="40"/>
+              <w:left w:type="dxa" w:w="80"/>
+              <w:bottom w:type="dxa" w:w="40"/>
+              <w:right w:type="dxa" w:w="80"/>
+            </w:tcMar>
+            <w:vAlign w:val="top"/>
+          </w:tcPr>
+          <w:p>
+            <w:pPr>
+              <w:jc w:val="left"/>
+            </w:pPr>
+          </w:p>
+        </w:tc>
+        <w:tc>
+          <w:tcPr>
+            <w:tcW w:type="dxa" w:w="1500"/>
             <w:tcBorders>
               <w:top w:val="single" w:color="000000" w:sz="4"/>
               <w:left w:val="single" w:color="000000" w:sz="4"/>
@@ -37914,99 +38098,53 @@
         </w:tc>
         <w:tc>
           <w:tcPr>
-            <w:tcW w:type="dxa" w:w="2000"/>
-            <w:tcBorders>
-              <w:top w:val="single" w:color="000000" w:sz="4"/>
-              <w:left w:val="single" w:color="000000" w:sz="4"/>
-              <w:bottom w:val="single" w:color="000000" w:sz="4"/>
-              <w:right w:val="single" w:color="000000" w:sz="4"/>
-            </w:tcBorders>
-            <w:tcMar>
-              <w:top w:type="dxa" w:w="40"/>
-              <w:left w:type="dxa" w:w="80"/>
-              <w:bottom w:type="dxa" w:w="40"/>
-              <w:right w:type="dxa" w:w="80"/>
-            </w:tcMar>
-            <w:vAlign w:val="top"/>
-          </w:tcPr>
-          <w:p>
-            <w:pPr>
-              <w:jc w:val="left"/>
-            </w:pPr>
-          </w:p>
-        </w:tc>
-        <w:tc>
-          <w:tcPr>
-            <w:tcW w:type="dxa" w:w="2200"/>
-            <w:tcBorders>
-              <w:top w:val="single" w:color="000000" w:sz="4"/>
-              <w:left w:val="single" w:color="000000" w:sz="4"/>
-              <w:bottom w:val="single" w:color="000000" w:sz="4"/>
-              <w:right w:val="single" w:color="000000" w:sz="4"/>
-            </w:tcBorders>
-            <w:tcMar>
-              <w:top w:type="dxa" w:w="40"/>
-              <w:left w:type="dxa" w:w="80"/>
-              <w:bottom w:type="dxa" w:w="40"/>
-              <w:right w:type="dxa" w:w="80"/>
-            </w:tcMar>
-            <w:vAlign w:val="top"/>
-          </w:tcPr>
-          <w:p>
-            <w:pPr>
-              <w:jc w:val="left"/>
-            </w:pPr>
-          </w:p>
-        </w:tc>
-        <w:tc>
-          <w:tcPr>
-            <w:tcW w:type="dxa" w:w="1300"/>
-            <w:tcBorders>
-              <w:top w:val="single" w:color="000000" w:sz="4"/>
-              <w:left w:val="single" w:color="000000" w:sz="4"/>
-              <w:bottom w:val="single" w:color="000000" w:sz="4"/>
-              <w:right w:val="single" w:color="000000" w:sz="4"/>
-            </w:tcBorders>
-            <w:tcMar>
-              <w:top w:type="dxa" w:w="40"/>
-              <w:left w:type="dxa" w:w="80"/>
-              <w:bottom w:type="dxa" w:w="40"/>
-              <w:right w:type="dxa" w:w="80"/>
-            </w:tcMar>
-            <w:vAlign w:val="top"/>
-          </w:tcPr>
-          <w:p>
-            <w:pPr>
-              <w:jc w:val="left"/>
-            </w:pPr>
-          </w:p>
-        </w:tc>
-        <w:tc>
-          <w:tcPr>
-            <w:tcW w:type="dxa" w:w="1100"/>
-            <w:tcBorders>
-              <w:top w:val="single" w:color="000000" w:sz="4"/>
-              <w:left w:val="single" w:color="000000" w:sz="4"/>
-              <w:bottom w:val="single" w:color="000000" w:sz="4"/>
-              <w:right w:val="single" w:color="000000" w:sz="4"/>
-            </w:tcBorders>
-            <w:tcMar>
-              <w:top w:type="dxa" w:w="40"/>
-              <w:left w:type="dxa" w:w="80"/>
-              <w:bottom w:type="dxa" w:w="40"/>
-              <w:right w:type="dxa" w:w="80"/>
-            </w:tcMar>
-            <w:vAlign w:val="top"/>
-          </w:tcPr>
-          <w:p>
-            <w:pPr>
-              <w:jc w:val="left"/>
-            </w:pPr>
-          </w:p>
-        </w:tc>
-        <w:tc>
-          <w:tcPr>
-            <w:tcW w:type="dxa" w:w="1787"/>
+            <w:tcW w:type="dxa" w:w="1200"/>
+            <w:tcBorders>
+              <w:top w:val="single" w:color="000000" w:sz="4"/>
+              <w:left w:val="single" w:color="000000" w:sz="4"/>
+              <w:bottom w:val="single" w:color="000000" w:sz="4"/>
+              <w:right w:val="single" w:color="000000" w:sz="4"/>
+            </w:tcBorders>
+            <w:tcMar>
+              <w:top w:type="dxa" w:w="40"/>
+              <w:left w:type="dxa" w:w="80"/>
+              <w:bottom w:type="dxa" w:w="40"/>
+              <w:right w:type="dxa" w:w="80"/>
+            </w:tcMar>
+            <w:vAlign w:val="top"/>
+          </w:tcPr>
+          <w:p>
+            <w:pPr>
+              <w:jc w:val="left"/>
+            </w:pPr>
+          </w:p>
+        </w:tc>
+        <w:tc>
+          <w:tcPr>
+            <w:tcW w:type="dxa" w:w="1000"/>
+            <w:tcBorders>
+              <w:top w:val="single" w:color="000000" w:sz="4"/>
+              <w:left w:val="single" w:color="000000" w:sz="4"/>
+              <w:bottom w:val="single" w:color="000000" w:sz="4"/>
+              <w:right w:val="single" w:color="000000" w:sz="4"/>
+            </w:tcBorders>
+            <w:tcMar>
+              <w:top w:type="dxa" w:w="40"/>
+              <w:left w:type="dxa" w:w="80"/>
+              <w:bottom w:type="dxa" w:w="40"/>
+              <w:right w:type="dxa" w:w="80"/>
+            </w:tcMar>
+            <w:vAlign w:val="top"/>
+          </w:tcPr>
+          <w:p>
+            <w:pPr>
+              <w:jc w:val="left"/>
+            </w:pPr>
+          </w:p>
+        </w:tc>
+        <w:tc>
+          <w:tcPr>
+            <w:tcW w:type="dxa" w:w="1587"/>
             <w:tcBorders>
               <w:top w:val="single" w:color="000000" w:sz="4"/>
               <w:left w:val="single" w:color="000000" w:sz="4"/>
@@ -38034,53 +38172,122 @@
         </w:trPr>
         <w:tc>
           <w:tcPr>
-            <w:tcW w:type="dxa" w:w="1100"/>
-            <w:tcBorders>
-              <w:top w:val="single" w:color="000000" w:sz="4"/>
-              <w:left w:val="single" w:color="000000" w:sz="4"/>
-              <w:bottom w:val="single" w:color="000000" w:sz="4"/>
-              <w:right w:val="single" w:color="000000" w:sz="4"/>
-            </w:tcBorders>
-            <w:tcMar>
-              <w:top w:type="dxa" w:w="40"/>
-              <w:left w:type="dxa" w:w="80"/>
-              <w:bottom w:type="dxa" w:w="40"/>
-              <w:right w:type="dxa" w:w="80"/>
-            </w:tcMar>
-            <w:vAlign w:val="top"/>
-          </w:tcPr>
-          <w:p>
-            <w:pPr>
-              <w:jc w:val="left"/>
-            </w:pPr>
-          </w:p>
-        </w:tc>
-        <w:tc>
-          <w:tcPr>
-            <w:tcW w:type="dxa" w:w="900"/>
-            <w:tcBorders>
-              <w:top w:val="single" w:color="000000" w:sz="4"/>
-              <w:left w:val="single" w:color="000000" w:sz="4"/>
-              <w:bottom w:val="single" w:color="000000" w:sz="4"/>
-              <w:right w:val="single" w:color="000000" w:sz="4"/>
-            </w:tcBorders>
-            <w:tcMar>
-              <w:top w:type="dxa" w:w="40"/>
-              <w:left w:type="dxa" w:w="80"/>
-              <w:bottom w:type="dxa" w:w="40"/>
-              <w:right w:type="dxa" w:w="80"/>
-            </w:tcMar>
-            <w:vAlign w:val="top"/>
-          </w:tcPr>
-          <w:p>
-            <w:pPr>
-              <w:jc w:val="left"/>
-            </w:pPr>
-          </w:p>
-        </w:tc>
-        <w:tc>
-          <w:tcPr>
-            <w:tcW w:type="dxa" w:w="2200"/>
+            <w:tcW w:type="dxa" w:w="1000"/>
+            <w:tcBorders>
+              <w:top w:val="single" w:color="000000" w:sz="4"/>
+              <w:left w:val="single" w:color="000000" w:sz="4"/>
+              <w:bottom w:val="single" w:color="000000" w:sz="4"/>
+              <w:right w:val="single" w:color="000000" w:sz="4"/>
+            </w:tcBorders>
+            <w:tcMar>
+              <w:top w:type="dxa" w:w="40"/>
+              <w:left w:type="dxa" w:w="80"/>
+              <w:bottom w:type="dxa" w:w="40"/>
+              <w:right w:type="dxa" w:w="80"/>
+            </w:tcMar>
+            <w:vAlign w:val="top"/>
+          </w:tcPr>
+          <w:p>
+            <w:pPr>
+              <w:jc w:val="left"/>
+            </w:pPr>
+          </w:p>
+        </w:tc>
+        <w:tc>
+          <w:tcPr>
+            <w:tcW w:type="dxa" w:w="800"/>
+            <w:tcBorders>
+              <w:top w:val="single" w:color="000000" w:sz="4"/>
+              <w:left w:val="single" w:color="000000" w:sz="4"/>
+              <w:bottom w:val="single" w:color="000000" w:sz="4"/>
+              <w:right w:val="single" w:color="000000" w:sz="4"/>
+            </w:tcBorders>
+            <w:tcMar>
+              <w:top w:type="dxa" w:w="40"/>
+              <w:left w:type="dxa" w:w="80"/>
+              <w:bottom w:type="dxa" w:w="40"/>
+              <w:right w:type="dxa" w:w="80"/>
+            </w:tcMar>
+            <w:vAlign w:val="top"/>
+          </w:tcPr>
+          <w:p>
+            <w:pPr>
+              <w:jc w:val="left"/>
+            </w:pPr>
+          </w:p>
+        </w:tc>
+        <w:tc>
+          <w:tcPr>
+            <w:tcW w:type="dxa" w:w="1900"/>
+            <w:tcBorders>
+              <w:top w:val="single" w:color="000000" w:sz="4"/>
+              <w:left w:val="single" w:color="000000" w:sz="4"/>
+              <w:bottom w:val="single" w:color="000000" w:sz="4"/>
+              <w:right w:val="single" w:color="000000" w:sz="4"/>
+            </w:tcBorders>
+            <w:tcMar>
+              <w:top w:type="dxa" w:w="40"/>
+              <w:left w:type="dxa" w:w="80"/>
+              <w:bottom w:type="dxa" w:w="40"/>
+              <w:right w:type="dxa" w:w="80"/>
+            </w:tcMar>
+            <w:vAlign w:val="top"/>
+          </w:tcPr>
+          <w:p>
+            <w:pPr>
+              <w:jc w:val="left"/>
+            </w:pPr>
+          </w:p>
+        </w:tc>
+        <w:tc>
+          <w:tcPr>
+            <w:tcW w:type="dxa" w:w="1500"/>
+            <w:tcBorders>
+              <w:top w:val="single" w:color="000000" w:sz="4"/>
+              <w:left w:val="single" w:color="000000" w:sz="4"/>
+              <w:bottom w:val="single" w:color="000000" w:sz="4"/>
+              <w:right w:val="single" w:color="000000" w:sz="4"/>
+            </w:tcBorders>
+            <w:tcMar>
+              <w:top w:type="dxa" w:w="40"/>
+              <w:left w:type="dxa" w:w="80"/>
+              <w:bottom w:type="dxa" w:w="40"/>
+              <w:right w:type="dxa" w:w="80"/>
+            </w:tcMar>
+            <w:vAlign w:val="top"/>
+          </w:tcPr>
+          <w:p>
+            <w:pPr>
+              <w:jc w:val="left"/>
+            </w:pPr>
+          </w:p>
+        </w:tc>
+        <w:tc>
+          <w:tcPr>
+            <w:tcW w:type="dxa" w:w="2100"/>
+            <w:tcBorders>
+              <w:top w:val="single" w:color="000000" w:sz="4"/>
+              <w:left w:val="single" w:color="000000" w:sz="4"/>
+              <w:bottom w:val="single" w:color="000000" w:sz="4"/>
+              <w:right w:val="single" w:color="000000" w:sz="4"/>
+            </w:tcBorders>
+            <w:tcMar>
+              <w:top w:type="dxa" w:w="40"/>
+              <w:left w:type="dxa" w:w="80"/>
+              <w:bottom w:type="dxa" w:w="40"/>
+              <w:right w:type="dxa" w:w="80"/>
+            </w:tcMar>
+            <w:vAlign w:val="top"/>
+          </w:tcPr>
+          <w:p>
+            <w:pPr>
+              <w:jc w:val="left"/>
+            </w:pPr>
+          </w:p>
+        </w:tc>
+        <w:tc>
+          <w:tcPr>
+            <w:tcW w:type="dxa" w:w="1500"/>
             <w:tcBorders>
               <w:top w:val="single" w:color="000000" w:sz="4"/>
               <w:left w:val="single" w:color="000000" w:sz="4"/>
@@ -38126,99 +38333,53 @@
         </w:tc>
         <w:tc>
           <w:tcPr>
-            <w:tcW w:type="dxa" w:w="2000"/>
-            <w:tcBorders>
-              <w:top w:val="single" w:color="000000" w:sz="4"/>
-              <w:left w:val="single" w:color="000000" w:sz="4"/>
-              <w:bottom w:val="single" w:color="000000" w:sz="4"/>
-              <w:right w:val="single" w:color="000000" w:sz="4"/>
-            </w:tcBorders>
-            <w:tcMar>
-              <w:top w:type="dxa" w:w="40"/>
-              <w:left w:type="dxa" w:w="80"/>
-              <w:bottom w:type="dxa" w:w="40"/>
-              <w:right w:type="dxa" w:w="80"/>
-            </w:tcMar>
-            <w:vAlign w:val="top"/>
-          </w:tcPr>
-          <w:p>
-            <w:pPr>
-              <w:jc w:val="left"/>
-            </w:pPr>
-          </w:p>
-        </w:tc>
-        <w:tc>
-          <w:tcPr>
-            <w:tcW w:type="dxa" w:w="2200"/>
-            <w:tcBorders>
-              <w:top w:val="single" w:color="000000" w:sz="4"/>
-              <w:left w:val="single" w:color="000000" w:sz="4"/>
-              <w:bottom w:val="single" w:color="000000" w:sz="4"/>
-              <w:right w:val="single" w:color="000000" w:sz="4"/>
-            </w:tcBorders>
-            <w:tcMar>
-              <w:top w:type="dxa" w:w="40"/>
-              <w:left w:type="dxa" w:w="80"/>
-              <w:bottom w:type="dxa" w:w="40"/>
-              <w:right w:type="dxa" w:w="80"/>
-            </w:tcMar>
-            <w:vAlign w:val="top"/>
-          </w:tcPr>
-          <w:p>
-            <w:pPr>
-              <w:jc w:val="left"/>
-            </w:pPr>
-          </w:p>
-        </w:tc>
-        <w:tc>
-          <w:tcPr>
-            <w:tcW w:type="dxa" w:w="1300"/>
-            <w:tcBorders>
-              <w:top w:val="single" w:color="000000" w:sz="4"/>
-              <w:left w:val="single" w:color="000000" w:sz="4"/>
-              <w:bottom w:val="single" w:color="000000" w:sz="4"/>
-              <w:right w:val="single" w:color="000000" w:sz="4"/>
-            </w:tcBorders>
-            <w:tcMar>
-              <w:top w:type="dxa" w:w="40"/>
-              <w:left w:type="dxa" w:w="80"/>
-              <w:bottom w:type="dxa" w:w="40"/>
-              <w:right w:type="dxa" w:w="80"/>
-            </w:tcMar>
-            <w:vAlign w:val="top"/>
-          </w:tcPr>
-          <w:p>
-            <w:pPr>
-              <w:jc w:val="left"/>
-            </w:pPr>
-          </w:p>
-        </w:tc>
-        <w:tc>
-          <w:tcPr>
-            <w:tcW w:type="dxa" w:w="1100"/>
-            <w:tcBorders>
-              <w:top w:val="single" w:color="000000" w:sz="4"/>
-              <w:left w:val="single" w:color="000000" w:sz="4"/>
-              <w:bottom w:val="single" w:color="000000" w:sz="4"/>
-              <w:right w:val="single" w:color="000000" w:sz="4"/>
-            </w:tcBorders>
-            <w:tcMar>
-              <w:top w:type="dxa" w:w="40"/>
-              <w:left w:type="dxa" w:w="80"/>
-              <w:bottom w:type="dxa" w:w="40"/>
-              <w:right w:type="dxa" w:w="80"/>
-            </w:tcMar>
-            <w:vAlign w:val="top"/>
-          </w:tcPr>
-          <w:p>
-            <w:pPr>
-              <w:jc w:val="left"/>
-            </w:pPr>
-          </w:p>
-        </w:tc>
-        <w:tc>
-          <w:tcPr>
-            <w:tcW w:type="dxa" w:w="1787"/>
+            <w:tcW w:type="dxa" w:w="1200"/>
+            <w:tcBorders>
+              <w:top w:val="single" w:color="000000" w:sz="4"/>
+              <w:left w:val="single" w:color="000000" w:sz="4"/>
+              <w:bottom w:val="single" w:color="000000" w:sz="4"/>
+              <w:right w:val="single" w:color="000000" w:sz="4"/>
+            </w:tcBorders>
+            <w:tcMar>
+              <w:top w:type="dxa" w:w="40"/>
+              <w:left w:type="dxa" w:w="80"/>
+              <w:bottom w:type="dxa" w:w="40"/>
+              <w:right w:type="dxa" w:w="80"/>
+            </w:tcMar>
+            <w:vAlign w:val="top"/>
+          </w:tcPr>
+          <w:p>
+            <w:pPr>
+              <w:jc w:val="left"/>
+            </w:pPr>
+          </w:p>
+        </w:tc>
+        <w:tc>
+          <w:tcPr>
+            <w:tcW w:type="dxa" w:w="1000"/>
+            <w:tcBorders>
+              <w:top w:val="single" w:color="000000" w:sz="4"/>
+              <w:left w:val="single" w:color="000000" w:sz="4"/>
+              <w:bottom w:val="single" w:color="000000" w:sz="4"/>
+              <w:right w:val="single" w:color="000000" w:sz="4"/>
+            </w:tcBorders>
+            <w:tcMar>
+              <w:top w:type="dxa" w:w="40"/>
+              <w:left w:type="dxa" w:w="80"/>
+              <w:bottom w:type="dxa" w:w="40"/>
+              <w:right w:type="dxa" w:w="80"/>
+            </w:tcMar>
+            <w:vAlign w:val="top"/>
+          </w:tcPr>
+          <w:p>
+            <w:pPr>
+              <w:jc w:val="left"/>
+            </w:pPr>
+          </w:p>
+        </w:tc>
+        <w:tc>
+          <w:tcPr>
+            <w:tcW w:type="dxa" w:w="1587"/>
             <w:tcBorders>
               <w:top w:val="single" w:color="000000" w:sz="4"/>
               <w:left w:val="single" w:color="000000" w:sz="4"/>
@@ -38246,53 +38407,122 @@
         </w:trPr>
         <w:tc>
           <w:tcPr>
-            <w:tcW w:type="dxa" w:w="1100"/>
-            <w:tcBorders>
-              <w:top w:val="single" w:color="000000" w:sz="4"/>
-              <w:left w:val="single" w:color="000000" w:sz="4"/>
-              <w:bottom w:val="single" w:color="000000" w:sz="4"/>
-              <w:right w:val="single" w:color="000000" w:sz="4"/>
-            </w:tcBorders>
-            <w:tcMar>
-              <w:top w:type="dxa" w:w="40"/>
-              <w:left w:type="dxa" w:w="80"/>
-              <w:bottom w:type="dxa" w:w="40"/>
-              <w:right w:type="dxa" w:w="80"/>
-            </w:tcMar>
-            <w:vAlign w:val="top"/>
-          </w:tcPr>
-          <w:p>
-            <w:pPr>
-              <w:jc w:val="left"/>
-            </w:pPr>
-          </w:p>
-        </w:tc>
-        <w:tc>
-          <w:tcPr>
-            <w:tcW w:type="dxa" w:w="900"/>
-            <w:tcBorders>
-              <w:top w:val="single" w:color="000000" w:sz="4"/>
-              <w:left w:val="single" w:color="000000" w:sz="4"/>
-              <w:bottom w:val="single" w:color="000000" w:sz="4"/>
-              <w:right w:val="single" w:color="000000" w:sz="4"/>
-            </w:tcBorders>
-            <w:tcMar>
-              <w:top w:type="dxa" w:w="40"/>
-              <w:left w:type="dxa" w:w="80"/>
-              <w:bottom w:type="dxa" w:w="40"/>
-              <w:right w:type="dxa" w:w="80"/>
-            </w:tcMar>
-            <w:vAlign w:val="top"/>
-          </w:tcPr>
-          <w:p>
-            <w:pPr>
-              <w:jc w:val="left"/>
-            </w:pPr>
-          </w:p>
-        </w:tc>
-        <w:tc>
-          <w:tcPr>
-            <w:tcW w:type="dxa" w:w="2200"/>
+            <w:tcW w:type="dxa" w:w="1000"/>
+            <w:tcBorders>
+              <w:top w:val="single" w:color="000000" w:sz="4"/>
+              <w:left w:val="single" w:color="000000" w:sz="4"/>
+              <w:bottom w:val="single" w:color="000000" w:sz="4"/>
+              <w:right w:val="single" w:color="000000" w:sz="4"/>
+            </w:tcBorders>
+            <w:tcMar>
+              <w:top w:type="dxa" w:w="40"/>
+              <w:left w:type="dxa" w:w="80"/>
+              <w:bottom w:type="dxa" w:w="40"/>
+              <w:right w:type="dxa" w:w="80"/>
+            </w:tcMar>
+            <w:vAlign w:val="top"/>
+          </w:tcPr>
+          <w:p>
+            <w:pPr>
+              <w:jc w:val="left"/>
+            </w:pPr>
+          </w:p>
+        </w:tc>
+        <w:tc>
+          <w:tcPr>
+            <w:tcW w:type="dxa" w:w="800"/>
+            <w:tcBorders>
+              <w:top w:val="single" w:color="000000" w:sz="4"/>
+              <w:left w:val="single" w:color="000000" w:sz="4"/>
+              <w:bottom w:val="single" w:color="000000" w:sz="4"/>
+              <w:right w:val="single" w:color="000000" w:sz="4"/>
+            </w:tcBorders>
+            <w:tcMar>
+              <w:top w:type="dxa" w:w="40"/>
+              <w:left w:type="dxa" w:w="80"/>
+              <w:bottom w:type="dxa" w:w="40"/>
+              <w:right w:type="dxa" w:w="80"/>
+            </w:tcMar>
+            <w:vAlign w:val="top"/>
+          </w:tcPr>
+          <w:p>
+            <w:pPr>
+              <w:jc w:val="left"/>
+            </w:pPr>
+          </w:p>
+        </w:tc>
+        <w:tc>
+          <w:tcPr>
+            <w:tcW w:type="dxa" w:w="1900"/>
+            <w:tcBorders>
+              <w:top w:val="single" w:color="000000" w:sz="4"/>
+              <w:left w:val="single" w:color="000000" w:sz="4"/>
+              <w:bottom w:val="single" w:color="000000" w:sz="4"/>
+              <w:right w:val="single" w:color="000000" w:sz="4"/>
+            </w:tcBorders>
+            <w:tcMar>
+              <w:top w:type="dxa" w:w="40"/>
+              <w:left w:type="dxa" w:w="80"/>
+              <w:bottom w:type="dxa" w:w="40"/>
+              <w:right w:type="dxa" w:w="80"/>
+            </w:tcMar>
+            <w:vAlign w:val="top"/>
+          </w:tcPr>
+          <w:p>
+            <w:pPr>
+              <w:jc w:val="left"/>
+            </w:pPr>
+          </w:p>
+        </w:tc>
+        <w:tc>
+          <w:tcPr>
+            <w:tcW w:type="dxa" w:w="1500"/>
+            <w:tcBorders>
+              <w:top w:val="single" w:color="000000" w:sz="4"/>
+              <w:left w:val="single" w:color="000000" w:sz="4"/>
+              <w:bottom w:val="single" w:color="000000" w:sz="4"/>
+              <w:right w:val="single" w:color="000000" w:sz="4"/>
+            </w:tcBorders>
+            <w:tcMar>
+              <w:top w:type="dxa" w:w="40"/>
+              <w:left w:type="dxa" w:w="80"/>
+              <w:bottom w:type="dxa" w:w="40"/>
+              <w:right w:type="dxa" w:w="80"/>
+            </w:tcMar>
+            <w:vAlign w:val="top"/>
+          </w:tcPr>
+          <w:p>
+            <w:pPr>
+              <w:jc w:val="left"/>
+            </w:pPr>
+          </w:p>
+        </w:tc>
+        <w:tc>
+          <w:tcPr>
+            <w:tcW w:type="dxa" w:w="2100"/>
+            <w:tcBorders>
+              <w:top w:val="single" w:color="000000" w:sz="4"/>
+              <w:left w:val="single" w:color="000000" w:sz="4"/>
+              <w:bottom w:val="single" w:color="000000" w:sz="4"/>
+              <w:right w:val="single" w:color="000000" w:sz="4"/>
+            </w:tcBorders>
+            <w:tcMar>
+              <w:top w:type="dxa" w:w="40"/>
+              <w:left w:type="dxa" w:w="80"/>
+              <w:bottom w:type="dxa" w:w="40"/>
+              <w:right w:type="dxa" w:w="80"/>
+            </w:tcMar>
+            <w:vAlign w:val="top"/>
+          </w:tcPr>
+          <w:p>
+            <w:pPr>
+              <w:jc w:val="left"/>
+            </w:pPr>
+          </w:p>
+        </w:tc>
+        <w:tc>
+          <w:tcPr>
+            <w:tcW w:type="dxa" w:w="1500"/>
             <w:tcBorders>
               <w:top w:val="single" w:color="000000" w:sz="4"/>
               <w:left w:val="single" w:color="000000" w:sz="4"/>
@@ -38338,99 +38568,53 @@
         </w:tc>
         <w:tc>
           <w:tcPr>
-            <w:tcW w:type="dxa" w:w="2000"/>
-            <w:tcBorders>
-              <w:top w:val="single" w:color="000000" w:sz="4"/>
-              <w:left w:val="single" w:color="000000" w:sz="4"/>
-              <w:bottom w:val="single" w:color="000000" w:sz="4"/>
-              <w:right w:val="single" w:color="000000" w:sz="4"/>
-            </w:tcBorders>
-            <w:tcMar>
-              <w:top w:type="dxa" w:w="40"/>
-              <w:left w:type="dxa" w:w="80"/>
-              <w:bottom w:type="dxa" w:w="40"/>
-              <w:right w:type="dxa" w:w="80"/>
-            </w:tcMar>
-            <w:vAlign w:val="top"/>
-          </w:tcPr>
-          <w:p>
-            <w:pPr>
-              <w:jc w:val="left"/>
-            </w:pPr>
-          </w:p>
-        </w:tc>
-        <w:tc>
-          <w:tcPr>
-            <w:tcW w:type="dxa" w:w="2200"/>
-            <w:tcBorders>
-              <w:top w:val="single" w:color="000000" w:sz="4"/>
-              <w:left w:val="single" w:color="000000" w:sz="4"/>
-              <w:bottom w:val="single" w:color="000000" w:sz="4"/>
-              <w:right w:val="single" w:color="000000" w:sz="4"/>
-            </w:tcBorders>
-            <w:tcMar>
-              <w:top w:type="dxa" w:w="40"/>
-              <w:left w:type="dxa" w:w="80"/>
-              <w:bottom w:type="dxa" w:w="40"/>
-              <w:right w:type="dxa" w:w="80"/>
-            </w:tcMar>
-            <w:vAlign w:val="top"/>
-          </w:tcPr>
-          <w:p>
-            <w:pPr>
-              <w:jc w:val="left"/>
-            </w:pPr>
-          </w:p>
-        </w:tc>
-        <w:tc>
-          <w:tcPr>
-            <w:tcW w:type="dxa" w:w="1300"/>
-            <w:tcBorders>
-              <w:top w:val="single" w:color="000000" w:sz="4"/>
-              <w:left w:val="single" w:color="000000" w:sz="4"/>
-              <w:bottom w:val="single" w:color="000000" w:sz="4"/>
-              <w:right w:val="single" w:color="000000" w:sz="4"/>
-            </w:tcBorders>
-            <w:tcMar>
-              <w:top w:type="dxa" w:w="40"/>
-              <w:left w:type="dxa" w:w="80"/>
-              <w:bottom w:type="dxa" w:w="40"/>
-              <w:right w:type="dxa" w:w="80"/>
-            </w:tcMar>
-            <w:vAlign w:val="top"/>
-          </w:tcPr>
-          <w:p>
-            <w:pPr>
-              <w:jc w:val="left"/>
-            </w:pPr>
-          </w:p>
-        </w:tc>
-        <w:tc>
-          <w:tcPr>
-            <w:tcW w:type="dxa" w:w="1100"/>
-            <w:tcBorders>
-              <w:top w:val="single" w:color="000000" w:sz="4"/>
-              <w:left w:val="single" w:color="000000" w:sz="4"/>
-              <w:bottom w:val="single" w:color="000000" w:sz="4"/>
-              <w:right w:val="single" w:color="000000" w:sz="4"/>
-            </w:tcBorders>
-            <w:tcMar>
-              <w:top w:type="dxa" w:w="40"/>
-              <w:left w:type="dxa" w:w="80"/>
-              <w:bottom w:type="dxa" w:w="40"/>
-              <w:right w:type="dxa" w:w="80"/>
-            </w:tcMar>
-            <w:vAlign w:val="top"/>
-          </w:tcPr>
-          <w:p>
-            <w:pPr>
-              <w:jc w:val="left"/>
-            </w:pPr>
-          </w:p>
-        </w:tc>
-        <w:tc>
-          <w:tcPr>
-            <w:tcW w:type="dxa" w:w="1787"/>
+            <w:tcW w:type="dxa" w:w="1200"/>
+            <w:tcBorders>
+              <w:top w:val="single" w:color="000000" w:sz="4"/>
+              <w:left w:val="single" w:color="000000" w:sz="4"/>
+              <w:bottom w:val="single" w:color="000000" w:sz="4"/>
+              <w:right w:val="single" w:color="000000" w:sz="4"/>
+            </w:tcBorders>
+            <w:tcMar>
+              <w:top w:type="dxa" w:w="40"/>
+              <w:left w:type="dxa" w:w="80"/>
+              <w:bottom w:type="dxa" w:w="40"/>
+              <w:right w:type="dxa" w:w="80"/>
+            </w:tcMar>
+            <w:vAlign w:val="top"/>
+          </w:tcPr>
+          <w:p>
+            <w:pPr>
+              <w:jc w:val="left"/>
+            </w:pPr>
+          </w:p>
+        </w:tc>
+        <w:tc>
+          <w:tcPr>
+            <w:tcW w:type="dxa" w:w="1000"/>
+            <w:tcBorders>
+              <w:top w:val="single" w:color="000000" w:sz="4"/>
+              <w:left w:val="single" w:color="000000" w:sz="4"/>
+              <w:bottom w:val="single" w:color="000000" w:sz="4"/>
+              <w:right w:val="single" w:color="000000" w:sz="4"/>
+            </w:tcBorders>
+            <w:tcMar>
+              <w:top w:type="dxa" w:w="40"/>
+              <w:left w:type="dxa" w:w="80"/>
+              <w:bottom w:type="dxa" w:w="40"/>
+              <w:right w:type="dxa" w:w="80"/>
+            </w:tcMar>
+            <w:vAlign w:val="top"/>
+          </w:tcPr>
+          <w:p>
+            <w:pPr>
+              <w:jc w:val="left"/>
+            </w:pPr>
+          </w:p>
+        </w:tc>
+        <w:tc>
+          <w:tcPr>
+            <w:tcW w:type="dxa" w:w="1587"/>
             <w:tcBorders>
               <w:top w:val="single" w:color="000000" w:sz="4"/>
               <w:left w:val="single" w:color="000000" w:sz="4"/>
@@ -38458,53 +38642,122 @@
         </w:trPr>
         <w:tc>
           <w:tcPr>
-            <w:tcW w:type="dxa" w:w="1100"/>
-            <w:tcBorders>
-              <w:top w:val="single" w:color="000000" w:sz="4"/>
-              <w:left w:val="single" w:color="000000" w:sz="4"/>
-              <w:bottom w:val="single" w:color="000000" w:sz="4"/>
-              <w:right w:val="single" w:color="000000" w:sz="4"/>
-            </w:tcBorders>
-            <w:tcMar>
-              <w:top w:type="dxa" w:w="40"/>
-              <w:left w:type="dxa" w:w="80"/>
-              <w:bottom w:type="dxa" w:w="40"/>
-              <w:right w:type="dxa" w:w="80"/>
-            </w:tcMar>
-            <w:vAlign w:val="top"/>
-          </w:tcPr>
-          <w:p>
-            <w:pPr>
-              <w:jc w:val="left"/>
-            </w:pPr>
-          </w:p>
-        </w:tc>
-        <w:tc>
-          <w:tcPr>
-            <w:tcW w:type="dxa" w:w="900"/>
-            <w:tcBorders>
-              <w:top w:val="single" w:color="000000" w:sz="4"/>
-              <w:left w:val="single" w:color="000000" w:sz="4"/>
-              <w:bottom w:val="single" w:color="000000" w:sz="4"/>
-              <w:right w:val="single" w:color="000000" w:sz="4"/>
-            </w:tcBorders>
-            <w:tcMar>
-              <w:top w:type="dxa" w:w="40"/>
-              <w:left w:type="dxa" w:w="80"/>
-              <w:bottom w:type="dxa" w:w="40"/>
-              <w:right w:type="dxa" w:w="80"/>
-            </w:tcMar>
-            <w:vAlign w:val="top"/>
-          </w:tcPr>
-          <w:p>
-            <w:pPr>
-              <w:jc w:val="left"/>
-            </w:pPr>
-          </w:p>
-        </w:tc>
-        <w:tc>
-          <w:tcPr>
-            <w:tcW w:type="dxa" w:w="2200"/>
+            <w:tcW w:type="dxa" w:w="1000"/>
+            <w:tcBorders>
+              <w:top w:val="single" w:color="000000" w:sz="4"/>
+              <w:left w:val="single" w:color="000000" w:sz="4"/>
+              <w:bottom w:val="single" w:color="000000" w:sz="4"/>
+              <w:right w:val="single" w:color="000000" w:sz="4"/>
+            </w:tcBorders>
+            <w:tcMar>
+              <w:top w:type="dxa" w:w="40"/>
+              <w:left w:type="dxa" w:w="80"/>
+              <w:bottom w:type="dxa" w:w="40"/>
+              <w:right w:type="dxa" w:w="80"/>
+            </w:tcMar>
+            <w:vAlign w:val="top"/>
+          </w:tcPr>
+          <w:p>
+            <w:pPr>
+              <w:jc w:val="left"/>
+            </w:pPr>
+          </w:p>
+        </w:tc>
+        <w:tc>
+          <w:tcPr>
+            <w:tcW w:type="dxa" w:w="800"/>
+            <w:tcBorders>
+              <w:top w:val="single" w:color="000000" w:sz="4"/>
+              <w:left w:val="single" w:color="000000" w:sz="4"/>
+              <w:bottom w:val="single" w:color="000000" w:sz="4"/>
+              <w:right w:val="single" w:color="000000" w:sz="4"/>
+            </w:tcBorders>
+            <w:tcMar>
+              <w:top w:type="dxa" w:w="40"/>
+              <w:left w:type="dxa" w:w="80"/>
+              <w:bottom w:type="dxa" w:w="40"/>
+              <w:right w:type="dxa" w:w="80"/>
+            </w:tcMar>
+            <w:vAlign w:val="top"/>
+          </w:tcPr>
+          <w:p>
+            <w:pPr>
+              <w:jc w:val="left"/>
+            </w:pPr>
+          </w:p>
+        </w:tc>
+        <w:tc>
+          <w:tcPr>
+            <w:tcW w:type="dxa" w:w="1900"/>
+            <w:tcBorders>
+              <w:top w:val="single" w:color="000000" w:sz="4"/>
+              <w:left w:val="single" w:color="000000" w:sz="4"/>
+              <w:bottom w:val="single" w:color="000000" w:sz="4"/>
+              <w:right w:val="single" w:color="000000" w:sz="4"/>
+            </w:tcBorders>
+            <w:tcMar>
+              <w:top w:type="dxa" w:w="40"/>
+              <w:left w:type="dxa" w:w="80"/>
+              <w:bottom w:type="dxa" w:w="40"/>
+              <w:right w:type="dxa" w:w="80"/>
+            </w:tcMar>
+            <w:vAlign w:val="top"/>
+          </w:tcPr>
+          <w:p>
+            <w:pPr>
+              <w:jc w:val="left"/>
+            </w:pPr>
+          </w:p>
+        </w:tc>
+        <w:tc>
+          <w:tcPr>
+            <w:tcW w:type="dxa" w:w="1500"/>
+            <w:tcBorders>
+              <w:top w:val="single" w:color="000000" w:sz="4"/>
+              <w:left w:val="single" w:color="000000" w:sz="4"/>
+              <w:bottom w:val="single" w:color="000000" w:sz="4"/>
+              <w:right w:val="single" w:color="000000" w:sz="4"/>
+            </w:tcBorders>
+            <w:tcMar>
+              <w:top w:type="dxa" w:w="40"/>
+              <w:left w:type="dxa" w:w="80"/>
+              <w:bottom w:type="dxa" w:w="40"/>
+              <w:right w:type="dxa" w:w="80"/>
+            </w:tcMar>
+            <w:vAlign w:val="top"/>
+          </w:tcPr>
+          <w:p>
+            <w:pPr>
+              <w:jc w:val="left"/>
+            </w:pPr>
+          </w:p>
+        </w:tc>
+        <w:tc>
+          <w:tcPr>
+            <w:tcW w:type="dxa" w:w="2100"/>
+            <w:tcBorders>
+              <w:top w:val="single" w:color="000000" w:sz="4"/>
+              <w:left w:val="single" w:color="000000" w:sz="4"/>
+              <w:bottom w:val="single" w:color="000000" w:sz="4"/>
+              <w:right w:val="single" w:color="000000" w:sz="4"/>
+            </w:tcBorders>
+            <w:tcMar>
+              <w:top w:type="dxa" w:w="40"/>
+              <w:left w:type="dxa" w:w="80"/>
+              <w:bottom w:type="dxa" w:w="40"/>
+              <w:right w:type="dxa" w:w="80"/>
+            </w:tcMar>
+            <w:vAlign w:val="top"/>
+          </w:tcPr>
+          <w:p>
+            <w:pPr>
+              <w:jc w:val="left"/>
+            </w:pPr>
+          </w:p>
+        </w:tc>
+        <w:tc>
+          <w:tcPr>
+            <w:tcW w:type="dxa" w:w="1500"/>
             <w:tcBorders>
               <w:top w:val="single" w:color="000000" w:sz="4"/>
               <w:left w:val="single" w:color="000000" w:sz="4"/>
@@ -38550,99 +38803,53 @@
         </w:tc>
         <w:tc>
           <w:tcPr>
-            <w:tcW w:type="dxa" w:w="2000"/>
-            <w:tcBorders>
-              <w:top w:val="single" w:color="000000" w:sz="4"/>
-              <w:left w:val="single" w:color="000000" w:sz="4"/>
-              <w:bottom w:val="single" w:color="000000" w:sz="4"/>
-              <w:right w:val="single" w:color="000000" w:sz="4"/>
-            </w:tcBorders>
-            <w:tcMar>
-              <w:top w:type="dxa" w:w="40"/>
-              <w:left w:type="dxa" w:w="80"/>
-              <w:bottom w:type="dxa" w:w="40"/>
-              <w:right w:type="dxa" w:w="80"/>
-            </w:tcMar>
-            <w:vAlign w:val="top"/>
-          </w:tcPr>
-          <w:p>
-            <w:pPr>
-              <w:jc w:val="left"/>
-            </w:pPr>
-          </w:p>
-        </w:tc>
-        <w:tc>
-          <w:tcPr>
-            <w:tcW w:type="dxa" w:w="2200"/>
-            <w:tcBorders>
-              <w:top w:val="single" w:color="000000" w:sz="4"/>
-              <w:left w:val="single" w:color="000000" w:sz="4"/>
-              <w:bottom w:val="single" w:color="000000" w:sz="4"/>
-              <w:right w:val="single" w:color="000000" w:sz="4"/>
-            </w:tcBorders>
-            <w:tcMar>
-              <w:top w:type="dxa" w:w="40"/>
-              <w:left w:type="dxa" w:w="80"/>
-              <w:bottom w:type="dxa" w:w="40"/>
-              <w:right w:type="dxa" w:w="80"/>
-            </w:tcMar>
-            <w:vAlign w:val="top"/>
-          </w:tcPr>
-          <w:p>
-            <w:pPr>
-              <w:jc w:val="left"/>
-            </w:pPr>
-          </w:p>
-        </w:tc>
-        <w:tc>
-          <w:tcPr>
-            <w:tcW w:type="dxa" w:w="1300"/>
-            <w:tcBorders>
-              <w:top w:val="single" w:color="000000" w:sz="4"/>
-              <w:left w:val="single" w:color="000000" w:sz="4"/>
-              <w:bottom w:val="single" w:color="000000" w:sz="4"/>
-              <w:right w:val="single" w:color="000000" w:sz="4"/>
-            </w:tcBorders>
-            <w:tcMar>
-              <w:top w:type="dxa" w:w="40"/>
-              <w:left w:type="dxa" w:w="80"/>
-              <w:bottom w:type="dxa" w:w="40"/>
-              <w:right w:type="dxa" w:w="80"/>
-            </w:tcMar>
-            <w:vAlign w:val="top"/>
-          </w:tcPr>
-          <w:p>
-            <w:pPr>
-              <w:jc w:val="left"/>
-            </w:pPr>
-          </w:p>
-        </w:tc>
-        <w:tc>
-          <w:tcPr>
-            <w:tcW w:type="dxa" w:w="1100"/>
-            <w:tcBorders>
-              <w:top w:val="single" w:color="000000" w:sz="4"/>
-              <w:left w:val="single" w:color="000000" w:sz="4"/>
-              <w:bottom w:val="single" w:color="000000" w:sz="4"/>
-              <w:right w:val="single" w:color="000000" w:sz="4"/>
-            </w:tcBorders>
-            <w:tcMar>
-              <w:top w:type="dxa" w:w="40"/>
-              <w:left w:type="dxa" w:w="80"/>
-              <w:bottom w:type="dxa" w:w="40"/>
-              <w:right w:type="dxa" w:w="80"/>
-            </w:tcMar>
-            <w:vAlign w:val="top"/>
-          </w:tcPr>
-          <w:p>
-            <w:pPr>
-              <w:jc w:val="left"/>
-            </w:pPr>
-          </w:p>
-        </w:tc>
-        <w:tc>
-          <w:tcPr>
-            <w:tcW w:type="dxa" w:w="1787"/>
+            <w:tcW w:type="dxa" w:w="1200"/>
+            <w:tcBorders>
+              <w:top w:val="single" w:color="000000" w:sz="4"/>
+              <w:left w:val="single" w:color="000000" w:sz="4"/>
+              <w:bottom w:val="single" w:color="000000" w:sz="4"/>
+              <w:right w:val="single" w:color="000000" w:sz="4"/>
+            </w:tcBorders>
+            <w:tcMar>
+              <w:top w:type="dxa" w:w="40"/>
+              <w:left w:type="dxa" w:w="80"/>
+              <w:bottom w:type="dxa" w:w="40"/>
+              <w:right w:type="dxa" w:w="80"/>
+            </w:tcMar>
+            <w:vAlign w:val="top"/>
+          </w:tcPr>
+          <w:p>
+            <w:pPr>
+              <w:jc w:val="left"/>
+            </w:pPr>
+          </w:p>
+        </w:tc>
+        <w:tc>
+          <w:tcPr>
+            <w:tcW w:type="dxa" w:w="1000"/>
+            <w:tcBorders>
+              <w:top w:val="single" w:color="000000" w:sz="4"/>
+              <w:left w:val="single" w:color="000000" w:sz="4"/>
+              <w:bottom w:val="single" w:color="000000" w:sz="4"/>
+              <w:right w:val="single" w:color="000000" w:sz="4"/>
+            </w:tcBorders>
+            <w:tcMar>
+              <w:top w:type="dxa" w:w="40"/>
+              <w:left w:type="dxa" w:w="80"/>
+              <w:bottom w:type="dxa" w:w="40"/>
+              <w:right w:type="dxa" w:w="80"/>
+            </w:tcMar>
+            <w:vAlign w:val="top"/>
+          </w:tcPr>
+          <w:p>
+            <w:pPr>
+              <w:jc w:val="left"/>
+            </w:pPr>
+          </w:p>
+        </w:tc>
+        <w:tc>
+          <w:tcPr>
+            <w:tcW w:type="dxa" w:w="1587"/>
             <w:tcBorders>
               <w:top w:val="single" w:color="000000" w:sz="4"/>
               <w:left w:val="single" w:color="000000" w:sz="4"/>
@@ -38670,53 +38877,122 @@
         </w:trPr>
         <w:tc>
           <w:tcPr>
-            <w:tcW w:type="dxa" w:w="1100"/>
-            <w:tcBorders>
-              <w:top w:val="single" w:color="000000" w:sz="4"/>
-              <w:left w:val="single" w:color="000000" w:sz="4"/>
-              <w:bottom w:val="single" w:color="000000" w:sz="4"/>
-              <w:right w:val="single" w:color="000000" w:sz="4"/>
-            </w:tcBorders>
-            <w:tcMar>
-              <w:top w:type="dxa" w:w="40"/>
-              <w:left w:type="dxa" w:w="80"/>
-              <w:bottom w:type="dxa" w:w="40"/>
-              <w:right w:type="dxa" w:w="80"/>
-            </w:tcMar>
-            <w:vAlign w:val="top"/>
-          </w:tcPr>
-          <w:p>
-            <w:pPr>
-              <w:jc w:val="left"/>
-            </w:pPr>
-          </w:p>
-        </w:tc>
-        <w:tc>
-          <w:tcPr>
-            <w:tcW w:type="dxa" w:w="900"/>
-            <w:tcBorders>
-              <w:top w:val="single" w:color="000000" w:sz="4"/>
-              <w:left w:val="single" w:color="000000" w:sz="4"/>
-              <w:bottom w:val="single" w:color="000000" w:sz="4"/>
-              <w:right w:val="single" w:color="000000" w:sz="4"/>
-            </w:tcBorders>
-            <w:tcMar>
-              <w:top w:type="dxa" w:w="40"/>
-              <w:left w:type="dxa" w:w="80"/>
-              <w:bottom w:type="dxa" w:w="40"/>
-              <w:right w:type="dxa" w:w="80"/>
-            </w:tcMar>
-            <w:vAlign w:val="top"/>
-          </w:tcPr>
-          <w:p>
-            <w:pPr>
-              <w:jc w:val="left"/>
-            </w:pPr>
-          </w:p>
-        </w:tc>
-        <w:tc>
-          <w:tcPr>
-            <w:tcW w:type="dxa" w:w="2200"/>
+            <w:tcW w:type="dxa" w:w="1000"/>
+            <w:tcBorders>
+              <w:top w:val="single" w:color="000000" w:sz="4"/>
+              <w:left w:val="single" w:color="000000" w:sz="4"/>
+              <w:bottom w:val="single" w:color="000000" w:sz="4"/>
+              <w:right w:val="single" w:color="000000" w:sz="4"/>
+            </w:tcBorders>
+            <w:tcMar>
+              <w:top w:type="dxa" w:w="40"/>
+              <w:left w:type="dxa" w:w="80"/>
+              <w:bottom w:type="dxa" w:w="40"/>
+              <w:right w:type="dxa" w:w="80"/>
+            </w:tcMar>
+            <w:vAlign w:val="top"/>
+          </w:tcPr>
+          <w:p>
+            <w:pPr>
+              <w:jc w:val="left"/>
+            </w:pPr>
+          </w:p>
+        </w:tc>
+        <w:tc>
+          <w:tcPr>
+            <w:tcW w:type="dxa" w:w="800"/>
+            <w:tcBorders>
+              <w:top w:val="single" w:color="000000" w:sz="4"/>
+              <w:left w:val="single" w:color="000000" w:sz="4"/>
+              <w:bottom w:val="single" w:color="000000" w:sz="4"/>
+              <w:right w:val="single" w:color="000000" w:sz="4"/>
+            </w:tcBorders>
+            <w:tcMar>
+              <w:top w:type="dxa" w:w="40"/>
+              <w:left w:type="dxa" w:w="80"/>
+              <w:bottom w:type="dxa" w:w="40"/>
+              <w:right w:type="dxa" w:w="80"/>
+            </w:tcMar>
+            <w:vAlign w:val="top"/>
+          </w:tcPr>
+          <w:p>
+            <w:pPr>
+              <w:jc w:val="left"/>
+            </w:pPr>
+          </w:p>
+        </w:tc>
+        <w:tc>
+          <w:tcPr>
+            <w:tcW w:type="dxa" w:w="1900"/>
+            <w:tcBorders>
+              <w:top w:val="single" w:color="000000" w:sz="4"/>
+              <w:left w:val="single" w:color="000000" w:sz="4"/>
+              <w:bottom w:val="single" w:color="000000" w:sz="4"/>
+              <w:right w:val="single" w:color="000000" w:sz="4"/>
+            </w:tcBorders>
+            <w:tcMar>
+              <w:top w:type="dxa" w:w="40"/>
+              <w:left w:type="dxa" w:w="80"/>
+              <w:bottom w:type="dxa" w:w="40"/>
+              <w:right w:type="dxa" w:w="80"/>
+            </w:tcMar>
+            <w:vAlign w:val="top"/>
+          </w:tcPr>
+          <w:p>
+            <w:pPr>
+              <w:jc w:val="left"/>
+            </w:pPr>
+          </w:p>
+        </w:tc>
+        <w:tc>
+          <w:tcPr>
+            <w:tcW w:type="dxa" w:w="1500"/>
+            <w:tcBorders>
+              <w:top w:val="single" w:color="000000" w:sz="4"/>
+              <w:left w:val="single" w:color="000000" w:sz="4"/>
+              <w:bottom w:val="single" w:color="000000" w:sz="4"/>
+              <w:right w:val="single" w:color="000000" w:sz="4"/>
+            </w:tcBorders>
+            <w:tcMar>
+              <w:top w:type="dxa" w:w="40"/>
+              <w:left w:type="dxa" w:w="80"/>
+              <w:bottom w:type="dxa" w:w="40"/>
+              <w:right w:type="dxa" w:w="80"/>
+            </w:tcMar>
+            <w:vAlign w:val="top"/>
+          </w:tcPr>
+          <w:p>
+            <w:pPr>
+              <w:jc w:val="left"/>
+            </w:pPr>
+          </w:p>
+        </w:tc>
+        <w:tc>
+          <w:tcPr>
+            <w:tcW w:type="dxa" w:w="2100"/>
+            <w:tcBorders>
+              <w:top w:val="single" w:color="000000" w:sz="4"/>
+              <w:left w:val="single" w:color="000000" w:sz="4"/>
+              <w:bottom w:val="single" w:color="000000" w:sz="4"/>
+              <w:right w:val="single" w:color="000000" w:sz="4"/>
+            </w:tcBorders>
+            <w:tcMar>
+              <w:top w:type="dxa" w:w="40"/>
+              <w:left w:type="dxa" w:w="80"/>
+              <w:bottom w:type="dxa" w:w="40"/>
+              <w:right w:type="dxa" w:w="80"/>
+            </w:tcMar>
+            <w:vAlign w:val="top"/>
+          </w:tcPr>
+          <w:p>
+            <w:pPr>
+              <w:jc w:val="left"/>
+            </w:pPr>
+          </w:p>
+        </w:tc>
+        <w:tc>
+          <w:tcPr>
+            <w:tcW w:type="dxa" w:w="1500"/>
             <w:tcBorders>
               <w:top w:val="single" w:color="000000" w:sz="4"/>
               <w:left w:val="single" w:color="000000" w:sz="4"/>
@@ -38762,99 +39038,53 @@
         </w:tc>
         <w:tc>
           <w:tcPr>
-            <w:tcW w:type="dxa" w:w="2000"/>
-            <w:tcBorders>
-              <w:top w:val="single" w:color="000000" w:sz="4"/>
-              <w:left w:val="single" w:color="000000" w:sz="4"/>
-              <w:bottom w:val="single" w:color="000000" w:sz="4"/>
-              <w:right w:val="single" w:color="000000" w:sz="4"/>
-            </w:tcBorders>
-            <w:tcMar>
-              <w:top w:type="dxa" w:w="40"/>
-              <w:left w:type="dxa" w:w="80"/>
-              <w:bottom w:type="dxa" w:w="40"/>
-              <w:right w:type="dxa" w:w="80"/>
-            </w:tcMar>
-            <w:vAlign w:val="top"/>
-          </w:tcPr>
-          <w:p>
-            <w:pPr>
-              <w:jc w:val="left"/>
-            </w:pPr>
-          </w:p>
-        </w:tc>
-        <w:tc>
-          <w:tcPr>
-            <w:tcW w:type="dxa" w:w="2200"/>
-            <w:tcBorders>
-              <w:top w:val="single" w:color="000000" w:sz="4"/>
-              <w:left w:val="single" w:color="000000" w:sz="4"/>
-              <w:bottom w:val="single" w:color="000000" w:sz="4"/>
-              <w:right w:val="single" w:color="000000" w:sz="4"/>
-            </w:tcBorders>
-            <w:tcMar>
-              <w:top w:type="dxa" w:w="40"/>
-              <w:left w:type="dxa" w:w="80"/>
-              <w:bottom w:type="dxa" w:w="40"/>
-              <w:right w:type="dxa" w:w="80"/>
-            </w:tcMar>
-            <w:vAlign w:val="top"/>
-          </w:tcPr>
-          <w:p>
-            <w:pPr>
-              <w:jc w:val="left"/>
-            </w:pPr>
-          </w:p>
-        </w:tc>
-        <w:tc>
-          <w:tcPr>
-            <w:tcW w:type="dxa" w:w="1300"/>
-            <w:tcBorders>
-              <w:top w:val="single" w:color="000000" w:sz="4"/>
-              <w:left w:val="single" w:color="000000" w:sz="4"/>
-              <w:bottom w:val="single" w:color="000000" w:sz="4"/>
-              <w:right w:val="single" w:color="000000" w:sz="4"/>
-            </w:tcBorders>
-            <w:tcMar>
-              <w:top w:type="dxa" w:w="40"/>
-              <w:left w:type="dxa" w:w="80"/>
-              <w:bottom w:type="dxa" w:w="40"/>
-              <w:right w:type="dxa" w:w="80"/>
-            </w:tcMar>
-            <w:vAlign w:val="top"/>
-          </w:tcPr>
-          <w:p>
-            <w:pPr>
-              <w:jc w:val="left"/>
-            </w:pPr>
-          </w:p>
-        </w:tc>
-        <w:tc>
-          <w:tcPr>
-            <w:tcW w:type="dxa" w:w="1100"/>
-            <w:tcBorders>
-              <w:top w:val="single" w:color="000000" w:sz="4"/>
-              <w:left w:val="single" w:color="000000" w:sz="4"/>
-              <w:bottom w:val="single" w:color="000000" w:sz="4"/>
-              <w:right w:val="single" w:color="000000" w:sz="4"/>
-            </w:tcBorders>
-            <w:tcMar>
-              <w:top w:type="dxa" w:w="40"/>
-              <w:left w:type="dxa" w:w="80"/>
-              <w:bottom w:type="dxa" w:w="40"/>
-              <w:right w:type="dxa" w:w="80"/>
-            </w:tcMar>
-            <w:vAlign w:val="top"/>
-          </w:tcPr>
-          <w:p>
-            <w:pPr>
-              <w:jc w:val="left"/>
-            </w:pPr>
-          </w:p>
-        </w:tc>
-        <w:tc>
-          <w:tcPr>
-            <w:tcW w:type="dxa" w:w="1787"/>
+            <w:tcW w:type="dxa" w:w="1200"/>
+            <w:tcBorders>
+              <w:top w:val="single" w:color="000000" w:sz="4"/>
+              <w:left w:val="single" w:color="000000" w:sz="4"/>
+              <w:bottom w:val="single" w:color="000000" w:sz="4"/>
+              <w:right w:val="single" w:color="000000" w:sz="4"/>
+            </w:tcBorders>
+            <w:tcMar>
+              <w:top w:type="dxa" w:w="40"/>
+              <w:left w:type="dxa" w:w="80"/>
+              <w:bottom w:type="dxa" w:w="40"/>
+              <w:right w:type="dxa" w:w="80"/>
+            </w:tcMar>
+            <w:vAlign w:val="top"/>
+          </w:tcPr>
+          <w:p>
+            <w:pPr>
+              <w:jc w:val="left"/>
+            </w:pPr>
+          </w:p>
+        </w:tc>
+        <w:tc>
+          <w:tcPr>
+            <w:tcW w:type="dxa" w:w="1000"/>
+            <w:tcBorders>
+              <w:top w:val="single" w:color="000000" w:sz="4"/>
+              <w:left w:val="single" w:color="000000" w:sz="4"/>
+              <w:bottom w:val="single" w:color="000000" w:sz="4"/>
+              <w:right w:val="single" w:color="000000" w:sz="4"/>
+            </w:tcBorders>
+            <w:tcMar>
+              <w:top w:type="dxa" w:w="40"/>
+              <w:left w:type="dxa" w:w="80"/>
+              <w:bottom w:type="dxa" w:w="40"/>
+              <w:right w:type="dxa" w:w="80"/>
+            </w:tcMar>
+            <w:vAlign w:val="top"/>
+          </w:tcPr>
+          <w:p>
+            <w:pPr>
+              <w:jc w:val="left"/>
+            </w:pPr>
+          </w:p>
+        </w:tc>
+        <w:tc>
+          <w:tcPr>
+            <w:tcW w:type="dxa" w:w="1587"/>
             <w:tcBorders>
               <w:top w:val="single" w:color="000000" w:sz="4"/>
               <w:left w:val="single" w:color="000000" w:sz="4"/>
@@ -38882,53 +39112,122 @@
         </w:trPr>
         <w:tc>
           <w:tcPr>
-            <w:tcW w:type="dxa" w:w="1100"/>
-            <w:tcBorders>
-              <w:top w:val="single" w:color="000000" w:sz="4"/>
-              <w:left w:val="single" w:color="000000" w:sz="4"/>
-              <w:bottom w:val="single" w:color="000000" w:sz="4"/>
-              <w:right w:val="single" w:color="000000" w:sz="4"/>
-            </w:tcBorders>
-            <w:tcMar>
-              <w:top w:type="dxa" w:w="40"/>
-              <w:left w:type="dxa" w:w="80"/>
-              <w:bottom w:type="dxa" w:w="40"/>
-              <w:right w:type="dxa" w:w="80"/>
-            </w:tcMar>
-            <w:vAlign w:val="top"/>
-          </w:tcPr>
-          <w:p>
-            <w:pPr>
-              <w:jc w:val="left"/>
-            </w:pPr>
-          </w:p>
-        </w:tc>
-        <w:tc>
-          <w:tcPr>
-            <w:tcW w:type="dxa" w:w="900"/>
-            <w:tcBorders>
-              <w:top w:val="single" w:color="000000" w:sz="4"/>
-              <w:left w:val="single" w:color="000000" w:sz="4"/>
-              <w:bottom w:val="single" w:color="000000" w:sz="4"/>
-              <w:right w:val="single" w:color="000000" w:sz="4"/>
-            </w:tcBorders>
-            <w:tcMar>
-              <w:top w:type="dxa" w:w="40"/>
-              <w:left w:type="dxa" w:w="80"/>
-              <w:bottom w:type="dxa" w:w="40"/>
-              <w:right w:type="dxa" w:w="80"/>
-            </w:tcMar>
-            <w:vAlign w:val="top"/>
-          </w:tcPr>
-          <w:p>
-            <w:pPr>
-              <w:jc w:val="left"/>
-            </w:pPr>
-          </w:p>
-        </w:tc>
-        <w:tc>
-          <w:tcPr>
-            <w:tcW w:type="dxa" w:w="2200"/>
+            <w:tcW w:type="dxa" w:w="1000"/>
+            <w:tcBorders>
+              <w:top w:val="single" w:color="000000" w:sz="4"/>
+              <w:left w:val="single" w:color="000000" w:sz="4"/>
+              <w:bottom w:val="single" w:color="000000" w:sz="4"/>
+              <w:right w:val="single" w:color="000000" w:sz="4"/>
+            </w:tcBorders>
+            <w:tcMar>
+              <w:top w:type="dxa" w:w="40"/>
+              <w:left w:type="dxa" w:w="80"/>
+              <w:bottom w:type="dxa" w:w="40"/>
+              <w:right w:type="dxa" w:w="80"/>
+            </w:tcMar>
+            <w:vAlign w:val="top"/>
+          </w:tcPr>
+          <w:p>
+            <w:pPr>
+              <w:jc w:val="left"/>
+            </w:pPr>
+          </w:p>
+        </w:tc>
+        <w:tc>
+          <w:tcPr>
+            <w:tcW w:type="dxa" w:w="800"/>
+            <w:tcBorders>
+              <w:top w:val="single" w:color="000000" w:sz="4"/>
+              <w:left w:val="single" w:color="000000" w:sz="4"/>
+              <w:bottom w:val="single" w:color="000000" w:sz="4"/>
+              <w:right w:val="single" w:color="000000" w:sz="4"/>
+            </w:tcBorders>
+            <w:tcMar>
+              <w:top w:type="dxa" w:w="40"/>
+              <w:left w:type="dxa" w:w="80"/>
+              <w:bottom w:type="dxa" w:w="40"/>
+              <w:right w:type="dxa" w:w="80"/>
+            </w:tcMar>
+            <w:vAlign w:val="top"/>
+          </w:tcPr>
+          <w:p>
+            <w:pPr>
+              <w:jc w:val="left"/>
+            </w:pPr>
+          </w:p>
+        </w:tc>
+        <w:tc>
+          <w:tcPr>
+            <w:tcW w:type="dxa" w:w="1900"/>
+            <w:tcBorders>
+              <w:top w:val="single" w:color="000000" w:sz="4"/>
+              <w:left w:val="single" w:color="000000" w:sz="4"/>
+              <w:bottom w:val="single" w:color="000000" w:sz="4"/>
+              <w:right w:val="single" w:color="000000" w:sz="4"/>
+            </w:tcBorders>
+            <w:tcMar>
+              <w:top w:type="dxa" w:w="40"/>
+              <w:left w:type="dxa" w:w="80"/>
+              <w:bottom w:type="dxa" w:w="40"/>
+              <w:right w:type="dxa" w:w="80"/>
+            </w:tcMar>
+            <w:vAlign w:val="top"/>
+          </w:tcPr>
+          <w:p>
+            <w:pPr>
+              <w:jc w:val="left"/>
+            </w:pPr>
+          </w:p>
+        </w:tc>
+        <w:tc>
+          <w:tcPr>
+            <w:tcW w:type="dxa" w:w="1500"/>
+            <w:tcBorders>
+              <w:top w:val="single" w:color="000000" w:sz="4"/>
+              <w:left w:val="single" w:color="000000" w:sz="4"/>
+              <w:bottom w:val="single" w:color="000000" w:sz="4"/>
+              <w:right w:val="single" w:color="000000" w:sz="4"/>
+            </w:tcBorders>
+            <w:tcMar>
+              <w:top w:type="dxa" w:w="40"/>
+              <w:left w:type="dxa" w:w="80"/>
+              <w:bottom w:type="dxa" w:w="40"/>
+              <w:right w:type="dxa" w:w="80"/>
+            </w:tcMar>
+            <w:vAlign w:val="top"/>
+          </w:tcPr>
+          <w:p>
+            <w:pPr>
+              <w:jc w:val="left"/>
+            </w:pPr>
+          </w:p>
+        </w:tc>
+        <w:tc>
+          <w:tcPr>
+            <w:tcW w:type="dxa" w:w="2100"/>
+            <w:tcBorders>
+              <w:top w:val="single" w:color="000000" w:sz="4"/>
+              <w:left w:val="single" w:color="000000" w:sz="4"/>
+              <w:bottom w:val="single" w:color="000000" w:sz="4"/>
+              <w:right w:val="single" w:color="000000" w:sz="4"/>
+            </w:tcBorders>
+            <w:tcMar>
+              <w:top w:type="dxa" w:w="40"/>
+              <w:left w:type="dxa" w:w="80"/>
+              <w:bottom w:type="dxa" w:w="40"/>
+              <w:right w:type="dxa" w:w="80"/>
+            </w:tcMar>
+            <w:vAlign w:val="top"/>
+          </w:tcPr>
+          <w:p>
+            <w:pPr>
+              <w:jc w:val="left"/>
+            </w:pPr>
+          </w:p>
+        </w:tc>
+        <w:tc>
+          <w:tcPr>
+            <w:tcW w:type="dxa" w:w="1500"/>
             <w:tcBorders>
               <w:top w:val="single" w:color="000000" w:sz="4"/>
               <w:left w:val="single" w:color="000000" w:sz="4"/>
@@ -38974,99 +39273,53 @@
         </w:tc>
         <w:tc>
           <w:tcPr>
-            <w:tcW w:type="dxa" w:w="2000"/>
-            <w:tcBorders>
-              <w:top w:val="single" w:color="000000" w:sz="4"/>
-              <w:left w:val="single" w:color="000000" w:sz="4"/>
-              <w:bottom w:val="single" w:color="000000" w:sz="4"/>
-              <w:right w:val="single" w:color="000000" w:sz="4"/>
-            </w:tcBorders>
-            <w:tcMar>
-              <w:top w:type="dxa" w:w="40"/>
-              <w:left w:type="dxa" w:w="80"/>
-              <w:bottom w:type="dxa" w:w="40"/>
-              <w:right w:type="dxa" w:w="80"/>
-            </w:tcMar>
-            <w:vAlign w:val="top"/>
-          </w:tcPr>
-          <w:p>
-            <w:pPr>
-              <w:jc w:val="left"/>
-            </w:pPr>
-          </w:p>
-        </w:tc>
-        <w:tc>
-          <w:tcPr>
-            <w:tcW w:type="dxa" w:w="2200"/>
-            <w:tcBorders>
-              <w:top w:val="single" w:color="000000" w:sz="4"/>
-              <w:left w:val="single" w:color="000000" w:sz="4"/>
-              <w:bottom w:val="single" w:color="000000" w:sz="4"/>
-              <w:right w:val="single" w:color="000000" w:sz="4"/>
-            </w:tcBorders>
-            <w:tcMar>
-              <w:top w:type="dxa" w:w="40"/>
-              <w:left w:type="dxa" w:w="80"/>
-              <w:bottom w:type="dxa" w:w="40"/>
-              <w:right w:type="dxa" w:w="80"/>
-            </w:tcMar>
-            <w:vAlign w:val="top"/>
-          </w:tcPr>
-          <w:p>
-            <w:pPr>
-              <w:jc w:val="left"/>
-            </w:pPr>
-          </w:p>
-        </w:tc>
-        <w:tc>
-          <w:tcPr>
-            <w:tcW w:type="dxa" w:w="1300"/>
-            <w:tcBorders>
-              <w:top w:val="single" w:color="000000" w:sz="4"/>
-              <w:left w:val="single" w:color="000000" w:sz="4"/>
-              <w:bottom w:val="single" w:color="000000" w:sz="4"/>
-              <w:right w:val="single" w:color="000000" w:sz="4"/>
-            </w:tcBorders>
-            <w:tcMar>
-              <w:top w:type="dxa" w:w="40"/>
-              <w:left w:type="dxa" w:w="80"/>
-              <w:bottom w:type="dxa" w:w="40"/>
-              <w:right w:type="dxa" w:w="80"/>
-            </w:tcMar>
-            <w:vAlign w:val="top"/>
-          </w:tcPr>
-          <w:p>
-            <w:pPr>
-              <w:jc w:val="left"/>
-            </w:pPr>
-          </w:p>
-        </w:tc>
-        <w:tc>
-          <w:tcPr>
-            <w:tcW w:type="dxa" w:w="1100"/>
-            <w:tcBorders>
-              <w:top w:val="single" w:color="000000" w:sz="4"/>
-              <w:left w:val="single" w:color="000000" w:sz="4"/>
-              <w:bottom w:val="single" w:color="000000" w:sz="4"/>
-              <w:right w:val="single" w:color="000000" w:sz="4"/>
-            </w:tcBorders>
-            <w:tcMar>
-              <w:top w:type="dxa" w:w="40"/>
-              <w:left w:type="dxa" w:w="80"/>
-              <w:bottom w:type="dxa" w:w="40"/>
-              <w:right w:type="dxa" w:w="80"/>
-            </w:tcMar>
-            <w:vAlign w:val="top"/>
-          </w:tcPr>
-          <w:p>
-            <w:pPr>
-              <w:jc w:val="left"/>
-            </w:pPr>
-          </w:p>
-        </w:tc>
-        <w:tc>
-          <w:tcPr>
-            <w:tcW w:type="dxa" w:w="1787"/>
+            <w:tcW w:type="dxa" w:w="1200"/>
+            <w:tcBorders>
+              <w:top w:val="single" w:color="000000" w:sz="4"/>
+              <w:left w:val="single" w:color="000000" w:sz="4"/>
+              <w:bottom w:val="single" w:color="000000" w:sz="4"/>
+              <w:right w:val="single" w:color="000000" w:sz="4"/>
+            </w:tcBorders>
+            <w:tcMar>
+              <w:top w:type="dxa" w:w="40"/>
+              <w:left w:type="dxa" w:w="80"/>
+              <w:bottom w:type="dxa" w:w="40"/>
+              <w:right w:type="dxa" w:w="80"/>
+            </w:tcMar>
+            <w:vAlign w:val="top"/>
+          </w:tcPr>
+          <w:p>
+            <w:pPr>
+              <w:jc w:val="left"/>
+            </w:pPr>
+          </w:p>
+        </w:tc>
+        <w:tc>
+          <w:tcPr>
+            <w:tcW w:type="dxa" w:w="1000"/>
+            <w:tcBorders>
+              <w:top w:val="single" w:color="000000" w:sz="4"/>
+              <w:left w:val="single" w:color="000000" w:sz="4"/>
+              <w:bottom w:val="single" w:color="000000" w:sz="4"/>
+              <w:right w:val="single" w:color="000000" w:sz="4"/>
+            </w:tcBorders>
+            <w:tcMar>
+              <w:top w:type="dxa" w:w="40"/>
+              <w:left w:type="dxa" w:w="80"/>
+              <w:bottom w:type="dxa" w:w="40"/>
+              <w:right w:type="dxa" w:w="80"/>
+            </w:tcMar>
+            <w:vAlign w:val="top"/>
+          </w:tcPr>
+          <w:p>
+            <w:pPr>
+              <w:jc w:val="left"/>
+            </w:pPr>
+          </w:p>
+        </w:tc>
+        <w:tc>
+          <w:tcPr>
+            <w:tcW w:type="dxa" w:w="1587"/>
             <w:tcBorders>
               <w:top w:val="single" w:color="000000" w:sz="4"/>
               <w:left w:val="single" w:color="000000" w:sz="4"/>
@@ -39093,6 +39346,21 @@
       <w:pPr>
         <w:spacing w:after="60"/>
       </w:pPr>
+    </w:p>
+    <w:p>
+      <w:pPr>
+        <w:spacing w:after="80"/>
+        <w:ind w:firstLine="709"/>
+        <w:jc w:val="both"/>
+      </w:pPr>
+      <w:r>
+        <w:rPr>
+          <w:rFonts w:ascii="Times New Roman" w:cs="Times New Roman" w:eastAsia="Times New Roman" w:hAnsi="Times New Roman"/>
+          <w:sz w:val="22"/>
+          <w:szCs w:val="22"/>
+        </w:rPr>
+        <w:t xml:space="preserve">Примечание – Графы «Требование» и «Референсное значение» заполняют до начала испытаний по таблицам разделов 8–15 и приложению А; графу «Соответствие» – только по сопоставлению фактического значения с референсным.</w:t>
+      </w:r>
     </w:p>
     <w:p>
       <w:pPr>
@@ -39283,7 +39551,7 @@
         <w:rPr>
           <w:rFonts w:ascii="Times New Roman" w:cs="Times New Roman" w:eastAsia="Times New Roman" w:hAnsi="Times New Roman"/>
         </w:rPr>
-        <w:t xml:space="preserve">7 Приложения: матрица СТУ (приложение А), ведомость резервуаров (приложение Б), журнал проверок, протоколы, фотоматериалы.</w:t>
+        <w:t xml:space="preserve">7 Приложения: матрица СТУ (приложение А), заключение о соответствии требованиям СТУ (приложение Д), акт СПС (приложение Е), ведомость резервуаров (приложение Б), журнал проверок, протоколы, фотоматериалы.</w:t>
       </w:r>
     </w:p>
     <w:p>
@@ -39341,6 +39609,3598 @@
           <w:szCs w:val="28"/>
         </w:rPr>
         <w:t xml:space="preserve">Приложение Д</w:t>
+      </w:r>
+    </w:p>
+    <w:p>
+      <w:pPr>
+        <w:keepNext/>
+        <w:spacing w:after="0" w:before="0"/>
+        <w:jc w:val="center"/>
+      </w:pPr>
+      <w:r>
+        <w:rPr>
+          <w:rFonts w:ascii="Times New Roman" w:cs="Times New Roman" w:eastAsia="Times New Roman" w:hAnsi="Times New Roman"/>
+          <w:sz w:val="24"/>
+          <w:szCs w:val="24"/>
+        </w:rPr>
+        <w:t xml:space="preserve">(обязательное)</w:t>
+      </w:r>
+    </w:p>
+    <w:p>
+      <w:pPr>
+        <w:keepNext/>
+        <w:spacing w:after="160" w:before="60"/>
+        <w:jc w:val="center"/>
+      </w:pPr>
+      <w:r>
+        <w:rPr>
+          <w:rFonts w:ascii="Times New Roman" w:cs="Times New Roman" w:eastAsia="Times New Roman" w:hAnsi="Times New Roman"/>
+          <w:b/>
+          <w:bCs/>
+          <w:sz w:val="26"/>
+          <w:szCs w:val="26"/>
+        </w:rPr>
+        <w:t xml:space="preserve">Форма заключения о соответствии объекта требованиям СТУ</w:t>
+      </w:r>
+    </w:p>
+    <w:p>
+      <w:pPr>
+        <w:spacing w:after="60" w:line="276"/>
+        <w:ind w:firstLine="709"/>
+        <w:jc w:val="both"/>
+      </w:pPr>
+      <w:r>
+        <w:rPr>
+          <w:rFonts w:ascii="Times New Roman" w:cs="Times New Roman" w:eastAsia="Times New Roman" w:hAnsi="Times New Roman"/>
+        </w:rPr>
+        <w:t xml:space="preserve">Объект: «Завод по производству, хранению, отгрузке смазочных материалов» филиала ООО «ЛЛК-Интернешнл» в с. Ворсино. Основание: акт комплексных испытаний систем противопожарной защиты от «___» __________ 2026 г.</w:t>
+      </w:r>
+    </w:p>
+    <w:tbl>
+      <w:tblPr>
+        <w:tblW w:type="dxa" w:w="9354"/>
+        <w:tblBorders>
+          <w:top w:val="single" w:color="auto" w:sz="4"/>
+          <w:left w:val="single" w:color="auto" w:sz="4"/>
+          <w:bottom w:val="single" w:color="auto" w:sz="4"/>
+          <w:right w:val="single" w:color="auto" w:sz="4"/>
+          <w:insideH w:val="single" w:color="auto" w:sz="4"/>
+          <w:insideV w:val="single" w:color="auto" w:sz="4"/>
+        </w:tblBorders>
+      </w:tblPr>
+      <w:tblGrid>
+        <w:gridCol w:w="1100"/>
+        <w:gridCol w:w="3200"/>
+        <w:gridCol w:w="3000"/>
+        <w:gridCol w:w="2054"/>
+      </w:tblGrid>
+      <w:tr>
+        <w:trPr>
+          <w:cantSplit/>
+          <w:tblHeader/>
+        </w:trPr>
+        <w:tc>
+          <w:tcPr>
+            <w:tcW w:type="dxa" w:w="1100"/>
+            <w:tcBorders>
+              <w:top w:val="single" w:color="000000" w:sz="4"/>
+              <w:left w:val="single" w:color="000000" w:sz="4"/>
+              <w:bottom w:val="single" w:color="000000" w:sz="4"/>
+              <w:right w:val="single" w:color="000000" w:sz="4"/>
+            </w:tcBorders>
+            <w:shd w:fill="F2F2F2" w:color="auto" w:val="clear"/>
+            <w:tcMar>
+              <w:top w:type="dxa" w:w="40"/>
+              <w:left w:type="dxa" w:w="80"/>
+              <w:bottom w:type="dxa" w:w="40"/>
+              <w:right w:type="dxa" w:w="80"/>
+            </w:tcMar>
+            <w:vAlign w:val="center"/>
+          </w:tcPr>
+          <w:p>
+            <w:pPr>
+              <w:jc w:val="center"/>
+            </w:pPr>
+            <w:r>
+              <w:rPr>
+                <w:rFonts w:ascii="Times New Roman" w:cs="Times New Roman" w:eastAsia="Times New Roman" w:hAnsi="Times New Roman"/>
+                <w:b/>
+                <w:bCs/>
+                <w:sz w:val="20"/>
+                <w:szCs w:val="20"/>
+              </w:rPr>
+              <w:t xml:space="preserve">Пункт СТУ</w:t>
+            </w:r>
+          </w:p>
+        </w:tc>
+        <w:tc>
+          <w:tcPr>
+            <w:tcW w:type="dxa" w:w="3200"/>
+            <w:tcBorders>
+              <w:top w:val="single" w:color="000000" w:sz="4"/>
+              <w:left w:val="single" w:color="000000" w:sz="4"/>
+              <w:bottom w:val="single" w:color="000000" w:sz="4"/>
+              <w:right w:val="single" w:color="000000" w:sz="4"/>
+            </w:tcBorders>
+            <w:shd w:fill="F2F2F2" w:color="auto" w:val="clear"/>
+            <w:tcMar>
+              <w:top w:type="dxa" w:w="40"/>
+              <w:left w:type="dxa" w:w="80"/>
+              <w:bottom w:type="dxa" w:w="40"/>
+              <w:right w:type="dxa" w:w="80"/>
+            </w:tcMar>
+            <w:vAlign w:val="center"/>
+          </w:tcPr>
+          <w:p>
+            <w:pPr>
+              <w:jc w:val="center"/>
+            </w:pPr>
+            <w:r>
+              <w:rPr>
+                <w:rFonts w:ascii="Times New Roman" w:cs="Times New Roman" w:eastAsia="Times New Roman" w:hAnsi="Times New Roman"/>
+                <w:b/>
+                <w:bCs/>
+                <w:sz w:val="20"/>
+                <w:szCs w:val="20"/>
+              </w:rPr>
+              <w:t xml:space="preserve">Требование</w:t>
+            </w:r>
+          </w:p>
+        </w:tc>
+        <w:tc>
+          <w:tcPr>
+            <w:tcW w:type="dxa" w:w="3000"/>
+            <w:tcBorders>
+              <w:top w:val="single" w:color="000000" w:sz="4"/>
+              <w:left w:val="single" w:color="000000" w:sz="4"/>
+              <w:bottom w:val="single" w:color="000000" w:sz="4"/>
+              <w:right w:val="single" w:color="000000" w:sz="4"/>
+            </w:tcBorders>
+            <w:shd w:fill="F2F2F2" w:color="auto" w:val="clear"/>
+            <w:tcMar>
+              <w:top w:type="dxa" w:w="40"/>
+              <w:left w:type="dxa" w:w="80"/>
+              <w:bottom w:type="dxa" w:w="40"/>
+              <w:right w:type="dxa" w:w="80"/>
+            </w:tcMar>
+            <w:vAlign w:val="center"/>
+          </w:tcPr>
+          <w:p>
+            <w:pPr>
+              <w:jc w:val="center"/>
+            </w:pPr>
+            <w:r>
+              <w:rPr>
+                <w:rFonts w:ascii="Times New Roman" w:cs="Times New Roman" w:eastAsia="Times New Roman" w:hAnsi="Times New Roman"/>
+                <w:b/>
+                <w:bCs/>
+                <w:sz w:val="20"/>
+                <w:szCs w:val="20"/>
+              </w:rPr>
+              <w:t xml:space="preserve">Фактическое состояние (ссылка на запись журнала, протокол, замер)</w:t>
+            </w:r>
+          </w:p>
+        </w:tc>
+        <w:tc>
+          <w:tcPr>
+            <w:tcW w:type="dxa" w:w="2054"/>
+            <w:tcBorders>
+              <w:top w:val="single" w:color="000000" w:sz="4"/>
+              <w:left w:val="single" w:color="000000" w:sz="4"/>
+              <w:bottom w:val="single" w:color="000000" w:sz="4"/>
+              <w:right w:val="single" w:color="000000" w:sz="4"/>
+            </w:tcBorders>
+            <w:shd w:fill="F2F2F2" w:color="auto" w:val="clear"/>
+            <w:tcMar>
+              <w:top w:type="dxa" w:w="40"/>
+              <w:left w:type="dxa" w:w="80"/>
+              <w:bottom w:type="dxa" w:w="40"/>
+              <w:right w:type="dxa" w:w="80"/>
+            </w:tcMar>
+            <w:vAlign w:val="center"/>
+          </w:tcPr>
+          <w:p>
+            <w:pPr>
+              <w:jc w:val="center"/>
+            </w:pPr>
+            <w:r>
+              <w:rPr>
+                <w:rFonts w:ascii="Times New Roman" w:cs="Times New Roman" w:eastAsia="Times New Roman" w:hAnsi="Times New Roman"/>
+                <w:b/>
+                <w:bCs/>
+                <w:sz w:val="20"/>
+                <w:szCs w:val="20"/>
+              </w:rPr>
+              <w:t xml:space="preserve">Вывод: выполнено / не выполнено / не оценено</w:t>
+            </w:r>
+          </w:p>
+        </w:tc>
+      </w:tr>
+      <w:tr>
+        <w:trPr>
+          <w:cantSplit/>
+        </w:trPr>
+        <w:tc>
+          <w:tcPr>
+            <w:tcW w:type="dxa" w:w="1100"/>
+            <w:tcBorders>
+              <w:top w:val="single" w:color="000000" w:sz="4"/>
+              <w:left w:val="single" w:color="000000" w:sz="4"/>
+              <w:bottom w:val="single" w:color="000000" w:sz="4"/>
+              <w:right w:val="single" w:color="000000" w:sz="4"/>
+            </w:tcBorders>
+            <w:tcMar>
+              <w:top w:type="dxa" w:w="40"/>
+              <w:left w:type="dxa" w:w="80"/>
+              <w:bottom w:type="dxa" w:w="40"/>
+              <w:right w:type="dxa" w:w="80"/>
+            </w:tcMar>
+            <w:vAlign w:val="top"/>
+          </w:tcPr>
+          <w:p>
+            <w:pPr>
+              <w:jc w:val="left"/>
+            </w:pPr>
+            <w:r>
+              <w:rPr>
+                <w:rFonts w:ascii="Times New Roman" w:cs="Times New Roman" w:eastAsia="Times New Roman" w:hAnsi="Times New Roman"/>
+                <w:b w:val="false"/>
+                <w:bCs w:val="false"/>
+                <w:sz w:val="20"/>
+                <w:szCs w:val="20"/>
+              </w:rPr>
+              <w:t xml:space="preserve">2.1.3, 3.23</w:t>
+            </w:r>
+          </w:p>
+        </w:tc>
+        <w:tc>
+          <w:tcPr>
+            <w:tcW w:type="dxa" w:w="3200"/>
+            <w:tcBorders>
+              <w:top w:val="single" w:color="000000" w:sz="4"/>
+              <w:left w:val="single" w:color="000000" w:sz="4"/>
+              <w:bottom w:val="single" w:color="000000" w:sz="4"/>
+              <w:right w:val="single" w:color="000000" w:sz="4"/>
+            </w:tcBorders>
+            <w:tcMar>
+              <w:top w:type="dxa" w:w="40"/>
+              <w:left w:type="dxa" w:w="80"/>
+              <w:bottom w:type="dxa" w:w="40"/>
+              <w:right w:type="dxa" w:w="80"/>
+            </w:tcMar>
+            <w:vAlign w:val="top"/>
+          </w:tcPr>
+          <w:p>
+            <w:pPr>
+              <w:jc w:val="left"/>
+            </w:pPr>
+            <w:r>
+              <w:rPr>
+                <w:rFonts w:ascii="Times New Roman" w:cs="Times New Roman" w:eastAsia="Times New Roman" w:hAnsi="Times New Roman"/>
+                <w:b w:val="false"/>
+                <w:bCs w:val="false"/>
+                <w:sz w:val="20"/>
+                <w:szCs w:val="20"/>
+              </w:rPr>
+              <w:t xml:space="preserve">Прибытие первых подразделений пожарной охраны не более 20 мин</w:t>
+            </w:r>
+          </w:p>
+        </w:tc>
+        <w:tc>
+          <w:tcPr>
+            <w:tcW w:type="dxa" w:w="3000"/>
+            <w:tcBorders>
+              <w:top w:val="single" w:color="000000" w:sz="4"/>
+              <w:left w:val="single" w:color="000000" w:sz="4"/>
+              <w:bottom w:val="single" w:color="000000" w:sz="4"/>
+              <w:right w:val="single" w:color="000000" w:sz="4"/>
+            </w:tcBorders>
+            <w:tcMar>
+              <w:top w:type="dxa" w:w="40"/>
+              <w:left w:type="dxa" w:w="80"/>
+              <w:bottom w:type="dxa" w:w="40"/>
+              <w:right w:type="dxa" w:w="80"/>
+            </w:tcMar>
+            <w:vAlign w:val="top"/>
+          </w:tcPr>
+          <w:p>
+            <w:pPr>
+              <w:jc w:val="left"/>
+            </w:pPr>
+          </w:p>
+        </w:tc>
+        <w:tc>
+          <w:tcPr>
+            <w:tcW w:type="dxa" w:w="2054"/>
+            <w:tcBorders>
+              <w:top w:val="single" w:color="000000" w:sz="4"/>
+              <w:left w:val="single" w:color="000000" w:sz="4"/>
+              <w:bottom w:val="single" w:color="000000" w:sz="4"/>
+              <w:right w:val="single" w:color="000000" w:sz="4"/>
+            </w:tcBorders>
+            <w:tcMar>
+              <w:top w:type="dxa" w:w="40"/>
+              <w:left w:type="dxa" w:w="80"/>
+              <w:bottom w:type="dxa" w:w="40"/>
+              <w:right w:type="dxa" w:w="80"/>
+            </w:tcMar>
+            <w:vAlign w:val="top"/>
+          </w:tcPr>
+          <w:p>
+            <w:pPr>
+              <w:jc w:val="left"/>
+            </w:pPr>
+          </w:p>
+        </w:tc>
+      </w:tr>
+      <w:tr>
+        <w:trPr>
+          <w:cantSplit/>
+        </w:trPr>
+        <w:tc>
+          <w:tcPr>
+            <w:tcW w:type="dxa" w:w="1100"/>
+            <w:tcBorders>
+              <w:top w:val="single" w:color="000000" w:sz="4"/>
+              <w:left w:val="single" w:color="000000" w:sz="4"/>
+              <w:bottom w:val="single" w:color="000000" w:sz="4"/>
+              <w:right w:val="single" w:color="000000" w:sz="4"/>
+            </w:tcBorders>
+            <w:tcMar>
+              <w:top w:type="dxa" w:w="40"/>
+              <w:left w:type="dxa" w:w="80"/>
+              <w:bottom w:type="dxa" w:w="40"/>
+              <w:right w:type="dxa" w:w="80"/>
+            </w:tcMar>
+            <w:vAlign w:val="top"/>
+          </w:tcPr>
+          <w:p>
+            <w:pPr>
+              <w:jc w:val="left"/>
+            </w:pPr>
+            <w:r>
+              <w:rPr>
+                <w:rFonts w:ascii="Times New Roman" w:cs="Times New Roman" w:eastAsia="Times New Roman" w:hAnsi="Times New Roman"/>
+                <w:b w:val="false"/>
+                <w:bCs w:val="false"/>
+                <w:sz w:val="20"/>
+                <w:szCs w:val="20"/>
+              </w:rPr>
+              <w:t xml:space="preserve">2.1.4</w:t>
+            </w:r>
+          </w:p>
+        </w:tc>
+        <w:tc>
+          <w:tcPr>
+            <w:tcW w:type="dxa" w:w="3200"/>
+            <w:tcBorders>
+              <w:top w:val="single" w:color="000000" w:sz="4"/>
+              <w:left w:val="single" w:color="000000" w:sz="4"/>
+              <w:bottom w:val="single" w:color="000000" w:sz="4"/>
+              <w:right w:val="single" w:color="000000" w:sz="4"/>
+            </w:tcBorders>
+            <w:tcMar>
+              <w:top w:type="dxa" w:w="40"/>
+              <w:left w:type="dxa" w:w="80"/>
+              <w:bottom w:type="dxa" w:w="40"/>
+              <w:right w:type="dxa" w:w="80"/>
+            </w:tcMar>
+            <w:vAlign w:val="top"/>
+          </w:tcPr>
+          <w:p>
+            <w:pPr>
+              <w:jc w:val="left"/>
+            </w:pPr>
+            <w:r>
+              <w:rPr>
+                <w:rFonts w:ascii="Times New Roman" w:cs="Times New Roman" w:eastAsia="Times New Roman" w:hAnsi="Times New Roman"/>
+                <w:b w:val="false"/>
+                <w:bCs w:val="false"/>
+                <w:sz w:val="20"/>
+                <w:szCs w:val="20"/>
+              </w:rPr>
+              <w:t xml:space="preserve">Сертификаты (декларации) на материалы и оборудование</w:t>
+            </w:r>
+          </w:p>
+        </w:tc>
+        <w:tc>
+          <w:tcPr>
+            <w:tcW w:type="dxa" w:w="3000"/>
+            <w:tcBorders>
+              <w:top w:val="single" w:color="000000" w:sz="4"/>
+              <w:left w:val="single" w:color="000000" w:sz="4"/>
+              <w:bottom w:val="single" w:color="000000" w:sz="4"/>
+              <w:right w:val="single" w:color="000000" w:sz="4"/>
+            </w:tcBorders>
+            <w:tcMar>
+              <w:top w:type="dxa" w:w="40"/>
+              <w:left w:type="dxa" w:w="80"/>
+              <w:bottom w:type="dxa" w:w="40"/>
+              <w:right w:type="dxa" w:w="80"/>
+            </w:tcMar>
+            <w:vAlign w:val="top"/>
+          </w:tcPr>
+          <w:p>
+            <w:pPr>
+              <w:jc w:val="left"/>
+            </w:pPr>
+          </w:p>
+        </w:tc>
+        <w:tc>
+          <w:tcPr>
+            <w:tcW w:type="dxa" w:w="2054"/>
+            <w:tcBorders>
+              <w:top w:val="single" w:color="000000" w:sz="4"/>
+              <w:left w:val="single" w:color="000000" w:sz="4"/>
+              <w:bottom w:val="single" w:color="000000" w:sz="4"/>
+              <w:right w:val="single" w:color="000000" w:sz="4"/>
+            </w:tcBorders>
+            <w:tcMar>
+              <w:top w:type="dxa" w:w="40"/>
+              <w:left w:type="dxa" w:w="80"/>
+              <w:bottom w:type="dxa" w:w="40"/>
+              <w:right w:type="dxa" w:w="80"/>
+            </w:tcMar>
+            <w:vAlign w:val="top"/>
+          </w:tcPr>
+          <w:p>
+            <w:pPr>
+              <w:jc w:val="left"/>
+            </w:pPr>
+          </w:p>
+        </w:tc>
+      </w:tr>
+      <w:tr>
+        <w:trPr>
+          <w:cantSplit/>
+        </w:trPr>
+        <w:tc>
+          <w:tcPr>
+            <w:tcW w:type="dxa" w:w="1100"/>
+            <w:tcBorders>
+              <w:top w:val="single" w:color="000000" w:sz="4"/>
+              <w:left w:val="single" w:color="000000" w:sz="4"/>
+              <w:bottom w:val="single" w:color="000000" w:sz="4"/>
+              <w:right w:val="single" w:color="000000" w:sz="4"/>
+            </w:tcBorders>
+            <w:tcMar>
+              <w:top w:type="dxa" w:w="40"/>
+              <w:left w:type="dxa" w:w="80"/>
+              <w:bottom w:type="dxa" w:w="40"/>
+              <w:right w:type="dxa" w:w="80"/>
+            </w:tcMar>
+            <w:vAlign w:val="top"/>
+          </w:tcPr>
+          <w:p>
+            <w:pPr>
+              <w:jc w:val="left"/>
+            </w:pPr>
+            <w:r>
+              <w:rPr>
+                <w:rFonts w:ascii="Times New Roman" w:cs="Times New Roman" w:eastAsia="Times New Roman" w:hAnsi="Times New Roman"/>
+                <w:b w:val="false"/>
+                <w:bCs w:val="false"/>
+                <w:sz w:val="20"/>
+                <w:szCs w:val="20"/>
+              </w:rPr>
+              <w:t xml:space="preserve">2.2.1</w:t>
+            </w:r>
+          </w:p>
+        </w:tc>
+        <w:tc>
+          <w:tcPr>
+            <w:tcW w:type="dxa" w:w="3200"/>
+            <w:tcBorders>
+              <w:top w:val="single" w:color="000000" w:sz="4"/>
+              <w:left w:val="single" w:color="000000" w:sz="4"/>
+              <w:bottom w:val="single" w:color="000000" w:sz="4"/>
+              <w:right w:val="single" w:color="000000" w:sz="4"/>
+            </w:tcBorders>
+            <w:tcMar>
+              <w:top w:type="dxa" w:w="40"/>
+              <w:left w:type="dxa" w:w="80"/>
+              <w:bottom w:type="dxa" w:w="40"/>
+              <w:right w:type="dxa" w:w="80"/>
+            </w:tcMar>
+            <w:vAlign w:val="top"/>
+          </w:tcPr>
+          <w:p>
+            <w:pPr>
+              <w:jc w:val="left"/>
+            </w:pPr>
+            <w:r>
+              <w:rPr>
+                <w:rFonts w:ascii="Times New Roman" w:cs="Times New Roman" w:eastAsia="Times New Roman" w:hAnsi="Times New Roman"/>
+                <w:b w:val="false"/>
+                <w:bCs w:val="false"/>
+                <w:sz w:val="20"/>
+                <w:szCs w:val="20"/>
+              </w:rPr>
+              <w:t xml:space="preserve">АУП пенная под покрытием</w:t>
+            </w:r>
+          </w:p>
+        </w:tc>
+        <w:tc>
+          <w:tcPr>
+            <w:tcW w:type="dxa" w:w="3000"/>
+            <w:tcBorders>
+              <w:top w:val="single" w:color="000000" w:sz="4"/>
+              <w:left w:val="single" w:color="000000" w:sz="4"/>
+              <w:bottom w:val="single" w:color="000000" w:sz="4"/>
+              <w:right w:val="single" w:color="000000" w:sz="4"/>
+            </w:tcBorders>
+            <w:tcMar>
+              <w:top w:type="dxa" w:w="40"/>
+              <w:left w:type="dxa" w:w="80"/>
+              <w:bottom w:type="dxa" w:w="40"/>
+              <w:right w:type="dxa" w:w="80"/>
+            </w:tcMar>
+            <w:vAlign w:val="top"/>
+          </w:tcPr>
+          <w:p>
+            <w:pPr>
+              <w:jc w:val="left"/>
+            </w:pPr>
+          </w:p>
+        </w:tc>
+        <w:tc>
+          <w:tcPr>
+            <w:tcW w:type="dxa" w:w="2054"/>
+            <w:tcBorders>
+              <w:top w:val="single" w:color="000000" w:sz="4"/>
+              <w:left w:val="single" w:color="000000" w:sz="4"/>
+              <w:bottom w:val="single" w:color="000000" w:sz="4"/>
+              <w:right w:val="single" w:color="000000" w:sz="4"/>
+            </w:tcBorders>
+            <w:tcMar>
+              <w:top w:type="dxa" w:w="40"/>
+              <w:left w:type="dxa" w:w="80"/>
+              <w:bottom w:type="dxa" w:w="40"/>
+              <w:right w:type="dxa" w:w="80"/>
+            </w:tcMar>
+            <w:vAlign w:val="top"/>
+          </w:tcPr>
+          <w:p>
+            <w:pPr>
+              <w:jc w:val="left"/>
+            </w:pPr>
+          </w:p>
+        </w:tc>
+      </w:tr>
+      <w:tr>
+        <w:trPr>
+          <w:cantSplit/>
+        </w:trPr>
+        <w:tc>
+          <w:tcPr>
+            <w:tcW w:type="dxa" w:w="1100"/>
+            <w:tcBorders>
+              <w:top w:val="single" w:color="000000" w:sz="4"/>
+              <w:left w:val="single" w:color="000000" w:sz="4"/>
+              <w:bottom w:val="single" w:color="000000" w:sz="4"/>
+              <w:right w:val="single" w:color="000000" w:sz="4"/>
+            </w:tcBorders>
+            <w:tcMar>
+              <w:top w:type="dxa" w:w="40"/>
+              <w:left w:type="dxa" w:w="80"/>
+              <w:bottom w:type="dxa" w:w="40"/>
+              <w:right w:type="dxa" w:w="80"/>
+            </w:tcMar>
+            <w:vAlign w:val="top"/>
+          </w:tcPr>
+          <w:p>
+            <w:pPr>
+              <w:jc w:val="left"/>
+            </w:pPr>
+            <w:r>
+              <w:rPr>
+                <w:rFonts w:ascii="Times New Roman" w:cs="Times New Roman" w:eastAsia="Times New Roman" w:hAnsi="Times New Roman"/>
+                <w:b w:val="false"/>
+                <w:bCs w:val="false"/>
+                <w:sz w:val="20"/>
+                <w:szCs w:val="20"/>
+              </w:rPr>
+              <w:t xml:space="preserve">2.2.2</w:t>
+            </w:r>
+          </w:p>
+        </w:tc>
+        <w:tc>
+          <w:tcPr>
+            <w:tcW w:type="dxa" w:w="3200"/>
+            <w:tcBorders>
+              <w:top w:val="single" w:color="000000" w:sz="4"/>
+              <w:left w:val="single" w:color="000000" w:sz="4"/>
+              <w:bottom w:val="single" w:color="000000" w:sz="4"/>
+              <w:right w:val="single" w:color="000000" w:sz="4"/>
+            </w:tcBorders>
+            <w:tcMar>
+              <w:top w:type="dxa" w:w="40"/>
+              <w:left w:type="dxa" w:w="80"/>
+              <w:bottom w:type="dxa" w:w="40"/>
+              <w:right w:type="dxa" w:w="80"/>
+            </w:tcMar>
+            <w:vAlign w:val="top"/>
+          </w:tcPr>
+          <w:p>
+            <w:pPr>
+              <w:jc w:val="left"/>
+            </w:pPr>
+            <w:r>
+              <w:rPr>
+                <w:rFonts w:ascii="Times New Roman" w:cs="Times New Roman" w:eastAsia="Times New Roman" w:hAnsi="Times New Roman"/>
+                <w:b w:val="false"/>
+                <w:bCs w:val="false"/>
+                <w:sz w:val="20"/>
+                <w:szCs w:val="20"/>
+              </w:rPr>
+              <w:t xml:space="preserve">Внутристеллажная АУП</w:t>
+            </w:r>
+          </w:p>
+        </w:tc>
+        <w:tc>
+          <w:tcPr>
+            <w:tcW w:type="dxa" w:w="3000"/>
+            <w:tcBorders>
+              <w:top w:val="single" w:color="000000" w:sz="4"/>
+              <w:left w:val="single" w:color="000000" w:sz="4"/>
+              <w:bottom w:val="single" w:color="000000" w:sz="4"/>
+              <w:right w:val="single" w:color="000000" w:sz="4"/>
+            </w:tcBorders>
+            <w:tcMar>
+              <w:top w:type="dxa" w:w="40"/>
+              <w:left w:type="dxa" w:w="80"/>
+              <w:bottom w:type="dxa" w:w="40"/>
+              <w:right w:type="dxa" w:w="80"/>
+            </w:tcMar>
+            <w:vAlign w:val="top"/>
+          </w:tcPr>
+          <w:p>
+            <w:pPr>
+              <w:jc w:val="left"/>
+            </w:pPr>
+          </w:p>
+        </w:tc>
+        <w:tc>
+          <w:tcPr>
+            <w:tcW w:type="dxa" w:w="2054"/>
+            <w:tcBorders>
+              <w:top w:val="single" w:color="000000" w:sz="4"/>
+              <w:left w:val="single" w:color="000000" w:sz="4"/>
+              <w:bottom w:val="single" w:color="000000" w:sz="4"/>
+              <w:right w:val="single" w:color="000000" w:sz="4"/>
+            </w:tcBorders>
+            <w:tcMar>
+              <w:top w:type="dxa" w:w="40"/>
+              <w:left w:type="dxa" w:w="80"/>
+              <w:bottom w:type="dxa" w:w="40"/>
+              <w:right w:type="dxa" w:w="80"/>
+            </w:tcMar>
+            <w:vAlign w:val="top"/>
+          </w:tcPr>
+          <w:p>
+            <w:pPr>
+              <w:jc w:val="left"/>
+            </w:pPr>
+          </w:p>
+        </w:tc>
+      </w:tr>
+      <w:tr>
+        <w:trPr>
+          <w:cantSplit/>
+        </w:trPr>
+        <w:tc>
+          <w:tcPr>
+            <w:tcW w:type="dxa" w:w="1100"/>
+            <w:tcBorders>
+              <w:top w:val="single" w:color="000000" w:sz="4"/>
+              <w:left w:val="single" w:color="000000" w:sz="4"/>
+              <w:bottom w:val="single" w:color="000000" w:sz="4"/>
+              <w:right w:val="single" w:color="000000" w:sz="4"/>
+            </w:tcBorders>
+            <w:tcMar>
+              <w:top w:type="dxa" w:w="40"/>
+              <w:left w:type="dxa" w:w="80"/>
+              <w:bottom w:type="dxa" w:w="40"/>
+              <w:right w:type="dxa" w:w="80"/>
+            </w:tcMar>
+            <w:vAlign w:val="top"/>
+          </w:tcPr>
+          <w:p>
+            <w:pPr>
+              <w:jc w:val="left"/>
+            </w:pPr>
+            <w:r>
+              <w:rPr>
+                <w:rFonts w:ascii="Times New Roman" w:cs="Times New Roman" w:eastAsia="Times New Roman" w:hAnsi="Times New Roman"/>
+                <w:b w:val="false"/>
+                <w:bCs w:val="false"/>
+                <w:sz w:val="20"/>
+                <w:szCs w:val="20"/>
+              </w:rPr>
+              <w:t xml:space="preserve">2.2.3</w:t>
+            </w:r>
+          </w:p>
+        </w:tc>
+        <w:tc>
+          <w:tcPr>
+            <w:tcW w:type="dxa" w:w="3200"/>
+            <w:tcBorders>
+              <w:top w:val="single" w:color="000000" w:sz="4"/>
+              <w:left w:val="single" w:color="000000" w:sz="4"/>
+              <w:bottom w:val="single" w:color="000000" w:sz="4"/>
+              <w:right w:val="single" w:color="000000" w:sz="4"/>
+            </w:tcBorders>
+            <w:tcMar>
+              <w:top w:type="dxa" w:w="40"/>
+              <w:left w:type="dxa" w:w="80"/>
+              <w:bottom w:type="dxa" w:w="40"/>
+              <w:right w:type="dxa" w:w="80"/>
+            </w:tcMar>
+            <w:vAlign w:val="top"/>
+          </w:tcPr>
+          <w:p>
+            <w:pPr>
+              <w:jc w:val="left"/>
+            </w:pPr>
+            <w:r>
+              <w:rPr>
+                <w:rFonts w:ascii="Times New Roman" w:cs="Times New Roman" w:eastAsia="Times New Roman" w:hAnsi="Times New Roman"/>
+                <w:b w:val="false"/>
+                <w:bCs w:val="false"/>
+                <w:sz w:val="20"/>
+                <w:szCs w:val="20"/>
+              </w:rPr>
+              <w:t xml:space="preserve">Пена низкой кратности 3 %</w:t>
+            </w:r>
+          </w:p>
+        </w:tc>
+        <w:tc>
+          <w:tcPr>
+            <w:tcW w:type="dxa" w:w="3000"/>
+            <w:tcBorders>
+              <w:top w:val="single" w:color="000000" w:sz="4"/>
+              <w:left w:val="single" w:color="000000" w:sz="4"/>
+              <w:bottom w:val="single" w:color="000000" w:sz="4"/>
+              <w:right w:val="single" w:color="000000" w:sz="4"/>
+            </w:tcBorders>
+            <w:tcMar>
+              <w:top w:type="dxa" w:w="40"/>
+              <w:left w:type="dxa" w:w="80"/>
+              <w:bottom w:type="dxa" w:w="40"/>
+              <w:right w:type="dxa" w:w="80"/>
+            </w:tcMar>
+            <w:vAlign w:val="top"/>
+          </w:tcPr>
+          <w:p>
+            <w:pPr>
+              <w:jc w:val="left"/>
+            </w:pPr>
+          </w:p>
+        </w:tc>
+        <w:tc>
+          <w:tcPr>
+            <w:tcW w:type="dxa" w:w="2054"/>
+            <w:tcBorders>
+              <w:top w:val="single" w:color="000000" w:sz="4"/>
+              <w:left w:val="single" w:color="000000" w:sz="4"/>
+              <w:bottom w:val="single" w:color="000000" w:sz="4"/>
+              <w:right w:val="single" w:color="000000" w:sz="4"/>
+            </w:tcBorders>
+            <w:tcMar>
+              <w:top w:type="dxa" w:w="40"/>
+              <w:left w:type="dxa" w:w="80"/>
+              <w:bottom w:type="dxa" w:w="40"/>
+              <w:right w:type="dxa" w:w="80"/>
+            </w:tcMar>
+            <w:vAlign w:val="top"/>
+          </w:tcPr>
+          <w:p>
+            <w:pPr>
+              <w:jc w:val="left"/>
+            </w:pPr>
+          </w:p>
+        </w:tc>
+      </w:tr>
+      <w:tr>
+        <w:trPr>
+          <w:cantSplit/>
+        </w:trPr>
+        <w:tc>
+          <w:tcPr>
+            <w:tcW w:type="dxa" w:w="1100"/>
+            <w:tcBorders>
+              <w:top w:val="single" w:color="000000" w:sz="4"/>
+              <w:left w:val="single" w:color="000000" w:sz="4"/>
+              <w:bottom w:val="single" w:color="000000" w:sz="4"/>
+              <w:right w:val="single" w:color="000000" w:sz="4"/>
+            </w:tcBorders>
+            <w:tcMar>
+              <w:top w:type="dxa" w:w="40"/>
+              <w:left w:type="dxa" w:w="80"/>
+              <w:bottom w:type="dxa" w:w="40"/>
+              <w:right w:type="dxa" w:w="80"/>
+            </w:tcMar>
+            <w:vAlign w:val="top"/>
+          </w:tcPr>
+          <w:p>
+            <w:pPr>
+              <w:jc w:val="left"/>
+            </w:pPr>
+            <w:r>
+              <w:rPr>
+                <w:rFonts w:ascii="Times New Roman" w:cs="Times New Roman" w:eastAsia="Times New Roman" w:hAnsi="Times New Roman"/>
+                <w:b w:val="false"/>
+                <w:bCs w:val="false"/>
+                <w:sz w:val="20"/>
+                <w:szCs w:val="20"/>
+              </w:rPr>
+              <w:t xml:space="preserve">2.2.4</w:t>
+            </w:r>
+          </w:p>
+        </w:tc>
+        <w:tc>
+          <w:tcPr>
+            <w:tcW w:type="dxa" w:w="3200"/>
+            <w:tcBorders>
+              <w:top w:val="single" w:color="000000" w:sz="4"/>
+              <w:left w:val="single" w:color="000000" w:sz="4"/>
+              <w:bottom w:val="single" w:color="000000" w:sz="4"/>
+              <w:right w:val="single" w:color="000000" w:sz="4"/>
+            </w:tcBorders>
+            <w:tcMar>
+              <w:top w:type="dxa" w:w="40"/>
+              <w:left w:type="dxa" w:w="80"/>
+              <w:bottom w:type="dxa" w:w="40"/>
+              <w:right w:type="dxa" w:w="80"/>
+            </w:tcMar>
+            <w:vAlign w:val="top"/>
+          </w:tcPr>
+          <w:p>
+            <w:pPr>
+              <w:jc w:val="left"/>
+            </w:pPr>
+            <w:r>
+              <w:rPr>
+                <w:rFonts w:ascii="Times New Roman" w:cs="Times New Roman" w:eastAsia="Times New Roman" w:hAnsi="Times New Roman"/>
+                <w:b w:val="false"/>
+                <w:bCs w:val="false"/>
+                <w:sz w:val="20"/>
+                <w:szCs w:val="20"/>
+              </w:rPr>
+              <w:t xml:space="preserve">Высота склада и хранения</w:t>
+            </w:r>
+          </w:p>
+        </w:tc>
+        <w:tc>
+          <w:tcPr>
+            <w:tcW w:type="dxa" w:w="3000"/>
+            <w:tcBorders>
+              <w:top w:val="single" w:color="000000" w:sz="4"/>
+              <w:left w:val="single" w:color="000000" w:sz="4"/>
+              <w:bottom w:val="single" w:color="000000" w:sz="4"/>
+              <w:right w:val="single" w:color="000000" w:sz="4"/>
+            </w:tcBorders>
+            <w:tcMar>
+              <w:top w:type="dxa" w:w="40"/>
+              <w:left w:type="dxa" w:w="80"/>
+              <w:bottom w:type="dxa" w:w="40"/>
+              <w:right w:type="dxa" w:w="80"/>
+            </w:tcMar>
+            <w:vAlign w:val="top"/>
+          </w:tcPr>
+          <w:p>
+            <w:pPr>
+              <w:jc w:val="left"/>
+            </w:pPr>
+          </w:p>
+        </w:tc>
+        <w:tc>
+          <w:tcPr>
+            <w:tcW w:type="dxa" w:w="2054"/>
+            <w:tcBorders>
+              <w:top w:val="single" w:color="000000" w:sz="4"/>
+              <w:left w:val="single" w:color="000000" w:sz="4"/>
+              <w:bottom w:val="single" w:color="000000" w:sz="4"/>
+              <w:right w:val="single" w:color="000000" w:sz="4"/>
+            </w:tcBorders>
+            <w:tcMar>
+              <w:top w:type="dxa" w:w="40"/>
+              <w:left w:type="dxa" w:w="80"/>
+              <w:bottom w:type="dxa" w:w="40"/>
+              <w:right w:type="dxa" w:w="80"/>
+            </w:tcMar>
+            <w:vAlign w:val="top"/>
+          </w:tcPr>
+          <w:p>
+            <w:pPr>
+              <w:jc w:val="left"/>
+            </w:pPr>
+          </w:p>
+        </w:tc>
+      </w:tr>
+      <w:tr>
+        <w:trPr>
+          <w:cantSplit/>
+        </w:trPr>
+        <w:tc>
+          <w:tcPr>
+            <w:tcW w:type="dxa" w:w="1100"/>
+            <w:tcBorders>
+              <w:top w:val="single" w:color="000000" w:sz="4"/>
+              <w:left w:val="single" w:color="000000" w:sz="4"/>
+              <w:bottom w:val="single" w:color="000000" w:sz="4"/>
+              <w:right w:val="single" w:color="000000" w:sz="4"/>
+            </w:tcBorders>
+            <w:tcMar>
+              <w:top w:type="dxa" w:w="40"/>
+              <w:left w:type="dxa" w:w="80"/>
+              <w:bottom w:type="dxa" w:w="40"/>
+              <w:right w:type="dxa" w:w="80"/>
+            </w:tcMar>
+            <w:vAlign w:val="top"/>
+          </w:tcPr>
+          <w:p>
+            <w:pPr>
+              <w:jc w:val="left"/>
+            </w:pPr>
+            <w:r>
+              <w:rPr>
+                <w:rFonts w:ascii="Times New Roman" w:cs="Times New Roman" w:eastAsia="Times New Roman" w:hAnsi="Times New Roman"/>
+                <w:b w:val="false"/>
+                <w:bCs w:val="false"/>
+                <w:sz w:val="20"/>
+                <w:szCs w:val="20"/>
+              </w:rPr>
+              <w:t xml:space="preserve">2.2.6, 3.18</w:t>
+            </w:r>
+          </w:p>
+        </w:tc>
+        <w:tc>
+          <w:tcPr>
+            <w:tcW w:type="dxa" w:w="3200"/>
+            <w:tcBorders>
+              <w:top w:val="single" w:color="000000" w:sz="4"/>
+              <w:left w:val="single" w:color="000000" w:sz="4"/>
+              <w:bottom w:val="single" w:color="000000" w:sz="4"/>
+              <w:right w:val="single" w:color="000000" w:sz="4"/>
+            </w:tcBorders>
+            <w:tcMar>
+              <w:top w:type="dxa" w:w="40"/>
+              <w:left w:type="dxa" w:w="80"/>
+              <w:bottom w:type="dxa" w:w="40"/>
+              <w:right w:type="dxa" w:w="80"/>
+            </w:tcMar>
+            <w:vAlign w:val="top"/>
+          </w:tcPr>
+          <w:p>
+            <w:pPr>
+              <w:jc w:val="left"/>
+            </w:pPr>
+            <w:r>
+              <w:rPr>
+                <w:rFonts w:ascii="Times New Roman" w:cs="Times New Roman" w:eastAsia="Times New Roman" w:hAnsi="Times New Roman"/>
+                <w:b w:val="false"/>
+                <w:bCs w:val="false"/>
+                <w:sz w:val="20"/>
+                <w:szCs w:val="20"/>
+              </w:rPr>
+              <w:t xml:space="preserve">ВПВ, совмещённый с АУП; расход ВПВ склада</w:t>
+            </w:r>
+          </w:p>
+        </w:tc>
+        <w:tc>
+          <w:tcPr>
+            <w:tcW w:type="dxa" w:w="3000"/>
+            <w:tcBorders>
+              <w:top w:val="single" w:color="000000" w:sz="4"/>
+              <w:left w:val="single" w:color="000000" w:sz="4"/>
+              <w:bottom w:val="single" w:color="000000" w:sz="4"/>
+              <w:right w:val="single" w:color="000000" w:sz="4"/>
+            </w:tcBorders>
+            <w:tcMar>
+              <w:top w:type="dxa" w:w="40"/>
+              <w:left w:type="dxa" w:w="80"/>
+              <w:bottom w:type="dxa" w:w="40"/>
+              <w:right w:type="dxa" w:w="80"/>
+            </w:tcMar>
+            <w:vAlign w:val="top"/>
+          </w:tcPr>
+          <w:p>
+            <w:pPr>
+              <w:jc w:val="left"/>
+            </w:pPr>
+          </w:p>
+        </w:tc>
+        <w:tc>
+          <w:tcPr>
+            <w:tcW w:type="dxa" w:w="2054"/>
+            <w:tcBorders>
+              <w:top w:val="single" w:color="000000" w:sz="4"/>
+              <w:left w:val="single" w:color="000000" w:sz="4"/>
+              <w:bottom w:val="single" w:color="000000" w:sz="4"/>
+              <w:right w:val="single" w:color="000000" w:sz="4"/>
+            </w:tcBorders>
+            <w:tcMar>
+              <w:top w:type="dxa" w:w="40"/>
+              <w:left w:type="dxa" w:w="80"/>
+              <w:bottom w:type="dxa" w:w="40"/>
+              <w:right w:type="dxa" w:w="80"/>
+            </w:tcMar>
+            <w:vAlign w:val="top"/>
+          </w:tcPr>
+          <w:p>
+            <w:pPr>
+              <w:jc w:val="left"/>
+            </w:pPr>
+          </w:p>
+        </w:tc>
+      </w:tr>
+      <w:tr>
+        <w:trPr>
+          <w:cantSplit/>
+        </w:trPr>
+        <w:tc>
+          <w:tcPr>
+            <w:tcW w:type="dxa" w:w="1100"/>
+            <w:tcBorders>
+              <w:top w:val="single" w:color="000000" w:sz="4"/>
+              <w:left w:val="single" w:color="000000" w:sz="4"/>
+              <w:bottom w:val="single" w:color="000000" w:sz="4"/>
+              <w:right w:val="single" w:color="000000" w:sz="4"/>
+            </w:tcBorders>
+            <w:tcMar>
+              <w:top w:type="dxa" w:w="40"/>
+              <w:left w:type="dxa" w:w="80"/>
+              <w:bottom w:type="dxa" w:w="40"/>
+              <w:right w:type="dxa" w:w="80"/>
+            </w:tcMar>
+            <w:vAlign w:val="top"/>
+          </w:tcPr>
+          <w:p>
+            <w:pPr>
+              <w:jc w:val="left"/>
+            </w:pPr>
+            <w:r>
+              <w:rPr>
+                <w:rFonts w:ascii="Times New Roman" w:cs="Times New Roman" w:eastAsia="Times New Roman" w:hAnsi="Times New Roman"/>
+                <w:b w:val="false"/>
+                <w:bCs w:val="false"/>
+                <w:sz w:val="20"/>
+                <w:szCs w:val="20"/>
+              </w:rPr>
+              <w:t xml:space="preserve">2.2.7</w:t>
+            </w:r>
+          </w:p>
+        </w:tc>
+        <w:tc>
+          <w:tcPr>
+            <w:tcW w:type="dxa" w:w="3200"/>
+            <w:tcBorders>
+              <w:top w:val="single" w:color="000000" w:sz="4"/>
+              <w:left w:val="single" w:color="000000" w:sz="4"/>
+              <w:bottom w:val="single" w:color="000000" w:sz="4"/>
+              <w:right w:val="single" w:color="000000" w:sz="4"/>
+            </w:tcBorders>
+            <w:tcMar>
+              <w:top w:type="dxa" w:w="40"/>
+              <w:left w:type="dxa" w:w="80"/>
+              <w:bottom w:type="dxa" w:w="40"/>
+              <w:right w:type="dxa" w:w="80"/>
+            </w:tcMar>
+            <w:vAlign w:val="top"/>
+          </w:tcPr>
+          <w:p>
+            <w:pPr>
+              <w:jc w:val="left"/>
+            </w:pPr>
+            <w:r>
+              <w:rPr>
+                <w:rFonts w:ascii="Times New Roman" w:cs="Times New Roman" w:eastAsia="Times New Roman" w:hAnsi="Times New Roman"/>
+                <w:b w:val="false"/>
+                <w:bCs w:val="false"/>
+                <w:sz w:val="20"/>
+                <w:szCs w:val="20"/>
+              </w:rPr>
+              <w:t xml:space="preserve">Линейные дымовые ИП</w:t>
+            </w:r>
+          </w:p>
+        </w:tc>
+        <w:tc>
+          <w:tcPr>
+            <w:tcW w:type="dxa" w:w="3000"/>
+            <w:tcBorders>
+              <w:top w:val="single" w:color="000000" w:sz="4"/>
+              <w:left w:val="single" w:color="000000" w:sz="4"/>
+              <w:bottom w:val="single" w:color="000000" w:sz="4"/>
+              <w:right w:val="single" w:color="000000" w:sz="4"/>
+            </w:tcBorders>
+            <w:tcMar>
+              <w:top w:type="dxa" w:w="40"/>
+              <w:left w:type="dxa" w:w="80"/>
+              <w:bottom w:type="dxa" w:w="40"/>
+              <w:right w:type="dxa" w:w="80"/>
+            </w:tcMar>
+            <w:vAlign w:val="top"/>
+          </w:tcPr>
+          <w:p>
+            <w:pPr>
+              <w:jc w:val="left"/>
+            </w:pPr>
+          </w:p>
+        </w:tc>
+        <w:tc>
+          <w:tcPr>
+            <w:tcW w:type="dxa" w:w="2054"/>
+            <w:tcBorders>
+              <w:top w:val="single" w:color="000000" w:sz="4"/>
+              <w:left w:val="single" w:color="000000" w:sz="4"/>
+              <w:bottom w:val="single" w:color="000000" w:sz="4"/>
+              <w:right w:val="single" w:color="000000" w:sz="4"/>
+            </w:tcBorders>
+            <w:tcMar>
+              <w:top w:type="dxa" w:w="40"/>
+              <w:left w:type="dxa" w:w="80"/>
+              <w:bottom w:type="dxa" w:w="40"/>
+              <w:right w:type="dxa" w:w="80"/>
+            </w:tcMar>
+            <w:vAlign w:val="top"/>
+          </w:tcPr>
+          <w:p>
+            <w:pPr>
+              <w:jc w:val="left"/>
+            </w:pPr>
+          </w:p>
+        </w:tc>
+      </w:tr>
+      <w:tr>
+        <w:trPr>
+          <w:cantSplit/>
+        </w:trPr>
+        <w:tc>
+          <w:tcPr>
+            <w:tcW w:type="dxa" w:w="1100"/>
+            <w:tcBorders>
+              <w:top w:val="single" w:color="000000" w:sz="4"/>
+              <w:left w:val="single" w:color="000000" w:sz="4"/>
+              <w:bottom w:val="single" w:color="000000" w:sz="4"/>
+              <w:right w:val="single" w:color="000000" w:sz="4"/>
+            </w:tcBorders>
+            <w:tcMar>
+              <w:top w:type="dxa" w:w="40"/>
+              <w:left w:type="dxa" w:w="80"/>
+              <w:bottom w:type="dxa" w:w="40"/>
+              <w:right w:type="dxa" w:w="80"/>
+            </w:tcMar>
+            <w:vAlign w:val="top"/>
+          </w:tcPr>
+          <w:p>
+            <w:pPr>
+              <w:jc w:val="left"/>
+            </w:pPr>
+            <w:r>
+              <w:rPr>
+                <w:rFonts w:ascii="Times New Roman" w:cs="Times New Roman" w:eastAsia="Times New Roman" w:hAnsi="Times New Roman"/>
+                <w:b w:val="false"/>
+                <w:bCs w:val="false"/>
+                <w:sz w:val="20"/>
+                <w:szCs w:val="20"/>
+              </w:rPr>
+              <w:t xml:space="preserve">2.2.8</w:t>
+            </w:r>
+          </w:p>
+        </w:tc>
+        <w:tc>
+          <w:tcPr>
+            <w:tcW w:type="dxa" w:w="3200"/>
+            <w:tcBorders>
+              <w:top w:val="single" w:color="000000" w:sz="4"/>
+              <w:left w:val="single" w:color="000000" w:sz="4"/>
+              <w:bottom w:val="single" w:color="000000" w:sz="4"/>
+              <w:right w:val="single" w:color="000000" w:sz="4"/>
+            </w:tcBorders>
+            <w:tcMar>
+              <w:top w:type="dxa" w:w="40"/>
+              <w:left w:type="dxa" w:w="80"/>
+              <w:bottom w:type="dxa" w:w="40"/>
+              <w:right w:type="dxa" w:w="80"/>
+            </w:tcMar>
+            <w:vAlign w:val="top"/>
+          </w:tcPr>
+          <w:p>
+            <w:pPr>
+              <w:jc w:val="left"/>
+            </w:pPr>
+            <w:r>
+              <w:rPr>
+                <w:rFonts w:ascii="Times New Roman" w:cs="Times New Roman" w:eastAsia="Times New Roman" w:hAnsi="Times New Roman"/>
+                <w:b w:val="false"/>
+                <w:bCs w:val="false"/>
+                <w:sz w:val="20"/>
+                <w:szCs w:val="20"/>
+              </w:rPr>
+              <w:t xml:space="preserve">Вывод сигнала в пожарную охрану</w:t>
+            </w:r>
+          </w:p>
+        </w:tc>
+        <w:tc>
+          <w:tcPr>
+            <w:tcW w:type="dxa" w:w="3000"/>
+            <w:tcBorders>
+              <w:top w:val="single" w:color="000000" w:sz="4"/>
+              <w:left w:val="single" w:color="000000" w:sz="4"/>
+              <w:bottom w:val="single" w:color="000000" w:sz="4"/>
+              <w:right w:val="single" w:color="000000" w:sz="4"/>
+            </w:tcBorders>
+            <w:tcMar>
+              <w:top w:type="dxa" w:w="40"/>
+              <w:left w:type="dxa" w:w="80"/>
+              <w:bottom w:type="dxa" w:w="40"/>
+              <w:right w:type="dxa" w:w="80"/>
+            </w:tcMar>
+            <w:vAlign w:val="top"/>
+          </w:tcPr>
+          <w:p>
+            <w:pPr>
+              <w:jc w:val="left"/>
+            </w:pPr>
+          </w:p>
+        </w:tc>
+        <w:tc>
+          <w:tcPr>
+            <w:tcW w:type="dxa" w:w="2054"/>
+            <w:tcBorders>
+              <w:top w:val="single" w:color="000000" w:sz="4"/>
+              <w:left w:val="single" w:color="000000" w:sz="4"/>
+              <w:bottom w:val="single" w:color="000000" w:sz="4"/>
+              <w:right w:val="single" w:color="000000" w:sz="4"/>
+            </w:tcBorders>
+            <w:tcMar>
+              <w:top w:type="dxa" w:w="40"/>
+              <w:left w:type="dxa" w:w="80"/>
+              <w:bottom w:type="dxa" w:w="40"/>
+              <w:right w:type="dxa" w:w="80"/>
+            </w:tcMar>
+            <w:vAlign w:val="top"/>
+          </w:tcPr>
+          <w:p>
+            <w:pPr>
+              <w:jc w:val="left"/>
+            </w:pPr>
+          </w:p>
+        </w:tc>
+      </w:tr>
+      <w:tr>
+        <w:trPr>
+          <w:cantSplit/>
+        </w:trPr>
+        <w:tc>
+          <w:tcPr>
+            <w:tcW w:type="dxa" w:w="1100"/>
+            <w:tcBorders>
+              <w:top w:val="single" w:color="000000" w:sz="4"/>
+              <w:left w:val="single" w:color="000000" w:sz="4"/>
+              <w:bottom w:val="single" w:color="000000" w:sz="4"/>
+              <w:right w:val="single" w:color="000000" w:sz="4"/>
+            </w:tcBorders>
+            <w:tcMar>
+              <w:top w:type="dxa" w:w="40"/>
+              <w:left w:type="dxa" w:w="80"/>
+              <w:bottom w:type="dxa" w:w="40"/>
+              <w:right w:type="dxa" w:w="80"/>
+            </w:tcMar>
+            <w:vAlign w:val="top"/>
+          </w:tcPr>
+          <w:p>
+            <w:pPr>
+              <w:jc w:val="left"/>
+            </w:pPr>
+            <w:r>
+              <w:rPr>
+                <w:rFonts w:ascii="Times New Roman" w:cs="Times New Roman" w:eastAsia="Times New Roman" w:hAnsi="Times New Roman"/>
+                <w:b w:val="false"/>
+                <w:bCs w:val="false"/>
+                <w:sz w:val="20"/>
+                <w:szCs w:val="20"/>
+              </w:rPr>
+              <w:t xml:space="preserve">3.2</w:t>
+            </w:r>
+          </w:p>
+        </w:tc>
+        <w:tc>
+          <w:tcPr>
+            <w:tcW w:type="dxa" w:w="3200"/>
+            <w:tcBorders>
+              <w:top w:val="single" w:color="000000" w:sz="4"/>
+              <w:left w:val="single" w:color="000000" w:sz="4"/>
+              <w:bottom w:val="single" w:color="000000" w:sz="4"/>
+              <w:right w:val="single" w:color="000000" w:sz="4"/>
+            </w:tcBorders>
+            <w:tcMar>
+              <w:top w:type="dxa" w:w="40"/>
+              <w:left w:type="dxa" w:w="80"/>
+              <w:bottom w:type="dxa" w:w="40"/>
+              <w:right w:type="dxa" w:w="80"/>
+            </w:tcMar>
+            <w:vAlign w:val="top"/>
+          </w:tcPr>
+          <w:p>
+            <w:pPr>
+              <w:jc w:val="left"/>
+            </w:pPr>
+            <w:r>
+              <w:rPr>
+                <w:rFonts w:ascii="Times New Roman" w:cs="Times New Roman" w:eastAsia="Times New Roman" w:hAnsi="Times New Roman"/>
+                <w:b w:val="false"/>
+                <w:bCs w:val="false"/>
+                <w:sz w:val="20"/>
+                <w:szCs w:val="20"/>
+              </w:rPr>
+              <w:t xml:space="preserve">Дымоудаление производственного цеха</w:t>
+            </w:r>
+          </w:p>
+        </w:tc>
+        <w:tc>
+          <w:tcPr>
+            <w:tcW w:type="dxa" w:w="3000"/>
+            <w:tcBorders>
+              <w:top w:val="single" w:color="000000" w:sz="4"/>
+              <w:left w:val="single" w:color="000000" w:sz="4"/>
+              <w:bottom w:val="single" w:color="000000" w:sz="4"/>
+              <w:right w:val="single" w:color="000000" w:sz="4"/>
+            </w:tcBorders>
+            <w:tcMar>
+              <w:top w:type="dxa" w:w="40"/>
+              <w:left w:type="dxa" w:w="80"/>
+              <w:bottom w:type="dxa" w:w="40"/>
+              <w:right w:type="dxa" w:w="80"/>
+            </w:tcMar>
+            <w:vAlign w:val="top"/>
+          </w:tcPr>
+          <w:p>
+            <w:pPr>
+              <w:jc w:val="left"/>
+            </w:pPr>
+          </w:p>
+        </w:tc>
+        <w:tc>
+          <w:tcPr>
+            <w:tcW w:type="dxa" w:w="2054"/>
+            <w:tcBorders>
+              <w:top w:val="single" w:color="000000" w:sz="4"/>
+              <w:left w:val="single" w:color="000000" w:sz="4"/>
+              <w:bottom w:val="single" w:color="000000" w:sz="4"/>
+              <w:right w:val="single" w:color="000000" w:sz="4"/>
+            </w:tcBorders>
+            <w:tcMar>
+              <w:top w:type="dxa" w:w="40"/>
+              <w:left w:type="dxa" w:w="80"/>
+              <w:bottom w:type="dxa" w:w="40"/>
+              <w:right w:type="dxa" w:w="80"/>
+            </w:tcMar>
+            <w:vAlign w:val="top"/>
+          </w:tcPr>
+          <w:p>
+            <w:pPr>
+              <w:jc w:val="left"/>
+            </w:pPr>
+          </w:p>
+        </w:tc>
+      </w:tr>
+      <w:tr>
+        <w:trPr>
+          <w:cantSplit/>
+        </w:trPr>
+        <w:tc>
+          <w:tcPr>
+            <w:tcW w:type="dxa" w:w="1100"/>
+            <w:tcBorders>
+              <w:top w:val="single" w:color="000000" w:sz="4"/>
+              <w:left w:val="single" w:color="000000" w:sz="4"/>
+              <w:bottom w:val="single" w:color="000000" w:sz="4"/>
+              <w:right w:val="single" w:color="000000" w:sz="4"/>
+            </w:tcBorders>
+            <w:tcMar>
+              <w:top w:type="dxa" w:w="40"/>
+              <w:left w:type="dxa" w:w="80"/>
+              <w:bottom w:type="dxa" w:w="40"/>
+              <w:right w:type="dxa" w:w="80"/>
+            </w:tcMar>
+            <w:vAlign w:val="top"/>
+          </w:tcPr>
+          <w:p>
+            <w:pPr>
+              <w:jc w:val="left"/>
+            </w:pPr>
+            <w:r>
+              <w:rPr>
+                <w:rFonts w:ascii="Times New Roman" w:cs="Times New Roman" w:eastAsia="Times New Roman" w:hAnsi="Times New Roman"/>
+                <w:b w:val="false"/>
+                <w:bCs w:val="false"/>
+                <w:sz w:val="20"/>
+                <w:szCs w:val="20"/>
+              </w:rPr>
+              <w:t xml:space="preserve">3.3, 3.4</w:t>
+            </w:r>
+          </w:p>
+        </w:tc>
+        <w:tc>
+          <w:tcPr>
+            <w:tcW w:type="dxa" w:w="3200"/>
+            <w:tcBorders>
+              <w:top w:val="single" w:color="000000" w:sz="4"/>
+              <w:left w:val="single" w:color="000000" w:sz="4"/>
+              <w:bottom w:val="single" w:color="000000" w:sz="4"/>
+              <w:right w:val="single" w:color="000000" w:sz="4"/>
+            </w:tcBorders>
+            <w:tcMar>
+              <w:top w:type="dxa" w:w="40"/>
+              <w:left w:type="dxa" w:w="80"/>
+              <w:bottom w:type="dxa" w:w="40"/>
+              <w:right w:type="dxa" w:w="80"/>
+            </w:tcMar>
+            <w:vAlign w:val="top"/>
+          </w:tcPr>
+          <w:p>
+            <w:pPr>
+              <w:jc w:val="left"/>
+            </w:pPr>
+            <w:r>
+              <w:rPr>
+                <w:rFonts w:ascii="Times New Roman" w:cs="Times New Roman" w:eastAsia="Times New Roman" w:hAnsi="Times New Roman"/>
+                <w:b w:val="false"/>
+                <w:bCs w:val="false"/>
+                <w:sz w:val="20"/>
+                <w:szCs w:val="20"/>
+              </w:rPr>
+              <w:t xml:space="preserve">Насосная ГЖ: II, С0; глухие стены; двери 2-го типа; ёмкость проливов ≤ 30 м³</w:t>
+            </w:r>
+          </w:p>
+        </w:tc>
+        <w:tc>
+          <w:tcPr>
+            <w:tcW w:type="dxa" w:w="3000"/>
+            <w:tcBorders>
+              <w:top w:val="single" w:color="000000" w:sz="4"/>
+              <w:left w:val="single" w:color="000000" w:sz="4"/>
+              <w:bottom w:val="single" w:color="000000" w:sz="4"/>
+              <w:right w:val="single" w:color="000000" w:sz="4"/>
+            </w:tcBorders>
+            <w:tcMar>
+              <w:top w:type="dxa" w:w="40"/>
+              <w:left w:type="dxa" w:w="80"/>
+              <w:bottom w:type="dxa" w:w="40"/>
+              <w:right w:type="dxa" w:w="80"/>
+            </w:tcMar>
+            <w:vAlign w:val="top"/>
+          </w:tcPr>
+          <w:p>
+            <w:pPr>
+              <w:jc w:val="left"/>
+            </w:pPr>
+          </w:p>
+        </w:tc>
+        <w:tc>
+          <w:tcPr>
+            <w:tcW w:type="dxa" w:w="2054"/>
+            <w:tcBorders>
+              <w:top w:val="single" w:color="000000" w:sz="4"/>
+              <w:left w:val="single" w:color="000000" w:sz="4"/>
+              <w:bottom w:val="single" w:color="000000" w:sz="4"/>
+              <w:right w:val="single" w:color="000000" w:sz="4"/>
+            </w:tcBorders>
+            <w:tcMar>
+              <w:top w:type="dxa" w:w="40"/>
+              <w:left w:type="dxa" w:w="80"/>
+              <w:bottom w:type="dxa" w:w="40"/>
+              <w:right w:type="dxa" w:w="80"/>
+            </w:tcMar>
+            <w:vAlign w:val="top"/>
+          </w:tcPr>
+          <w:p>
+            <w:pPr>
+              <w:jc w:val="left"/>
+            </w:pPr>
+          </w:p>
+        </w:tc>
+      </w:tr>
+      <w:tr>
+        <w:trPr>
+          <w:cantSplit/>
+        </w:trPr>
+        <w:tc>
+          <w:tcPr>
+            <w:tcW w:type="dxa" w:w="1100"/>
+            <w:tcBorders>
+              <w:top w:val="single" w:color="000000" w:sz="4"/>
+              <w:left w:val="single" w:color="000000" w:sz="4"/>
+              <w:bottom w:val="single" w:color="000000" w:sz="4"/>
+              <w:right w:val="single" w:color="000000" w:sz="4"/>
+            </w:tcBorders>
+            <w:tcMar>
+              <w:top w:type="dxa" w:w="40"/>
+              <w:left w:type="dxa" w:w="80"/>
+              <w:bottom w:type="dxa" w:w="40"/>
+              <w:right w:type="dxa" w:w="80"/>
+            </w:tcMar>
+            <w:vAlign w:val="top"/>
+          </w:tcPr>
+          <w:p>
+            <w:pPr>
+              <w:jc w:val="left"/>
+            </w:pPr>
+            <w:r>
+              <w:rPr>
+                <w:rFonts w:ascii="Times New Roman" w:cs="Times New Roman" w:eastAsia="Times New Roman" w:hAnsi="Times New Roman"/>
+                <w:b w:val="false"/>
+                <w:bCs w:val="false"/>
+                <w:sz w:val="20"/>
+                <w:szCs w:val="20"/>
+              </w:rPr>
+              <w:t xml:space="preserve">3.5</w:t>
+            </w:r>
+          </w:p>
+        </w:tc>
+        <w:tc>
+          <w:tcPr>
+            <w:tcW w:type="dxa" w:w="3200"/>
+            <w:tcBorders>
+              <w:top w:val="single" w:color="000000" w:sz="4"/>
+              <w:left w:val="single" w:color="000000" w:sz="4"/>
+              <w:bottom w:val="single" w:color="000000" w:sz="4"/>
+              <w:right w:val="single" w:color="000000" w:sz="4"/>
+            </w:tcBorders>
+            <w:tcMar>
+              <w:top w:type="dxa" w:w="40"/>
+              <w:left w:type="dxa" w:w="80"/>
+              <w:bottom w:type="dxa" w:w="40"/>
+              <w:right w:type="dxa" w:w="80"/>
+            </w:tcMar>
+            <w:vAlign w:val="top"/>
+          </w:tcPr>
+          <w:p>
+            <w:pPr>
+              <w:jc w:val="left"/>
+            </w:pPr>
+            <w:r>
+              <w:rPr>
+                <w:rFonts w:ascii="Times New Roman" w:cs="Times New Roman" w:eastAsia="Times New Roman" w:hAnsi="Times New Roman"/>
+                <w:b w:val="false"/>
+                <w:bCs w:val="false"/>
+                <w:sz w:val="20"/>
+                <w:szCs w:val="20"/>
+              </w:rPr>
+              <w:t xml:space="preserve">Трубопровод подключения ПА к АУП</w:t>
+            </w:r>
+          </w:p>
+        </w:tc>
+        <w:tc>
+          <w:tcPr>
+            <w:tcW w:type="dxa" w:w="3000"/>
+            <w:tcBorders>
+              <w:top w:val="single" w:color="000000" w:sz="4"/>
+              <w:left w:val="single" w:color="000000" w:sz="4"/>
+              <w:bottom w:val="single" w:color="000000" w:sz="4"/>
+              <w:right w:val="single" w:color="000000" w:sz="4"/>
+            </w:tcBorders>
+            <w:tcMar>
+              <w:top w:type="dxa" w:w="40"/>
+              <w:left w:type="dxa" w:w="80"/>
+              <w:bottom w:type="dxa" w:w="40"/>
+              <w:right w:type="dxa" w:w="80"/>
+            </w:tcMar>
+            <w:vAlign w:val="top"/>
+          </w:tcPr>
+          <w:p>
+            <w:pPr>
+              <w:jc w:val="left"/>
+            </w:pPr>
+          </w:p>
+        </w:tc>
+        <w:tc>
+          <w:tcPr>
+            <w:tcW w:type="dxa" w:w="2054"/>
+            <w:tcBorders>
+              <w:top w:val="single" w:color="000000" w:sz="4"/>
+              <w:left w:val="single" w:color="000000" w:sz="4"/>
+              <w:bottom w:val="single" w:color="000000" w:sz="4"/>
+              <w:right w:val="single" w:color="000000" w:sz="4"/>
+            </w:tcBorders>
+            <w:tcMar>
+              <w:top w:type="dxa" w:w="40"/>
+              <w:left w:type="dxa" w:w="80"/>
+              <w:bottom w:type="dxa" w:w="40"/>
+              <w:right w:type="dxa" w:w="80"/>
+            </w:tcMar>
+            <w:vAlign w:val="top"/>
+          </w:tcPr>
+          <w:p>
+            <w:pPr>
+              <w:jc w:val="left"/>
+            </w:pPr>
+          </w:p>
+        </w:tc>
+      </w:tr>
+      <w:tr>
+        <w:trPr>
+          <w:cantSplit/>
+        </w:trPr>
+        <w:tc>
+          <w:tcPr>
+            <w:tcW w:type="dxa" w:w="1100"/>
+            <w:tcBorders>
+              <w:top w:val="single" w:color="000000" w:sz="4"/>
+              <w:left w:val="single" w:color="000000" w:sz="4"/>
+              <w:bottom w:val="single" w:color="000000" w:sz="4"/>
+              <w:right w:val="single" w:color="000000" w:sz="4"/>
+            </w:tcBorders>
+            <w:tcMar>
+              <w:top w:type="dxa" w:w="40"/>
+              <w:left w:type="dxa" w:w="80"/>
+              <w:bottom w:type="dxa" w:w="40"/>
+              <w:right w:type="dxa" w:w="80"/>
+            </w:tcMar>
+            <w:vAlign w:val="top"/>
+          </w:tcPr>
+          <w:p>
+            <w:pPr>
+              <w:jc w:val="left"/>
+            </w:pPr>
+            <w:r>
+              <w:rPr>
+                <w:rFonts w:ascii="Times New Roman" w:cs="Times New Roman" w:eastAsia="Times New Roman" w:hAnsi="Times New Roman"/>
+                <w:b w:val="false"/>
+                <w:bCs w:val="false"/>
+                <w:sz w:val="20"/>
+                <w:szCs w:val="20"/>
+              </w:rPr>
+              <w:t xml:space="preserve">3.6</w:t>
+            </w:r>
+          </w:p>
+        </w:tc>
+        <w:tc>
+          <w:tcPr>
+            <w:tcW w:type="dxa" w:w="3200"/>
+            <w:tcBorders>
+              <w:top w:val="single" w:color="000000" w:sz="4"/>
+              <w:left w:val="single" w:color="000000" w:sz="4"/>
+              <w:bottom w:val="single" w:color="000000" w:sz="4"/>
+              <w:right w:val="single" w:color="000000" w:sz="4"/>
+            </w:tcBorders>
+            <w:tcMar>
+              <w:top w:type="dxa" w:w="40"/>
+              <w:left w:type="dxa" w:w="80"/>
+              <w:bottom w:type="dxa" w:w="40"/>
+              <w:right w:type="dxa" w:w="80"/>
+            </w:tcMar>
+            <w:vAlign w:val="top"/>
+          </w:tcPr>
+          <w:p>
+            <w:pPr>
+              <w:jc w:val="left"/>
+            </w:pPr>
+            <w:r>
+              <w:rPr>
+                <w:rFonts w:ascii="Times New Roman" w:cs="Times New Roman" w:eastAsia="Times New Roman" w:hAnsi="Times New Roman"/>
+                <w:b w:val="false"/>
+                <w:bCs w:val="false"/>
+                <w:sz w:val="20"/>
+                <w:szCs w:val="20"/>
+              </w:rPr>
+              <w:t xml:space="preserve">ИПР по периметру парков</w:t>
+            </w:r>
+          </w:p>
+        </w:tc>
+        <w:tc>
+          <w:tcPr>
+            <w:tcW w:type="dxa" w:w="3000"/>
+            <w:tcBorders>
+              <w:top w:val="single" w:color="000000" w:sz="4"/>
+              <w:left w:val="single" w:color="000000" w:sz="4"/>
+              <w:bottom w:val="single" w:color="000000" w:sz="4"/>
+              <w:right w:val="single" w:color="000000" w:sz="4"/>
+            </w:tcBorders>
+            <w:tcMar>
+              <w:top w:type="dxa" w:w="40"/>
+              <w:left w:type="dxa" w:w="80"/>
+              <w:bottom w:type="dxa" w:w="40"/>
+              <w:right w:type="dxa" w:w="80"/>
+            </w:tcMar>
+            <w:vAlign w:val="top"/>
+          </w:tcPr>
+          <w:p>
+            <w:pPr>
+              <w:jc w:val="left"/>
+            </w:pPr>
+          </w:p>
+        </w:tc>
+        <w:tc>
+          <w:tcPr>
+            <w:tcW w:type="dxa" w:w="2054"/>
+            <w:tcBorders>
+              <w:top w:val="single" w:color="000000" w:sz="4"/>
+              <w:left w:val="single" w:color="000000" w:sz="4"/>
+              <w:bottom w:val="single" w:color="000000" w:sz="4"/>
+              <w:right w:val="single" w:color="000000" w:sz="4"/>
+            </w:tcBorders>
+            <w:tcMar>
+              <w:top w:type="dxa" w:w="40"/>
+              <w:left w:type="dxa" w:w="80"/>
+              <w:bottom w:type="dxa" w:w="40"/>
+              <w:right w:type="dxa" w:w="80"/>
+            </w:tcMar>
+            <w:vAlign w:val="top"/>
+          </w:tcPr>
+          <w:p>
+            <w:pPr>
+              <w:jc w:val="left"/>
+            </w:pPr>
+          </w:p>
+        </w:tc>
+      </w:tr>
+      <w:tr>
+        <w:trPr>
+          <w:cantSplit/>
+        </w:trPr>
+        <w:tc>
+          <w:tcPr>
+            <w:tcW w:type="dxa" w:w="1100"/>
+            <w:tcBorders>
+              <w:top w:val="single" w:color="000000" w:sz="4"/>
+              <w:left w:val="single" w:color="000000" w:sz="4"/>
+              <w:bottom w:val="single" w:color="000000" w:sz="4"/>
+              <w:right w:val="single" w:color="000000" w:sz="4"/>
+            </w:tcBorders>
+            <w:tcMar>
+              <w:top w:type="dxa" w:w="40"/>
+              <w:left w:type="dxa" w:w="80"/>
+              <w:bottom w:type="dxa" w:w="40"/>
+              <w:right w:type="dxa" w:w="80"/>
+            </w:tcMar>
+            <w:vAlign w:val="top"/>
+          </w:tcPr>
+          <w:p>
+            <w:pPr>
+              <w:jc w:val="left"/>
+            </w:pPr>
+            <w:r>
+              <w:rPr>
+                <w:rFonts w:ascii="Times New Roman" w:cs="Times New Roman" w:eastAsia="Times New Roman" w:hAnsi="Times New Roman"/>
+                <w:b w:val="false"/>
+                <w:bCs w:val="false"/>
+                <w:sz w:val="20"/>
+                <w:szCs w:val="20"/>
+              </w:rPr>
+              <w:t xml:space="preserve">3.7, 3.8</w:t>
+            </w:r>
+          </w:p>
+        </w:tc>
+        <w:tc>
+          <w:tcPr>
+            <w:tcW w:type="dxa" w:w="3200"/>
+            <w:tcBorders>
+              <w:top w:val="single" w:color="000000" w:sz="4"/>
+              <w:left w:val="single" w:color="000000" w:sz="4"/>
+              <w:bottom w:val="single" w:color="000000" w:sz="4"/>
+              <w:right w:val="single" w:color="000000" w:sz="4"/>
+            </w:tcBorders>
+            <w:tcMar>
+              <w:top w:type="dxa" w:w="40"/>
+              <w:left w:type="dxa" w:w="80"/>
+              <w:bottom w:type="dxa" w:w="40"/>
+              <w:right w:type="dxa" w:w="80"/>
+            </w:tcMar>
+            <w:vAlign w:val="top"/>
+          </w:tcPr>
+          <w:p>
+            <w:pPr>
+              <w:jc w:val="left"/>
+            </w:pPr>
+            <w:r>
+              <w:rPr>
+                <w:rFonts w:ascii="Times New Roman" w:cs="Times New Roman" w:eastAsia="Times New Roman" w:hAnsi="Times New Roman"/>
+                <w:b w:val="false"/>
+                <w:bCs w:val="false"/>
+                <w:sz w:val="20"/>
+                <w:szCs w:val="20"/>
+              </w:rPr>
+              <w:t xml:space="preserve">Зарядка аккумуляторов погрузчиков</w:t>
+            </w:r>
+          </w:p>
+        </w:tc>
+        <w:tc>
+          <w:tcPr>
+            <w:tcW w:type="dxa" w:w="3000"/>
+            <w:tcBorders>
+              <w:top w:val="single" w:color="000000" w:sz="4"/>
+              <w:left w:val="single" w:color="000000" w:sz="4"/>
+              <w:bottom w:val="single" w:color="000000" w:sz="4"/>
+              <w:right w:val="single" w:color="000000" w:sz="4"/>
+            </w:tcBorders>
+            <w:tcMar>
+              <w:top w:type="dxa" w:w="40"/>
+              <w:left w:type="dxa" w:w="80"/>
+              <w:bottom w:type="dxa" w:w="40"/>
+              <w:right w:type="dxa" w:w="80"/>
+            </w:tcMar>
+            <w:vAlign w:val="top"/>
+          </w:tcPr>
+          <w:p>
+            <w:pPr>
+              <w:jc w:val="left"/>
+            </w:pPr>
+          </w:p>
+        </w:tc>
+        <w:tc>
+          <w:tcPr>
+            <w:tcW w:type="dxa" w:w="2054"/>
+            <w:tcBorders>
+              <w:top w:val="single" w:color="000000" w:sz="4"/>
+              <w:left w:val="single" w:color="000000" w:sz="4"/>
+              <w:bottom w:val="single" w:color="000000" w:sz="4"/>
+              <w:right w:val="single" w:color="000000" w:sz="4"/>
+            </w:tcBorders>
+            <w:tcMar>
+              <w:top w:type="dxa" w:w="40"/>
+              <w:left w:type="dxa" w:w="80"/>
+              <w:bottom w:type="dxa" w:w="40"/>
+              <w:right w:type="dxa" w:w="80"/>
+            </w:tcMar>
+            <w:vAlign w:val="top"/>
+          </w:tcPr>
+          <w:p>
+            <w:pPr>
+              <w:jc w:val="left"/>
+            </w:pPr>
+          </w:p>
+        </w:tc>
+      </w:tr>
+      <w:tr>
+        <w:trPr>
+          <w:cantSplit/>
+        </w:trPr>
+        <w:tc>
+          <w:tcPr>
+            <w:tcW w:type="dxa" w:w="1100"/>
+            <w:tcBorders>
+              <w:top w:val="single" w:color="000000" w:sz="4"/>
+              <w:left w:val="single" w:color="000000" w:sz="4"/>
+              <w:bottom w:val="single" w:color="000000" w:sz="4"/>
+              <w:right w:val="single" w:color="000000" w:sz="4"/>
+            </w:tcBorders>
+            <w:tcMar>
+              <w:top w:type="dxa" w:w="40"/>
+              <w:left w:type="dxa" w:w="80"/>
+              <w:bottom w:type="dxa" w:w="40"/>
+              <w:right w:type="dxa" w:w="80"/>
+            </w:tcMar>
+            <w:vAlign w:val="top"/>
+          </w:tcPr>
+          <w:p>
+            <w:pPr>
+              <w:jc w:val="left"/>
+            </w:pPr>
+            <w:r>
+              <w:rPr>
+                <w:rFonts w:ascii="Times New Roman" w:cs="Times New Roman" w:eastAsia="Times New Roman" w:hAnsi="Times New Roman"/>
+                <w:b w:val="false"/>
+                <w:bCs w:val="false"/>
+                <w:sz w:val="20"/>
+                <w:szCs w:val="20"/>
+              </w:rPr>
+              <w:t xml:space="preserve">3.9</w:t>
+            </w:r>
+          </w:p>
+        </w:tc>
+        <w:tc>
+          <w:tcPr>
+            <w:tcW w:type="dxa" w:w="3200"/>
+            <w:tcBorders>
+              <w:top w:val="single" w:color="000000" w:sz="4"/>
+              <w:left w:val="single" w:color="000000" w:sz="4"/>
+              <w:bottom w:val="single" w:color="000000" w:sz="4"/>
+              <w:right w:val="single" w:color="000000" w:sz="4"/>
+            </w:tcBorders>
+            <w:tcMar>
+              <w:top w:type="dxa" w:w="40"/>
+              <w:left w:type="dxa" w:w="80"/>
+              <w:bottom w:type="dxa" w:w="40"/>
+              <w:right w:type="dxa" w:w="80"/>
+            </w:tcMar>
+            <w:vAlign w:val="top"/>
+          </w:tcPr>
+          <w:p>
+            <w:pPr>
+              <w:jc w:val="left"/>
+            </w:pPr>
+            <w:r>
+              <w:rPr>
+                <w:rFonts w:ascii="Times New Roman" w:cs="Times New Roman" w:eastAsia="Times New Roman" w:hAnsi="Times New Roman"/>
+                <w:b w:val="false"/>
+                <w:bCs w:val="false"/>
+                <w:sz w:val="20"/>
+                <w:szCs w:val="20"/>
+              </w:rPr>
+              <w:t xml:space="preserve">Противопожарная стена 1-го типа склад/цех</w:t>
+            </w:r>
+          </w:p>
+        </w:tc>
+        <w:tc>
+          <w:tcPr>
+            <w:tcW w:type="dxa" w:w="3000"/>
+            <w:tcBorders>
+              <w:top w:val="single" w:color="000000" w:sz="4"/>
+              <w:left w:val="single" w:color="000000" w:sz="4"/>
+              <w:bottom w:val="single" w:color="000000" w:sz="4"/>
+              <w:right w:val="single" w:color="000000" w:sz="4"/>
+            </w:tcBorders>
+            <w:tcMar>
+              <w:top w:type="dxa" w:w="40"/>
+              <w:left w:type="dxa" w:w="80"/>
+              <w:bottom w:type="dxa" w:w="40"/>
+              <w:right w:type="dxa" w:w="80"/>
+            </w:tcMar>
+            <w:vAlign w:val="top"/>
+          </w:tcPr>
+          <w:p>
+            <w:pPr>
+              <w:jc w:val="left"/>
+            </w:pPr>
+          </w:p>
+        </w:tc>
+        <w:tc>
+          <w:tcPr>
+            <w:tcW w:type="dxa" w:w="2054"/>
+            <w:tcBorders>
+              <w:top w:val="single" w:color="000000" w:sz="4"/>
+              <w:left w:val="single" w:color="000000" w:sz="4"/>
+              <w:bottom w:val="single" w:color="000000" w:sz="4"/>
+              <w:right w:val="single" w:color="000000" w:sz="4"/>
+            </w:tcBorders>
+            <w:tcMar>
+              <w:top w:type="dxa" w:w="40"/>
+              <w:left w:type="dxa" w:w="80"/>
+              <w:bottom w:type="dxa" w:w="40"/>
+              <w:right w:type="dxa" w:w="80"/>
+            </w:tcMar>
+            <w:vAlign w:val="top"/>
+          </w:tcPr>
+          <w:p>
+            <w:pPr>
+              <w:jc w:val="left"/>
+            </w:pPr>
+          </w:p>
+        </w:tc>
+      </w:tr>
+      <w:tr>
+        <w:trPr>
+          <w:cantSplit/>
+        </w:trPr>
+        <w:tc>
+          <w:tcPr>
+            <w:tcW w:type="dxa" w:w="1100"/>
+            <w:tcBorders>
+              <w:top w:val="single" w:color="000000" w:sz="4"/>
+              <w:left w:val="single" w:color="000000" w:sz="4"/>
+              <w:bottom w:val="single" w:color="000000" w:sz="4"/>
+              <w:right w:val="single" w:color="000000" w:sz="4"/>
+            </w:tcBorders>
+            <w:tcMar>
+              <w:top w:type="dxa" w:w="40"/>
+              <w:left w:type="dxa" w:w="80"/>
+              <w:bottom w:type="dxa" w:w="40"/>
+              <w:right w:type="dxa" w:w="80"/>
+            </w:tcMar>
+            <w:vAlign w:val="top"/>
+          </w:tcPr>
+          <w:p>
+            <w:pPr>
+              <w:jc w:val="left"/>
+            </w:pPr>
+            <w:r>
+              <w:rPr>
+                <w:rFonts w:ascii="Times New Roman" w:cs="Times New Roman" w:eastAsia="Times New Roman" w:hAnsi="Times New Roman"/>
+                <w:b w:val="false"/>
+                <w:bCs w:val="false"/>
+                <w:sz w:val="20"/>
+                <w:szCs w:val="20"/>
+              </w:rPr>
+              <w:t xml:space="preserve">3.10</w:t>
+            </w:r>
+          </w:p>
+        </w:tc>
+        <w:tc>
+          <w:tcPr>
+            <w:tcW w:type="dxa" w:w="3200"/>
+            <w:tcBorders>
+              <w:top w:val="single" w:color="000000" w:sz="4"/>
+              <w:left w:val="single" w:color="000000" w:sz="4"/>
+              <w:bottom w:val="single" w:color="000000" w:sz="4"/>
+              <w:right w:val="single" w:color="000000" w:sz="4"/>
+            </w:tcBorders>
+            <w:tcMar>
+              <w:top w:type="dxa" w:w="40"/>
+              <w:left w:type="dxa" w:w="80"/>
+              <w:bottom w:type="dxa" w:w="40"/>
+              <w:right w:type="dxa" w:w="80"/>
+            </w:tcMar>
+            <w:vAlign w:val="top"/>
+          </w:tcPr>
+          <w:p>
+            <w:pPr>
+              <w:jc w:val="left"/>
+            </w:pPr>
+            <w:r>
+              <w:rPr>
+                <w:rFonts w:ascii="Times New Roman" w:cs="Times New Roman" w:eastAsia="Times New Roman" w:hAnsi="Times New Roman"/>
+                <w:b w:val="false"/>
+                <w:bCs w:val="false"/>
+                <w:sz w:val="20"/>
+                <w:szCs w:val="20"/>
+              </w:rPr>
+              <w:t xml:space="preserve">Стена ПСК к эстакаде</w:t>
+            </w:r>
+          </w:p>
+        </w:tc>
+        <w:tc>
+          <w:tcPr>
+            <w:tcW w:type="dxa" w:w="3000"/>
+            <w:tcBorders>
+              <w:top w:val="single" w:color="000000" w:sz="4"/>
+              <w:left w:val="single" w:color="000000" w:sz="4"/>
+              <w:bottom w:val="single" w:color="000000" w:sz="4"/>
+              <w:right w:val="single" w:color="000000" w:sz="4"/>
+            </w:tcBorders>
+            <w:tcMar>
+              <w:top w:type="dxa" w:w="40"/>
+              <w:left w:type="dxa" w:w="80"/>
+              <w:bottom w:type="dxa" w:w="40"/>
+              <w:right w:type="dxa" w:w="80"/>
+            </w:tcMar>
+            <w:vAlign w:val="top"/>
+          </w:tcPr>
+          <w:p>
+            <w:pPr>
+              <w:jc w:val="left"/>
+            </w:pPr>
+          </w:p>
+        </w:tc>
+        <w:tc>
+          <w:tcPr>
+            <w:tcW w:type="dxa" w:w="2054"/>
+            <w:tcBorders>
+              <w:top w:val="single" w:color="000000" w:sz="4"/>
+              <w:left w:val="single" w:color="000000" w:sz="4"/>
+              <w:bottom w:val="single" w:color="000000" w:sz="4"/>
+              <w:right w:val="single" w:color="000000" w:sz="4"/>
+            </w:tcBorders>
+            <w:tcMar>
+              <w:top w:type="dxa" w:w="40"/>
+              <w:left w:type="dxa" w:w="80"/>
+              <w:bottom w:type="dxa" w:w="40"/>
+              <w:right w:type="dxa" w:w="80"/>
+            </w:tcMar>
+            <w:vAlign w:val="top"/>
+          </w:tcPr>
+          <w:p>
+            <w:pPr>
+              <w:jc w:val="left"/>
+            </w:pPr>
+          </w:p>
+        </w:tc>
+      </w:tr>
+      <w:tr>
+        <w:trPr>
+          <w:cantSplit/>
+        </w:trPr>
+        <w:tc>
+          <w:tcPr>
+            <w:tcW w:type="dxa" w:w="1100"/>
+            <w:tcBorders>
+              <w:top w:val="single" w:color="000000" w:sz="4"/>
+              <w:left w:val="single" w:color="000000" w:sz="4"/>
+              <w:bottom w:val="single" w:color="000000" w:sz="4"/>
+              <w:right w:val="single" w:color="000000" w:sz="4"/>
+            </w:tcBorders>
+            <w:tcMar>
+              <w:top w:type="dxa" w:w="40"/>
+              <w:left w:type="dxa" w:w="80"/>
+              <w:bottom w:type="dxa" w:w="40"/>
+              <w:right w:type="dxa" w:w="80"/>
+            </w:tcMar>
+            <w:vAlign w:val="top"/>
+          </w:tcPr>
+          <w:p>
+            <w:pPr>
+              <w:jc w:val="left"/>
+            </w:pPr>
+            <w:r>
+              <w:rPr>
+                <w:rFonts w:ascii="Times New Roman" w:cs="Times New Roman" w:eastAsia="Times New Roman" w:hAnsi="Times New Roman"/>
+                <w:b w:val="false"/>
+                <w:bCs w:val="false"/>
+                <w:sz w:val="20"/>
+                <w:szCs w:val="20"/>
+              </w:rPr>
+              <w:t xml:space="preserve">3.11</w:t>
+            </w:r>
+          </w:p>
+        </w:tc>
+        <w:tc>
+          <w:tcPr>
+            <w:tcW w:type="dxa" w:w="3200"/>
+            <w:tcBorders>
+              <w:top w:val="single" w:color="000000" w:sz="4"/>
+              <w:left w:val="single" w:color="000000" w:sz="4"/>
+              <w:bottom w:val="single" w:color="000000" w:sz="4"/>
+              <w:right w:val="single" w:color="000000" w:sz="4"/>
+            </w:tcBorders>
+            <w:tcMar>
+              <w:top w:type="dxa" w:w="40"/>
+              <w:left w:type="dxa" w:w="80"/>
+              <w:bottom w:type="dxa" w:w="40"/>
+              <w:right w:type="dxa" w:w="80"/>
+            </w:tcMar>
+            <w:vAlign w:val="top"/>
+          </w:tcPr>
+          <w:p>
+            <w:pPr>
+              <w:jc w:val="left"/>
+            </w:pPr>
+            <w:r>
+              <w:rPr>
+                <w:rFonts w:ascii="Times New Roman" w:cs="Times New Roman" w:eastAsia="Times New Roman" w:hAnsi="Times New Roman"/>
+                <w:b w:val="false"/>
+                <w:bCs w:val="false"/>
+                <w:sz w:val="20"/>
+                <w:szCs w:val="20"/>
+              </w:rPr>
+              <w:t xml:space="preserve">Площадь эстакад; планировка; отвод вод</w:t>
+            </w:r>
+          </w:p>
+        </w:tc>
+        <w:tc>
+          <w:tcPr>
+            <w:tcW w:type="dxa" w:w="3000"/>
+            <w:tcBorders>
+              <w:top w:val="single" w:color="000000" w:sz="4"/>
+              <w:left w:val="single" w:color="000000" w:sz="4"/>
+              <w:bottom w:val="single" w:color="000000" w:sz="4"/>
+              <w:right w:val="single" w:color="000000" w:sz="4"/>
+            </w:tcBorders>
+            <w:tcMar>
+              <w:top w:type="dxa" w:w="40"/>
+              <w:left w:type="dxa" w:w="80"/>
+              <w:bottom w:type="dxa" w:w="40"/>
+              <w:right w:type="dxa" w:w="80"/>
+            </w:tcMar>
+            <w:vAlign w:val="top"/>
+          </w:tcPr>
+          <w:p>
+            <w:pPr>
+              <w:jc w:val="left"/>
+            </w:pPr>
+          </w:p>
+        </w:tc>
+        <w:tc>
+          <w:tcPr>
+            <w:tcW w:type="dxa" w:w="2054"/>
+            <w:tcBorders>
+              <w:top w:val="single" w:color="000000" w:sz="4"/>
+              <w:left w:val="single" w:color="000000" w:sz="4"/>
+              <w:bottom w:val="single" w:color="000000" w:sz="4"/>
+              <w:right w:val="single" w:color="000000" w:sz="4"/>
+            </w:tcBorders>
+            <w:tcMar>
+              <w:top w:type="dxa" w:w="40"/>
+              <w:left w:type="dxa" w:w="80"/>
+              <w:bottom w:type="dxa" w:w="40"/>
+              <w:right w:type="dxa" w:w="80"/>
+            </w:tcMar>
+            <w:vAlign w:val="top"/>
+          </w:tcPr>
+          <w:p>
+            <w:pPr>
+              <w:jc w:val="left"/>
+            </w:pPr>
+          </w:p>
+        </w:tc>
+      </w:tr>
+      <w:tr>
+        <w:trPr>
+          <w:cantSplit/>
+        </w:trPr>
+        <w:tc>
+          <w:tcPr>
+            <w:tcW w:type="dxa" w:w="1100"/>
+            <w:tcBorders>
+              <w:top w:val="single" w:color="000000" w:sz="4"/>
+              <w:left w:val="single" w:color="000000" w:sz="4"/>
+              <w:bottom w:val="single" w:color="000000" w:sz="4"/>
+              <w:right w:val="single" w:color="000000" w:sz="4"/>
+            </w:tcBorders>
+            <w:tcMar>
+              <w:top w:type="dxa" w:w="40"/>
+              <w:left w:type="dxa" w:w="80"/>
+              <w:bottom w:type="dxa" w:w="40"/>
+              <w:right w:type="dxa" w:w="80"/>
+            </w:tcMar>
+            <w:vAlign w:val="top"/>
+          </w:tcPr>
+          <w:p>
+            <w:pPr>
+              <w:jc w:val="left"/>
+            </w:pPr>
+            <w:r>
+              <w:rPr>
+                <w:rFonts w:ascii="Times New Roman" w:cs="Times New Roman" w:eastAsia="Times New Roman" w:hAnsi="Times New Roman"/>
+                <w:b w:val="false"/>
+                <w:bCs w:val="false"/>
+                <w:sz w:val="20"/>
+                <w:szCs w:val="20"/>
+              </w:rPr>
+              <w:t xml:space="preserve">3.12</w:t>
+            </w:r>
+          </w:p>
+        </w:tc>
+        <w:tc>
+          <w:tcPr>
+            <w:tcW w:type="dxa" w:w="3200"/>
+            <w:tcBorders>
+              <w:top w:val="single" w:color="000000" w:sz="4"/>
+              <w:left w:val="single" w:color="000000" w:sz="4"/>
+              <w:bottom w:val="single" w:color="000000" w:sz="4"/>
+              <w:right w:val="single" w:color="000000" w:sz="4"/>
+            </w:tcBorders>
+            <w:tcMar>
+              <w:top w:type="dxa" w:w="40"/>
+              <w:left w:type="dxa" w:w="80"/>
+              <w:bottom w:type="dxa" w:w="40"/>
+              <w:right w:type="dxa" w:w="80"/>
+            </w:tcMar>
+            <w:vAlign w:val="top"/>
+          </w:tcPr>
+          <w:p>
+            <w:pPr>
+              <w:jc w:val="left"/>
+            </w:pPr>
+            <w:r>
+              <w:rPr>
+                <w:rFonts w:ascii="Times New Roman" w:cs="Times New Roman" w:eastAsia="Times New Roman" w:hAnsi="Times New Roman"/>
+                <w:b w:val="false"/>
+                <w:bCs w:val="false"/>
+                <w:sz w:val="20"/>
+                <w:szCs w:val="20"/>
+              </w:rPr>
+              <w:t xml:space="preserve">Замкнутое ограждение парков</w:t>
+            </w:r>
+          </w:p>
+        </w:tc>
+        <w:tc>
+          <w:tcPr>
+            <w:tcW w:type="dxa" w:w="3000"/>
+            <w:tcBorders>
+              <w:top w:val="single" w:color="000000" w:sz="4"/>
+              <w:left w:val="single" w:color="000000" w:sz="4"/>
+              <w:bottom w:val="single" w:color="000000" w:sz="4"/>
+              <w:right w:val="single" w:color="000000" w:sz="4"/>
+            </w:tcBorders>
+            <w:tcMar>
+              <w:top w:type="dxa" w:w="40"/>
+              <w:left w:type="dxa" w:w="80"/>
+              <w:bottom w:type="dxa" w:w="40"/>
+              <w:right w:type="dxa" w:w="80"/>
+            </w:tcMar>
+            <w:vAlign w:val="top"/>
+          </w:tcPr>
+          <w:p>
+            <w:pPr>
+              <w:jc w:val="left"/>
+            </w:pPr>
+          </w:p>
+        </w:tc>
+        <w:tc>
+          <w:tcPr>
+            <w:tcW w:type="dxa" w:w="2054"/>
+            <w:tcBorders>
+              <w:top w:val="single" w:color="000000" w:sz="4"/>
+              <w:left w:val="single" w:color="000000" w:sz="4"/>
+              <w:bottom w:val="single" w:color="000000" w:sz="4"/>
+              <w:right w:val="single" w:color="000000" w:sz="4"/>
+            </w:tcBorders>
+            <w:tcMar>
+              <w:top w:type="dxa" w:w="40"/>
+              <w:left w:type="dxa" w:w="80"/>
+              <w:bottom w:type="dxa" w:w="40"/>
+              <w:right w:type="dxa" w:w="80"/>
+            </w:tcMar>
+            <w:vAlign w:val="top"/>
+          </w:tcPr>
+          <w:p>
+            <w:pPr>
+              <w:jc w:val="left"/>
+            </w:pPr>
+          </w:p>
+        </w:tc>
+      </w:tr>
+      <w:tr>
+        <w:trPr>
+          <w:cantSplit/>
+        </w:trPr>
+        <w:tc>
+          <w:tcPr>
+            <w:tcW w:type="dxa" w:w="1100"/>
+            <w:tcBorders>
+              <w:top w:val="single" w:color="000000" w:sz="4"/>
+              <w:left w:val="single" w:color="000000" w:sz="4"/>
+              <w:bottom w:val="single" w:color="000000" w:sz="4"/>
+              <w:right w:val="single" w:color="000000" w:sz="4"/>
+            </w:tcBorders>
+            <w:tcMar>
+              <w:top w:type="dxa" w:w="40"/>
+              <w:left w:type="dxa" w:w="80"/>
+              <w:bottom w:type="dxa" w:w="40"/>
+              <w:right w:type="dxa" w:w="80"/>
+            </w:tcMar>
+            <w:vAlign w:val="top"/>
+          </w:tcPr>
+          <w:p>
+            <w:pPr>
+              <w:jc w:val="left"/>
+            </w:pPr>
+            <w:r>
+              <w:rPr>
+                <w:rFonts w:ascii="Times New Roman" w:cs="Times New Roman" w:eastAsia="Times New Roman" w:hAnsi="Times New Roman"/>
+                <w:b w:val="false"/>
+                <w:bCs w:val="false"/>
+                <w:sz w:val="20"/>
+                <w:szCs w:val="20"/>
+              </w:rPr>
+              <w:t xml:space="preserve">3.13</w:t>
+            </w:r>
+          </w:p>
+        </w:tc>
+        <w:tc>
+          <w:tcPr>
+            <w:tcW w:type="dxa" w:w="3200"/>
+            <w:tcBorders>
+              <w:top w:val="single" w:color="000000" w:sz="4"/>
+              <w:left w:val="single" w:color="000000" w:sz="4"/>
+              <w:bottom w:val="single" w:color="000000" w:sz="4"/>
+              <w:right w:val="single" w:color="000000" w:sz="4"/>
+            </w:tcBorders>
+            <w:tcMar>
+              <w:top w:type="dxa" w:w="40"/>
+              <w:left w:type="dxa" w:w="80"/>
+              <w:bottom w:type="dxa" w:w="40"/>
+              <w:right w:type="dxa" w:w="80"/>
+            </w:tcMar>
+            <w:vAlign w:val="top"/>
+          </w:tcPr>
+          <w:p>
+            <w:pPr>
+              <w:jc w:val="left"/>
+            </w:pPr>
+            <w:r>
+              <w:rPr>
+                <w:rFonts w:ascii="Times New Roman" w:cs="Times New Roman" w:eastAsia="Times New Roman" w:hAnsi="Times New Roman"/>
+                <w:b w:val="false"/>
+                <w:bCs w:val="false"/>
+                <w:sz w:val="20"/>
+                <w:szCs w:val="20"/>
+              </w:rPr>
+              <w:t xml:space="preserve">Расстояния между резервуарами и до обвалования</w:t>
+            </w:r>
+          </w:p>
+        </w:tc>
+        <w:tc>
+          <w:tcPr>
+            <w:tcW w:type="dxa" w:w="3000"/>
+            <w:tcBorders>
+              <w:top w:val="single" w:color="000000" w:sz="4"/>
+              <w:left w:val="single" w:color="000000" w:sz="4"/>
+              <w:bottom w:val="single" w:color="000000" w:sz="4"/>
+              <w:right w:val="single" w:color="000000" w:sz="4"/>
+            </w:tcBorders>
+            <w:tcMar>
+              <w:top w:type="dxa" w:w="40"/>
+              <w:left w:type="dxa" w:w="80"/>
+              <w:bottom w:type="dxa" w:w="40"/>
+              <w:right w:type="dxa" w:w="80"/>
+            </w:tcMar>
+            <w:vAlign w:val="top"/>
+          </w:tcPr>
+          <w:p>
+            <w:pPr>
+              <w:jc w:val="left"/>
+            </w:pPr>
+          </w:p>
+        </w:tc>
+        <w:tc>
+          <w:tcPr>
+            <w:tcW w:type="dxa" w:w="2054"/>
+            <w:tcBorders>
+              <w:top w:val="single" w:color="000000" w:sz="4"/>
+              <w:left w:val="single" w:color="000000" w:sz="4"/>
+              <w:bottom w:val="single" w:color="000000" w:sz="4"/>
+              <w:right w:val="single" w:color="000000" w:sz="4"/>
+            </w:tcBorders>
+            <w:tcMar>
+              <w:top w:type="dxa" w:w="40"/>
+              <w:left w:type="dxa" w:w="80"/>
+              <w:bottom w:type="dxa" w:w="40"/>
+              <w:right w:type="dxa" w:w="80"/>
+            </w:tcMar>
+            <w:vAlign w:val="top"/>
+          </w:tcPr>
+          <w:p>
+            <w:pPr>
+              <w:jc w:val="left"/>
+            </w:pPr>
+          </w:p>
+        </w:tc>
+      </w:tr>
+      <w:tr>
+        <w:trPr>
+          <w:cantSplit/>
+        </w:trPr>
+        <w:tc>
+          <w:tcPr>
+            <w:tcW w:type="dxa" w:w="1100"/>
+            <w:tcBorders>
+              <w:top w:val="single" w:color="000000" w:sz="4"/>
+              <w:left w:val="single" w:color="000000" w:sz="4"/>
+              <w:bottom w:val="single" w:color="000000" w:sz="4"/>
+              <w:right w:val="single" w:color="000000" w:sz="4"/>
+            </w:tcBorders>
+            <w:tcMar>
+              <w:top w:type="dxa" w:w="40"/>
+              <w:left w:type="dxa" w:w="80"/>
+              <w:bottom w:type="dxa" w:w="40"/>
+              <w:right w:type="dxa" w:w="80"/>
+            </w:tcMar>
+            <w:vAlign w:val="top"/>
+          </w:tcPr>
+          <w:p>
+            <w:pPr>
+              <w:jc w:val="left"/>
+            </w:pPr>
+            <w:r>
+              <w:rPr>
+                <w:rFonts w:ascii="Times New Roman" w:cs="Times New Roman" w:eastAsia="Times New Roman" w:hAnsi="Times New Roman"/>
+                <w:b w:val="false"/>
+                <w:bCs w:val="false"/>
+                <w:sz w:val="20"/>
+                <w:szCs w:val="20"/>
+              </w:rPr>
+              <w:t xml:space="preserve">3.14</w:t>
+            </w:r>
+          </w:p>
+        </w:tc>
+        <w:tc>
+          <w:tcPr>
+            <w:tcW w:type="dxa" w:w="3200"/>
+            <w:tcBorders>
+              <w:top w:val="single" w:color="000000" w:sz="4"/>
+              <w:left w:val="single" w:color="000000" w:sz="4"/>
+              <w:bottom w:val="single" w:color="000000" w:sz="4"/>
+              <w:right w:val="single" w:color="000000" w:sz="4"/>
+            </w:tcBorders>
+            <w:tcMar>
+              <w:top w:type="dxa" w:w="40"/>
+              <w:left w:type="dxa" w:w="80"/>
+              <w:bottom w:type="dxa" w:w="40"/>
+              <w:right w:type="dxa" w:w="80"/>
+            </w:tcMar>
+            <w:vAlign w:val="top"/>
+          </w:tcPr>
+          <w:p>
+            <w:pPr>
+              <w:jc w:val="left"/>
+            </w:pPr>
+            <w:r>
+              <w:rPr>
+                <w:rFonts w:ascii="Times New Roman" w:cs="Times New Roman" w:eastAsia="Times New Roman" w:hAnsi="Times New Roman"/>
+                <w:b w:val="false"/>
+                <w:bCs w:val="false"/>
+                <w:sz w:val="20"/>
+                <w:szCs w:val="20"/>
+              </w:rPr>
+              <w:t xml:space="preserve">Подъезды к группам</w:t>
+            </w:r>
+          </w:p>
+        </w:tc>
+        <w:tc>
+          <w:tcPr>
+            <w:tcW w:type="dxa" w:w="3000"/>
+            <w:tcBorders>
+              <w:top w:val="single" w:color="000000" w:sz="4"/>
+              <w:left w:val="single" w:color="000000" w:sz="4"/>
+              <w:bottom w:val="single" w:color="000000" w:sz="4"/>
+              <w:right w:val="single" w:color="000000" w:sz="4"/>
+            </w:tcBorders>
+            <w:tcMar>
+              <w:top w:type="dxa" w:w="40"/>
+              <w:left w:type="dxa" w:w="80"/>
+              <w:bottom w:type="dxa" w:w="40"/>
+              <w:right w:type="dxa" w:w="80"/>
+            </w:tcMar>
+            <w:vAlign w:val="top"/>
+          </w:tcPr>
+          <w:p>
+            <w:pPr>
+              <w:jc w:val="left"/>
+            </w:pPr>
+          </w:p>
+        </w:tc>
+        <w:tc>
+          <w:tcPr>
+            <w:tcW w:type="dxa" w:w="2054"/>
+            <w:tcBorders>
+              <w:top w:val="single" w:color="000000" w:sz="4"/>
+              <w:left w:val="single" w:color="000000" w:sz="4"/>
+              <w:bottom w:val="single" w:color="000000" w:sz="4"/>
+              <w:right w:val="single" w:color="000000" w:sz="4"/>
+            </w:tcBorders>
+            <w:tcMar>
+              <w:top w:type="dxa" w:w="40"/>
+              <w:left w:type="dxa" w:w="80"/>
+              <w:bottom w:type="dxa" w:w="40"/>
+              <w:right w:type="dxa" w:w="80"/>
+            </w:tcMar>
+            <w:vAlign w:val="top"/>
+          </w:tcPr>
+          <w:p>
+            <w:pPr>
+              <w:jc w:val="left"/>
+            </w:pPr>
+          </w:p>
+        </w:tc>
+      </w:tr>
+      <w:tr>
+        <w:trPr>
+          <w:cantSplit/>
+        </w:trPr>
+        <w:tc>
+          <w:tcPr>
+            <w:tcW w:type="dxa" w:w="1100"/>
+            <w:tcBorders>
+              <w:top w:val="single" w:color="000000" w:sz="4"/>
+              <w:left w:val="single" w:color="000000" w:sz="4"/>
+              <w:bottom w:val="single" w:color="000000" w:sz="4"/>
+              <w:right w:val="single" w:color="000000" w:sz="4"/>
+            </w:tcBorders>
+            <w:tcMar>
+              <w:top w:type="dxa" w:w="40"/>
+              <w:left w:type="dxa" w:w="80"/>
+              <w:bottom w:type="dxa" w:w="40"/>
+              <w:right w:type="dxa" w:w="80"/>
+            </w:tcMar>
+            <w:vAlign w:val="top"/>
+          </w:tcPr>
+          <w:p>
+            <w:pPr>
+              <w:jc w:val="left"/>
+            </w:pPr>
+            <w:r>
+              <w:rPr>
+                <w:rFonts w:ascii="Times New Roman" w:cs="Times New Roman" w:eastAsia="Times New Roman" w:hAnsi="Times New Roman"/>
+                <w:b w:val="false"/>
+                <w:bCs w:val="false"/>
+                <w:sz w:val="20"/>
+                <w:szCs w:val="20"/>
+              </w:rPr>
+              <w:t xml:space="preserve">3.15</w:t>
+            </w:r>
+          </w:p>
+        </w:tc>
+        <w:tc>
+          <w:tcPr>
+            <w:tcW w:type="dxa" w:w="3200"/>
+            <w:tcBorders>
+              <w:top w:val="single" w:color="000000" w:sz="4"/>
+              <w:left w:val="single" w:color="000000" w:sz="4"/>
+              <w:bottom w:val="single" w:color="000000" w:sz="4"/>
+              <w:right w:val="single" w:color="000000" w:sz="4"/>
+            </w:tcBorders>
+            <w:tcMar>
+              <w:top w:type="dxa" w:w="40"/>
+              <w:left w:type="dxa" w:w="80"/>
+              <w:bottom w:type="dxa" w:w="40"/>
+              <w:right w:type="dxa" w:w="80"/>
+            </w:tcMar>
+            <w:vAlign w:val="top"/>
+          </w:tcPr>
+          <w:p>
+            <w:pPr>
+              <w:jc w:val="left"/>
+            </w:pPr>
+            <w:r>
+              <w:rPr>
+                <w:rFonts w:ascii="Times New Roman" w:cs="Times New Roman" w:eastAsia="Times New Roman" w:hAnsi="Times New Roman"/>
+                <w:b w:val="false"/>
+                <w:bCs w:val="false"/>
+                <w:sz w:val="20"/>
+                <w:szCs w:val="20"/>
+              </w:rPr>
+              <w:t xml:space="preserve">Охлаждение и тушение каждого резервуара передвижной техникой</w:t>
+            </w:r>
+          </w:p>
+        </w:tc>
+        <w:tc>
+          <w:tcPr>
+            <w:tcW w:type="dxa" w:w="3000"/>
+            <w:tcBorders>
+              <w:top w:val="single" w:color="000000" w:sz="4"/>
+              <w:left w:val="single" w:color="000000" w:sz="4"/>
+              <w:bottom w:val="single" w:color="000000" w:sz="4"/>
+              <w:right w:val="single" w:color="000000" w:sz="4"/>
+            </w:tcBorders>
+            <w:tcMar>
+              <w:top w:type="dxa" w:w="40"/>
+              <w:left w:type="dxa" w:w="80"/>
+              <w:bottom w:type="dxa" w:w="40"/>
+              <w:right w:type="dxa" w:w="80"/>
+            </w:tcMar>
+            <w:vAlign w:val="top"/>
+          </w:tcPr>
+          <w:p>
+            <w:pPr>
+              <w:jc w:val="left"/>
+            </w:pPr>
+          </w:p>
+        </w:tc>
+        <w:tc>
+          <w:tcPr>
+            <w:tcW w:type="dxa" w:w="2054"/>
+            <w:tcBorders>
+              <w:top w:val="single" w:color="000000" w:sz="4"/>
+              <w:left w:val="single" w:color="000000" w:sz="4"/>
+              <w:bottom w:val="single" w:color="000000" w:sz="4"/>
+              <w:right w:val="single" w:color="000000" w:sz="4"/>
+            </w:tcBorders>
+            <w:tcMar>
+              <w:top w:type="dxa" w:w="40"/>
+              <w:left w:type="dxa" w:w="80"/>
+              <w:bottom w:type="dxa" w:w="40"/>
+              <w:right w:type="dxa" w:w="80"/>
+            </w:tcMar>
+            <w:vAlign w:val="top"/>
+          </w:tcPr>
+          <w:p>
+            <w:pPr>
+              <w:jc w:val="left"/>
+            </w:pPr>
+          </w:p>
+        </w:tc>
+      </w:tr>
+      <w:tr>
+        <w:trPr>
+          <w:cantSplit/>
+        </w:trPr>
+        <w:tc>
+          <w:tcPr>
+            <w:tcW w:type="dxa" w:w="1100"/>
+            <w:tcBorders>
+              <w:top w:val="single" w:color="000000" w:sz="4"/>
+              <w:left w:val="single" w:color="000000" w:sz="4"/>
+              <w:bottom w:val="single" w:color="000000" w:sz="4"/>
+              <w:right w:val="single" w:color="000000" w:sz="4"/>
+            </w:tcBorders>
+            <w:tcMar>
+              <w:top w:type="dxa" w:w="40"/>
+              <w:left w:type="dxa" w:w="80"/>
+              <w:bottom w:type="dxa" w:w="40"/>
+              <w:right w:type="dxa" w:w="80"/>
+            </w:tcMar>
+            <w:vAlign w:val="top"/>
+          </w:tcPr>
+          <w:p>
+            <w:pPr>
+              <w:jc w:val="left"/>
+            </w:pPr>
+            <w:r>
+              <w:rPr>
+                <w:rFonts w:ascii="Times New Roman" w:cs="Times New Roman" w:eastAsia="Times New Roman" w:hAnsi="Times New Roman"/>
+                <w:b w:val="false"/>
+                <w:bCs w:val="false"/>
+                <w:sz w:val="20"/>
+                <w:szCs w:val="20"/>
+              </w:rPr>
+              <w:t xml:space="preserve">3.16</w:t>
+            </w:r>
+          </w:p>
+        </w:tc>
+        <w:tc>
+          <w:tcPr>
+            <w:tcW w:type="dxa" w:w="3200"/>
+            <w:tcBorders>
+              <w:top w:val="single" w:color="000000" w:sz="4"/>
+              <w:left w:val="single" w:color="000000" w:sz="4"/>
+              <w:bottom w:val="single" w:color="000000" w:sz="4"/>
+              <w:right w:val="single" w:color="000000" w:sz="4"/>
+            </w:tcBorders>
+            <w:tcMar>
+              <w:top w:type="dxa" w:w="40"/>
+              <w:left w:type="dxa" w:w="80"/>
+              <w:bottom w:type="dxa" w:w="40"/>
+              <w:right w:type="dxa" w:w="80"/>
+            </w:tcMar>
+            <w:vAlign w:val="top"/>
+          </w:tcPr>
+          <w:p>
+            <w:pPr>
+              <w:jc w:val="left"/>
+            </w:pPr>
+            <w:r>
+              <w:rPr>
+                <w:rFonts w:ascii="Times New Roman" w:cs="Times New Roman" w:eastAsia="Times New Roman" w:hAnsi="Times New Roman"/>
+                <w:b w:val="false"/>
+                <w:bCs w:val="false"/>
+                <w:sz w:val="20"/>
+                <w:szCs w:val="20"/>
+              </w:rPr>
+              <w:t xml:space="preserve">Стационарное охлаждение недоступных резервуаров</w:t>
+            </w:r>
+          </w:p>
+        </w:tc>
+        <w:tc>
+          <w:tcPr>
+            <w:tcW w:type="dxa" w:w="3000"/>
+            <w:tcBorders>
+              <w:top w:val="single" w:color="000000" w:sz="4"/>
+              <w:left w:val="single" w:color="000000" w:sz="4"/>
+              <w:bottom w:val="single" w:color="000000" w:sz="4"/>
+              <w:right w:val="single" w:color="000000" w:sz="4"/>
+            </w:tcBorders>
+            <w:tcMar>
+              <w:top w:type="dxa" w:w="40"/>
+              <w:left w:type="dxa" w:w="80"/>
+              <w:bottom w:type="dxa" w:w="40"/>
+              <w:right w:type="dxa" w:w="80"/>
+            </w:tcMar>
+            <w:vAlign w:val="top"/>
+          </w:tcPr>
+          <w:p>
+            <w:pPr>
+              <w:jc w:val="left"/>
+            </w:pPr>
+          </w:p>
+        </w:tc>
+        <w:tc>
+          <w:tcPr>
+            <w:tcW w:type="dxa" w:w="2054"/>
+            <w:tcBorders>
+              <w:top w:val="single" w:color="000000" w:sz="4"/>
+              <w:left w:val="single" w:color="000000" w:sz="4"/>
+              <w:bottom w:val="single" w:color="000000" w:sz="4"/>
+              <w:right w:val="single" w:color="000000" w:sz="4"/>
+            </w:tcBorders>
+            <w:tcMar>
+              <w:top w:type="dxa" w:w="40"/>
+              <w:left w:type="dxa" w:w="80"/>
+              <w:bottom w:type="dxa" w:w="40"/>
+              <w:right w:type="dxa" w:w="80"/>
+            </w:tcMar>
+            <w:vAlign w:val="top"/>
+          </w:tcPr>
+          <w:p>
+            <w:pPr>
+              <w:jc w:val="left"/>
+            </w:pPr>
+          </w:p>
+        </w:tc>
+      </w:tr>
+      <w:tr>
+        <w:trPr>
+          <w:cantSplit/>
+        </w:trPr>
+        <w:tc>
+          <w:tcPr>
+            <w:tcW w:type="dxa" w:w="1100"/>
+            <w:tcBorders>
+              <w:top w:val="single" w:color="000000" w:sz="4"/>
+              <w:left w:val="single" w:color="000000" w:sz="4"/>
+              <w:bottom w:val="single" w:color="000000" w:sz="4"/>
+              <w:right w:val="single" w:color="000000" w:sz="4"/>
+            </w:tcBorders>
+            <w:tcMar>
+              <w:top w:type="dxa" w:w="40"/>
+              <w:left w:type="dxa" w:w="80"/>
+              <w:bottom w:type="dxa" w:w="40"/>
+              <w:right w:type="dxa" w:w="80"/>
+            </w:tcMar>
+            <w:vAlign w:val="top"/>
+          </w:tcPr>
+          <w:p>
+            <w:pPr>
+              <w:jc w:val="left"/>
+            </w:pPr>
+            <w:r>
+              <w:rPr>
+                <w:rFonts w:ascii="Times New Roman" w:cs="Times New Roman" w:eastAsia="Times New Roman" w:hAnsi="Times New Roman"/>
+                <w:b w:val="false"/>
+                <w:bCs w:val="false"/>
+                <w:sz w:val="20"/>
+                <w:szCs w:val="20"/>
+              </w:rPr>
+              <w:t xml:space="preserve">3.17</w:t>
+            </w:r>
+          </w:p>
+        </w:tc>
+        <w:tc>
+          <w:tcPr>
+            <w:tcW w:type="dxa" w:w="3200"/>
+            <w:tcBorders>
+              <w:top w:val="single" w:color="000000" w:sz="4"/>
+              <w:left w:val="single" w:color="000000" w:sz="4"/>
+              <w:bottom w:val="single" w:color="000000" w:sz="4"/>
+              <w:right w:val="single" w:color="000000" w:sz="4"/>
+            </w:tcBorders>
+            <w:tcMar>
+              <w:top w:type="dxa" w:w="40"/>
+              <w:left w:type="dxa" w:w="80"/>
+              <w:bottom w:type="dxa" w:w="40"/>
+              <w:right w:type="dxa" w:w="80"/>
+            </w:tcMar>
+            <w:vAlign w:val="top"/>
+          </w:tcPr>
+          <w:p>
+            <w:pPr>
+              <w:jc w:val="left"/>
+            </w:pPr>
+            <w:r>
+              <w:rPr>
+                <w:rFonts w:ascii="Times New Roman" w:cs="Times New Roman" w:eastAsia="Times New Roman" w:hAnsi="Times New Roman"/>
+                <w:b w:val="false"/>
+                <w:bCs w:val="false"/>
+                <w:sz w:val="20"/>
+                <w:szCs w:val="20"/>
+              </w:rPr>
+              <w:t xml:space="preserve">Стационарное пенотушение недоступных резервуаров</w:t>
+            </w:r>
+          </w:p>
+        </w:tc>
+        <w:tc>
+          <w:tcPr>
+            <w:tcW w:type="dxa" w:w="3000"/>
+            <w:tcBorders>
+              <w:top w:val="single" w:color="000000" w:sz="4"/>
+              <w:left w:val="single" w:color="000000" w:sz="4"/>
+              <w:bottom w:val="single" w:color="000000" w:sz="4"/>
+              <w:right w:val="single" w:color="000000" w:sz="4"/>
+            </w:tcBorders>
+            <w:tcMar>
+              <w:top w:type="dxa" w:w="40"/>
+              <w:left w:type="dxa" w:w="80"/>
+              <w:bottom w:type="dxa" w:w="40"/>
+              <w:right w:type="dxa" w:w="80"/>
+            </w:tcMar>
+            <w:vAlign w:val="top"/>
+          </w:tcPr>
+          <w:p>
+            <w:pPr>
+              <w:jc w:val="left"/>
+            </w:pPr>
+          </w:p>
+        </w:tc>
+        <w:tc>
+          <w:tcPr>
+            <w:tcW w:type="dxa" w:w="2054"/>
+            <w:tcBorders>
+              <w:top w:val="single" w:color="000000" w:sz="4"/>
+              <w:left w:val="single" w:color="000000" w:sz="4"/>
+              <w:bottom w:val="single" w:color="000000" w:sz="4"/>
+              <w:right w:val="single" w:color="000000" w:sz="4"/>
+            </w:tcBorders>
+            <w:tcMar>
+              <w:top w:type="dxa" w:w="40"/>
+              <w:left w:type="dxa" w:w="80"/>
+              <w:bottom w:type="dxa" w:w="40"/>
+              <w:right w:type="dxa" w:w="80"/>
+            </w:tcMar>
+            <w:vAlign w:val="top"/>
+          </w:tcPr>
+          <w:p>
+            <w:pPr>
+              <w:jc w:val="left"/>
+            </w:pPr>
+          </w:p>
+        </w:tc>
+      </w:tr>
+      <w:tr>
+        <w:trPr>
+          <w:cantSplit/>
+        </w:trPr>
+        <w:tc>
+          <w:tcPr>
+            <w:tcW w:type="dxa" w:w="1100"/>
+            <w:tcBorders>
+              <w:top w:val="single" w:color="000000" w:sz="4"/>
+              <w:left w:val="single" w:color="000000" w:sz="4"/>
+              <w:bottom w:val="single" w:color="000000" w:sz="4"/>
+              <w:right w:val="single" w:color="000000" w:sz="4"/>
+            </w:tcBorders>
+            <w:tcMar>
+              <w:top w:type="dxa" w:w="40"/>
+              <w:left w:type="dxa" w:w="80"/>
+              <w:bottom w:type="dxa" w:w="40"/>
+              <w:right w:type="dxa" w:w="80"/>
+            </w:tcMar>
+            <w:vAlign w:val="top"/>
+          </w:tcPr>
+          <w:p>
+            <w:pPr>
+              <w:jc w:val="left"/>
+            </w:pPr>
+            <w:r>
+              <w:rPr>
+                <w:rFonts w:ascii="Times New Roman" w:cs="Times New Roman" w:eastAsia="Times New Roman" w:hAnsi="Times New Roman"/>
+                <w:b w:val="false"/>
+                <w:bCs w:val="false"/>
+                <w:sz w:val="20"/>
+                <w:szCs w:val="20"/>
+              </w:rPr>
+              <w:t xml:space="preserve">3.19</w:t>
+            </w:r>
+          </w:p>
+        </w:tc>
+        <w:tc>
+          <w:tcPr>
+            <w:tcW w:type="dxa" w:w="3200"/>
+            <w:tcBorders>
+              <w:top w:val="single" w:color="000000" w:sz="4"/>
+              <w:left w:val="single" w:color="000000" w:sz="4"/>
+              <w:bottom w:val="single" w:color="000000" w:sz="4"/>
+              <w:right w:val="single" w:color="000000" w:sz="4"/>
+            </w:tcBorders>
+            <w:tcMar>
+              <w:top w:type="dxa" w:w="40"/>
+              <w:left w:type="dxa" w:w="80"/>
+              <w:bottom w:type="dxa" w:w="40"/>
+              <w:right w:type="dxa" w:w="80"/>
+            </w:tcMar>
+            <w:vAlign w:val="top"/>
+          </w:tcPr>
+          <w:p>
+            <w:pPr>
+              <w:jc w:val="left"/>
+            </w:pPr>
+            <w:r>
+              <w:rPr>
+                <w:rFonts w:ascii="Times New Roman" w:cs="Times New Roman" w:eastAsia="Times New Roman" w:hAnsi="Times New Roman"/>
+                <w:b w:val="false"/>
+                <w:bCs w:val="false"/>
+                <w:sz w:val="20"/>
+                <w:szCs w:val="20"/>
+              </w:rPr>
+              <w:t xml:space="preserve">СОУЭ 2-го типа в ПСК</w:t>
+            </w:r>
+          </w:p>
+        </w:tc>
+        <w:tc>
+          <w:tcPr>
+            <w:tcW w:type="dxa" w:w="3000"/>
+            <w:tcBorders>
+              <w:top w:val="single" w:color="000000" w:sz="4"/>
+              <w:left w:val="single" w:color="000000" w:sz="4"/>
+              <w:bottom w:val="single" w:color="000000" w:sz="4"/>
+              <w:right w:val="single" w:color="000000" w:sz="4"/>
+            </w:tcBorders>
+            <w:tcMar>
+              <w:top w:type="dxa" w:w="40"/>
+              <w:left w:type="dxa" w:w="80"/>
+              <w:bottom w:type="dxa" w:w="40"/>
+              <w:right w:type="dxa" w:w="80"/>
+            </w:tcMar>
+            <w:vAlign w:val="top"/>
+          </w:tcPr>
+          <w:p>
+            <w:pPr>
+              <w:jc w:val="left"/>
+            </w:pPr>
+          </w:p>
+        </w:tc>
+        <w:tc>
+          <w:tcPr>
+            <w:tcW w:type="dxa" w:w="2054"/>
+            <w:tcBorders>
+              <w:top w:val="single" w:color="000000" w:sz="4"/>
+              <w:left w:val="single" w:color="000000" w:sz="4"/>
+              <w:bottom w:val="single" w:color="000000" w:sz="4"/>
+              <w:right w:val="single" w:color="000000" w:sz="4"/>
+            </w:tcBorders>
+            <w:tcMar>
+              <w:top w:type="dxa" w:w="40"/>
+              <w:left w:type="dxa" w:w="80"/>
+              <w:bottom w:type="dxa" w:w="40"/>
+              <w:right w:type="dxa" w:w="80"/>
+            </w:tcMar>
+            <w:vAlign w:val="top"/>
+          </w:tcPr>
+          <w:p>
+            <w:pPr>
+              <w:jc w:val="left"/>
+            </w:pPr>
+          </w:p>
+        </w:tc>
+      </w:tr>
+      <w:tr>
+        <w:trPr>
+          <w:cantSplit/>
+        </w:trPr>
+        <w:tc>
+          <w:tcPr>
+            <w:tcW w:type="dxa" w:w="1100"/>
+            <w:tcBorders>
+              <w:top w:val="single" w:color="000000" w:sz="4"/>
+              <w:left w:val="single" w:color="000000" w:sz="4"/>
+              <w:bottom w:val="single" w:color="000000" w:sz="4"/>
+              <w:right w:val="single" w:color="000000" w:sz="4"/>
+            </w:tcBorders>
+            <w:tcMar>
+              <w:top w:type="dxa" w:w="40"/>
+              <w:left w:type="dxa" w:w="80"/>
+              <w:bottom w:type="dxa" w:w="40"/>
+              <w:right w:type="dxa" w:w="80"/>
+            </w:tcMar>
+            <w:vAlign w:val="top"/>
+          </w:tcPr>
+          <w:p>
+            <w:pPr>
+              <w:jc w:val="left"/>
+            </w:pPr>
+            <w:r>
+              <w:rPr>
+                <w:rFonts w:ascii="Times New Roman" w:cs="Times New Roman" w:eastAsia="Times New Roman" w:hAnsi="Times New Roman"/>
+                <w:b w:val="false"/>
+                <w:bCs w:val="false"/>
+                <w:sz w:val="20"/>
+                <w:szCs w:val="20"/>
+              </w:rPr>
+              <w:t xml:space="preserve">3.22</w:t>
+            </w:r>
+          </w:p>
+        </w:tc>
+        <w:tc>
+          <w:tcPr>
+            <w:tcW w:type="dxa" w:w="3200"/>
+            <w:tcBorders>
+              <w:top w:val="single" w:color="000000" w:sz="4"/>
+              <w:left w:val="single" w:color="000000" w:sz="4"/>
+              <w:bottom w:val="single" w:color="000000" w:sz="4"/>
+              <w:right w:val="single" w:color="000000" w:sz="4"/>
+            </w:tcBorders>
+            <w:tcMar>
+              <w:top w:type="dxa" w:w="40"/>
+              <w:left w:type="dxa" w:w="80"/>
+              <w:bottom w:type="dxa" w:w="40"/>
+              <w:right w:type="dxa" w:w="80"/>
+            </w:tcMar>
+            <w:vAlign w:val="top"/>
+          </w:tcPr>
+          <w:p>
+            <w:pPr>
+              <w:jc w:val="left"/>
+            </w:pPr>
+            <w:r>
+              <w:rPr>
+                <w:rFonts w:ascii="Times New Roman" w:cs="Times New Roman" w:eastAsia="Times New Roman" w:hAnsi="Times New Roman"/>
+                <w:b w:val="false"/>
+                <w:bCs w:val="false"/>
+                <w:sz w:val="20"/>
+                <w:szCs w:val="20"/>
+              </w:rPr>
+              <w:t xml:space="preserve">ВПВ и НПВ</w:t>
+            </w:r>
+          </w:p>
+        </w:tc>
+        <w:tc>
+          <w:tcPr>
+            <w:tcW w:type="dxa" w:w="3000"/>
+            <w:tcBorders>
+              <w:top w:val="single" w:color="000000" w:sz="4"/>
+              <w:left w:val="single" w:color="000000" w:sz="4"/>
+              <w:bottom w:val="single" w:color="000000" w:sz="4"/>
+              <w:right w:val="single" w:color="000000" w:sz="4"/>
+            </w:tcBorders>
+            <w:tcMar>
+              <w:top w:type="dxa" w:w="40"/>
+              <w:left w:type="dxa" w:w="80"/>
+              <w:bottom w:type="dxa" w:w="40"/>
+              <w:right w:type="dxa" w:w="80"/>
+            </w:tcMar>
+            <w:vAlign w:val="top"/>
+          </w:tcPr>
+          <w:p>
+            <w:pPr>
+              <w:jc w:val="left"/>
+            </w:pPr>
+          </w:p>
+        </w:tc>
+        <w:tc>
+          <w:tcPr>
+            <w:tcW w:type="dxa" w:w="2054"/>
+            <w:tcBorders>
+              <w:top w:val="single" w:color="000000" w:sz="4"/>
+              <w:left w:val="single" w:color="000000" w:sz="4"/>
+              <w:bottom w:val="single" w:color="000000" w:sz="4"/>
+              <w:right w:val="single" w:color="000000" w:sz="4"/>
+            </w:tcBorders>
+            <w:tcMar>
+              <w:top w:type="dxa" w:w="40"/>
+              <w:left w:type="dxa" w:w="80"/>
+              <w:bottom w:type="dxa" w:w="40"/>
+              <w:right w:type="dxa" w:w="80"/>
+            </w:tcMar>
+            <w:vAlign w:val="top"/>
+          </w:tcPr>
+          <w:p>
+            <w:pPr>
+              <w:jc w:val="left"/>
+            </w:pPr>
+          </w:p>
+        </w:tc>
+      </w:tr>
+    </w:tbl>
+    <w:p>
+      <w:pPr>
+        <w:spacing w:after="60"/>
+      </w:pPr>
+    </w:p>
+    <w:p>
+      <w:pPr>
+        <w:spacing w:after="60" w:line="276"/>
+        <w:ind w:firstLine="709"/>
+        <w:jc w:val="both"/>
+      </w:pPr>
+      <w:r>
+        <w:rPr>
+          <w:rFonts w:ascii="Times New Roman" w:cs="Times New Roman" w:eastAsia="Times New Roman" w:hAnsi="Times New Roman"/>
+        </w:rPr>
+        <w:t xml:space="preserve">Заключение: требования СТУ выполнены в полном объёме / выполнены, за исключением пунктов ________________ (нужное подчеркнуть). Несоответствия и сроки их устранения – по ведомости дефектов № ___. Пункты с выводом «не оценено» и недостающие для оценки документы: ________________.</w:t>
+      </w:r>
+    </w:p>
+    <w:p>
+      <w:pPr>
+        <w:spacing w:after="60" w:line="276"/>
+        <w:ind w:firstLine="709"/>
+        <w:jc w:val="both"/>
+      </w:pPr>
+      <w:r>
+        <w:rPr>
+          <w:rFonts w:ascii="Times New Roman" w:cs="Times New Roman" w:eastAsia="Times New Roman" w:hAnsi="Times New Roman"/>
+        </w:rPr>
+        <w:t xml:space="preserve">Председатель комиссии: ________________ / ________________ /</w:t>
+      </w:r>
+    </w:p>
+    <w:p>
+      <w:pPr>
+        <w:spacing w:after="60" w:line="276"/>
+        <w:ind w:firstLine="709"/>
+        <w:jc w:val="both"/>
+      </w:pPr>
+      <w:r>
+        <w:rPr>
+          <w:rFonts w:ascii="Times New Roman" w:cs="Times New Roman" w:eastAsia="Times New Roman" w:hAnsi="Times New Roman"/>
+        </w:rPr>
+        <w:t xml:space="preserve">Члены комиссии: ________________ / ________________ /</w:t>
+      </w:r>
+    </w:p>
+    <w:p>
+      <w:pPr>
+        <w:pStyle w:val="Heading1"/>
+        <w:pageBreakBefore/>
+        <w:spacing w:after="0"/>
+        <w:jc w:val="center"/>
+      </w:pPr>
+      <w:r>
+        <w:rPr>
+          <w:rFonts w:ascii="Times New Roman" w:cs="Times New Roman" w:eastAsia="Times New Roman" w:hAnsi="Times New Roman"/>
+          <w:b/>
+          <w:bCs/>
+          <w:sz w:val="28"/>
+          <w:szCs w:val="28"/>
+        </w:rPr>
+        <w:t xml:space="preserve">Приложение Е</w:t>
+      </w:r>
+    </w:p>
+    <w:p>
+      <w:pPr>
+        <w:keepNext/>
+        <w:spacing w:after="0" w:before="0"/>
+        <w:jc w:val="center"/>
+      </w:pPr>
+      <w:r>
+        <w:rPr>
+          <w:rFonts w:ascii="Times New Roman" w:cs="Times New Roman" w:eastAsia="Times New Roman" w:hAnsi="Times New Roman"/>
+          <w:sz w:val="24"/>
+          <w:szCs w:val="24"/>
+        </w:rPr>
+        <w:t xml:space="preserve">(обязательное)</w:t>
+      </w:r>
+    </w:p>
+    <w:p>
+      <w:pPr>
+        <w:keepNext/>
+        <w:spacing w:after="160" w:before="60"/>
+        <w:jc w:val="center"/>
+      </w:pPr>
+      <w:r>
+        <w:rPr>
+          <w:rFonts w:ascii="Times New Roman" w:cs="Times New Roman" w:eastAsia="Times New Roman" w:hAnsi="Times New Roman"/>
+          <w:b/>
+          <w:bCs/>
+          <w:sz w:val="26"/>
+          <w:szCs w:val="26"/>
+        </w:rPr>
+        <w:t xml:space="preserve">Образец акта комплексных испытаний на работоспособность СПС</w:t>
+      </w:r>
+    </w:p>
+    <w:p>
+      <w:pPr>
+        <w:spacing w:after="80"/>
+        <w:ind w:firstLine="709"/>
+        <w:jc w:val="both"/>
+      </w:pPr>
+      <w:r>
+        <w:rPr>
+          <w:rFonts w:ascii="Times New Roman" w:cs="Times New Roman" w:eastAsia="Times New Roman" w:hAnsi="Times New Roman"/>
+          <w:sz w:val="22"/>
+          <w:szCs w:val="22"/>
+        </w:rPr>
+        <w:t xml:space="preserve">Примечание – Образец составлен по рекомендуемой форме приложения В ГОСТ Р 59638-2021. При расхождении применяется форма действующей редакции стандарта.</w:t>
+      </w:r>
+    </w:p>
+    <w:p>
+      <w:pPr>
+        <w:keepNext/>
+        <w:spacing w:after="0" w:before="120"/>
+        <w:jc w:val="center"/>
+      </w:pPr>
+      <w:r>
+        <w:rPr>
+          <w:rFonts w:ascii="Times New Roman" w:cs="Times New Roman" w:eastAsia="Times New Roman" w:hAnsi="Times New Roman"/>
+          <w:b/>
+          <w:bCs/>
+          <w:sz w:val="26"/>
+          <w:szCs w:val="26"/>
+        </w:rPr>
+        <w:t xml:space="preserve">АКТ</w:t>
+      </w:r>
+    </w:p>
+    <w:p>
+      <w:pPr>
+        <w:keepNext/>
+        <w:spacing w:after="160" w:before="0"/>
+        <w:jc w:val="center"/>
+      </w:pPr>
+      <w:r>
+        <w:rPr>
+          <w:rFonts w:ascii="Times New Roman" w:cs="Times New Roman" w:eastAsia="Times New Roman" w:hAnsi="Times New Roman"/>
+          <w:b/>
+          <w:bCs/>
+        </w:rPr>
+        <w:t xml:space="preserve">комплексных испытаний на работоспособность СПС</w:t>
+      </w:r>
+    </w:p>
+    <w:p>
+      <w:pPr>
+        <w:spacing w:after="60" w:line="276"/>
+        <w:ind w:firstLine="709"/>
+        <w:jc w:val="both"/>
+      </w:pPr>
+      <w:r>
+        <w:rPr>
+          <w:rFonts w:ascii="Times New Roman" w:cs="Times New Roman" w:eastAsia="Times New Roman" w:hAnsi="Times New Roman"/>
+        </w:rPr>
+        <w:t xml:space="preserve">Проведены комплексные испытания на работоспособность СПС ________________________________________________</w:t>
+      </w:r>
+    </w:p>
+    <w:p>
+      <w:pPr>
+        <w:spacing w:after="60" w:line="276"/>
+        <w:ind w:firstLine="709"/>
+        <w:jc w:val="both"/>
+      </w:pPr>
+      <w:r>
+        <w:rPr>
+          <w:rFonts w:ascii="Times New Roman" w:cs="Times New Roman" w:eastAsia="Times New Roman" w:hAnsi="Times New Roman"/>
+        </w:rPr>
+        <w:t xml:space="preserve">(полное наименование юридического лица или фамилия и инициалы индивидуального предпринимателя, проводившего проверку)</w:t>
+      </w:r>
+    </w:p>
+    <w:p>
+      <w:pPr>
+        <w:spacing w:after="60" w:line="276"/>
+        <w:ind w:firstLine="709"/>
+        <w:jc w:val="both"/>
+      </w:pPr>
+      <w:r>
+        <w:rPr>
+          <w:rFonts w:ascii="Times New Roman" w:cs="Times New Roman" w:eastAsia="Times New Roman" w:hAnsi="Times New Roman"/>
+        </w:rPr>
+        <w:t xml:space="preserve">на объекте: «Завод по производству, хранению, отгрузке смазочных материалов» филиала ООО «ЛЛК-Интернешнл» в с. Ворсино,</w:t>
+      </w:r>
+    </w:p>
+    <w:p>
+      <w:pPr>
+        <w:spacing w:after="60" w:line="276"/>
+        <w:ind w:firstLine="709"/>
+        <w:jc w:val="both"/>
+      </w:pPr>
+      <w:r>
+        <w:rPr>
+          <w:rFonts w:ascii="Times New Roman" w:cs="Times New Roman" w:eastAsia="Times New Roman" w:hAnsi="Times New Roman"/>
+        </w:rPr>
+        <w:t xml:space="preserve">расположенном по адресу: Калужская обл., Боровский р-н, с. Ворсино, Северная промышленная зона, владение 8.</w:t>
+      </w:r>
+    </w:p>
+    <w:p>
+      <w:pPr>
+        <w:spacing w:after="60" w:line="276"/>
+        <w:ind w:firstLine="709"/>
+        <w:jc w:val="both"/>
+      </w:pPr>
+      <w:r>
+        <w:rPr>
+          <w:rFonts w:ascii="Times New Roman" w:cs="Times New Roman" w:eastAsia="Times New Roman" w:hAnsi="Times New Roman"/>
+        </w:rPr>
+        <w:t xml:space="preserve">Комплексные испытания на работоспособность СПС проведены в период с «___» __________ 2026 г. по «___» __________ 2026 г. в соответствии с проектом № ________, выполненным ________________________, и Программой комплексных испытаний систем противопожарной защиты </w:t>
+      </w:r>
+      <w:r>
+        <w:rPr>
+          <w:rFonts w:ascii="Times New Roman" w:cs="Times New Roman" w:eastAsia="Times New Roman" w:hAnsi="Times New Roman"/>
+          <w:highlight w:val="yellow"/>
+          <w:highlightCs w:val="yellow"/>
+        </w:rPr>
+        <w:t xml:space="preserve">[обозначение]</w:t>
+      </w:r>
+      <w:r>
+        <w:rPr>
+          <w:rFonts w:ascii="Times New Roman" w:cs="Times New Roman" w:eastAsia="Times New Roman" w:hAnsi="Times New Roman"/>
+        </w:rPr>
+        <w:t xml:space="preserve">.</w:t>
+      </w:r>
+    </w:p>
+    <w:p>
+      <w:pPr>
+        <w:spacing w:after="60" w:line="276"/>
+        <w:ind w:firstLine="709"/>
+        <w:jc w:val="both"/>
+      </w:pPr>
+      <w:r>
+        <w:rPr>
+          <w:rFonts w:ascii="Times New Roman" w:cs="Times New Roman" w:eastAsia="Times New Roman" w:hAnsi="Times New Roman"/>
+        </w:rPr>
+        <w:t xml:space="preserve">В результате комплексных испытаний на работоспособность СПС установлено: ________________________________________________</w:t>
+      </w:r>
+    </w:p>
+    <w:p>
+      <w:pPr>
+        <w:spacing w:after="60" w:line="276"/>
+        <w:ind w:firstLine="709"/>
+        <w:jc w:val="both"/>
+      </w:pPr>
+      <w:r>
+        <w:rPr>
+          <w:rFonts w:ascii="Times New Roman" w:cs="Times New Roman" w:eastAsia="Times New Roman" w:hAnsi="Times New Roman"/>
+        </w:rPr>
+        <w:t xml:space="preserve">(указывается работоспособность или неработоспособность СПС; при неработоспособности – перечень выявленных несоответствий)</w:t>
+      </w:r>
+    </w:p>
+    <w:tbl>
+      <w:tblPr>
+        <w:tblW w:type="dxa" w:w="9354"/>
+        <w:tblBorders>
+          <w:top w:val="single" w:color="auto" w:sz="4"/>
+          <w:left w:val="single" w:color="auto" w:sz="4"/>
+          <w:bottom w:val="single" w:color="auto" w:sz="4"/>
+          <w:right w:val="single" w:color="auto" w:sz="4"/>
+          <w:insideH w:val="single" w:color="auto" w:sz="4"/>
+          <w:insideV w:val="single" w:color="auto" w:sz="4"/>
+        </w:tblBorders>
+      </w:tblPr>
+      <w:tblGrid>
+        <w:gridCol w:w="4677"/>
+        <w:gridCol w:w="4677"/>
+      </w:tblGrid>
+      <w:tr>
+        <w:tc>
+          <w:tcPr>
+            <w:tcW w:type="dxa" w:w="4677"/>
+            <w:tcBorders>
+              <w:top w:val="none" w:color="FFFFFF" w:sz="0"/>
+              <w:left w:val="none" w:color="FFFFFF" w:sz="0"/>
+              <w:bottom w:val="none" w:color="FFFFFF" w:sz="0"/>
+              <w:right w:val="none" w:color="FFFFFF" w:sz="0"/>
+            </w:tcBorders>
+          </w:tcPr>
+          <w:p>
+            <w:pPr>
+              <w:spacing w:after="60"/>
+            </w:pPr>
+            <w:r>
+              <w:rPr>
+                <w:rFonts w:ascii="Times New Roman" w:cs="Times New Roman" w:eastAsia="Times New Roman" w:hAnsi="Times New Roman"/>
+                <w:sz w:val="24"/>
+                <w:szCs w:val="24"/>
+              </w:rPr>
+              <w:t xml:space="preserve">Представитель заказчика:</w:t>
+            </w:r>
+          </w:p>
+          <w:p>
+            <w:pPr>
+              <w:spacing w:after="60"/>
+            </w:pPr>
+            <w:r>
+              <w:rPr>
+                <w:rFonts w:ascii="Times New Roman" w:cs="Times New Roman" w:eastAsia="Times New Roman" w:hAnsi="Times New Roman"/>
+                <w:sz w:val="24"/>
+                <w:szCs w:val="24"/>
+              </w:rPr>
+              <w:t xml:space="preserve">________________ (должность)</w:t>
+            </w:r>
+          </w:p>
+          <w:p>
+            <w:pPr>
+              <w:spacing w:after="60"/>
+            </w:pPr>
+            <w:r>
+              <w:rPr>
+                <w:rFonts w:ascii="Times New Roman" w:cs="Times New Roman" w:eastAsia="Times New Roman" w:hAnsi="Times New Roman"/>
+                <w:sz w:val="24"/>
+                <w:szCs w:val="24"/>
+              </w:rPr>
+              <w:t xml:space="preserve">________________ (фамилия и инициалы)</w:t>
+            </w:r>
+          </w:p>
+          <w:p>
+            <w:pPr>
+              <w:spacing w:after="60"/>
+            </w:pPr>
+            <w:r>
+              <w:rPr>
+                <w:rFonts w:ascii="Times New Roman" w:cs="Times New Roman" w:eastAsia="Times New Roman" w:hAnsi="Times New Roman"/>
+                <w:sz w:val="24"/>
+                <w:szCs w:val="24"/>
+              </w:rPr>
+              <w:t xml:space="preserve">________________ (подпись)</w:t>
+            </w:r>
+          </w:p>
+          <w:p>
+            <w:pPr>
+              <w:spacing w:after="60"/>
+            </w:pPr>
+            <w:r>
+              <w:rPr>
+                <w:rFonts w:ascii="Times New Roman" w:cs="Times New Roman" w:eastAsia="Times New Roman" w:hAnsi="Times New Roman"/>
+                <w:sz w:val="24"/>
+                <w:szCs w:val="24"/>
+              </w:rPr>
+              <w:t xml:space="preserve">«___» __________ 2026 г.</w:t>
+            </w:r>
+          </w:p>
+          <w:p>
+            <w:pPr>
+              <w:spacing w:after="60"/>
+            </w:pPr>
+            <w:r>
+              <w:rPr>
+                <w:rFonts w:ascii="Times New Roman" w:cs="Times New Roman" w:eastAsia="Times New Roman" w:hAnsi="Times New Roman"/>
+                <w:sz w:val="24"/>
+                <w:szCs w:val="24"/>
+              </w:rPr>
+              <w:t xml:space="preserve">М. П.</w:t>
+            </w:r>
+          </w:p>
+        </w:tc>
+        <w:tc>
+          <w:tcPr>
+            <w:tcW w:type="dxa" w:w="4677"/>
+            <w:tcBorders>
+              <w:top w:val="none" w:color="FFFFFF" w:sz="0"/>
+              <w:left w:val="none" w:color="FFFFFF" w:sz="0"/>
+              <w:bottom w:val="none" w:color="FFFFFF" w:sz="0"/>
+              <w:right w:val="none" w:color="FFFFFF" w:sz="0"/>
+            </w:tcBorders>
+          </w:tcPr>
+          <w:p>
+            <w:pPr>
+              <w:spacing w:after="60"/>
+            </w:pPr>
+            <w:r>
+              <w:rPr>
+                <w:rFonts w:ascii="Times New Roman" w:cs="Times New Roman" w:eastAsia="Times New Roman" w:hAnsi="Times New Roman"/>
+                <w:sz w:val="24"/>
+                <w:szCs w:val="24"/>
+              </w:rPr>
+              <w:t xml:space="preserve">Представитель подрядчика:</w:t>
+            </w:r>
+          </w:p>
+          <w:p>
+            <w:pPr>
+              <w:spacing w:after="60"/>
+            </w:pPr>
+            <w:r>
+              <w:rPr>
+                <w:rFonts w:ascii="Times New Roman" w:cs="Times New Roman" w:eastAsia="Times New Roman" w:hAnsi="Times New Roman"/>
+                <w:sz w:val="24"/>
+                <w:szCs w:val="24"/>
+              </w:rPr>
+              <w:t xml:space="preserve">________________ (должность)</w:t>
+            </w:r>
+          </w:p>
+          <w:p>
+            <w:pPr>
+              <w:spacing w:after="60"/>
+            </w:pPr>
+            <w:r>
+              <w:rPr>
+                <w:rFonts w:ascii="Times New Roman" w:cs="Times New Roman" w:eastAsia="Times New Roman" w:hAnsi="Times New Roman"/>
+                <w:sz w:val="24"/>
+                <w:szCs w:val="24"/>
+              </w:rPr>
+              <w:t xml:space="preserve">________________ (фамилия и инициалы)</w:t>
+            </w:r>
+          </w:p>
+          <w:p>
+            <w:pPr>
+              <w:spacing w:after="60"/>
+            </w:pPr>
+            <w:r>
+              <w:rPr>
+                <w:rFonts w:ascii="Times New Roman" w:cs="Times New Roman" w:eastAsia="Times New Roman" w:hAnsi="Times New Roman"/>
+                <w:sz w:val="24"/>
+                <w:szCs w:val="24"/>
+              </w:rPr>
+              <w:t xml:space="preserve">________________ (подпись)</w:t>
+            </w:r>
+          </w:p>
+          <w:p>
+            <w:pPr>
+              <w:spacing w:after="60"/>
+            </w:pPr>
+            <w:r>
+              <w:rPr>
+                <w:rFonts w:ascii="Times New Roman" w:cs="Times New Roman" w:eastAsia="Times New Roman" w:hAnsi="Times New Roman"/>
+                <w:sz w:val="24"/>
+                <w:szCs w:val="24"/>
+              </w:rPr>
+              <w:t xml:space="preserve">«___» __________ 2026 г.</w:t>
+            </w:r>
+          </w:p>
+          <w:p>
+            <w:pPr>
+              <w:spacing w:after="60"/>
+            </w:pPr>
+            <w:r>
+              <w:rPr>
+                <w:rFonts w:ascii="Times New Roman" w:cs="Times New Roman" w:eastAsia="Times New Roman" w:hAnsi="Times New Roman"/>
+                <w:sz w:val="24"/>
+                <w:szCs w:val="24"/>
+              </w:rPr>
+              <w:t xml:space="preserve">М. П.</w:t>
+            </w:r>
+          </w:p>
+        </w:tc>
+      </w:tr>
+    </w:tbl>
+    <w:p>
+      <w:pPr>
+        <w:pStyle w:val="Heading1"/>
+        <w:pageBreakBefore/>
+        <w:spacing w:after="0"/>
+        <w:jc w:val="center"/>
+      </w:pPr>
+      <w:r>
+        <w:rPr>
+          <w:rFonts w:ascii="Times New Roman" w:cs="Times New Roman" w:eastAsia="Times New Roman" w:hAnsi="Times New Roman"/>
+          <w:b/>
+          <w:bCs/>
+          <w:sz w:val="28"/>
+          <w:szCs w:val="28"/>
+        </w:rPr>
+        <w:t xml:space="preserve">Приложение Ж</w:t>
       </w:r>
     </w:p>
     <w:p>
